--- a/3_Documentazione/Agenda Intelligenze documentazione.docx
+++ b/3_Documentazione/Agenda Intelligenze documentazione.docx
@@ -59,7 +59,7 @@
       <w:pPr>
         <w:pStyle w:val="Titolo1"/>
       </w:pPr>
-      <w:bookmarkStart w:id="0" w:name="_Toc124935596"/>
+      <w:bookmarkStart w:id="0" w:name="_Toc242441882"/>
       <w:r>
         <w:lastRenderedPageBreak/>
         <w:t>Indice</w:t>
@@ -76,9 +76,11 @@
         <w:rPr>
           <w:rFonts w:asciiTheme="minorHAnsi" w:eastAsiaTheme="minorEastAsia" w:hAnsiTheme="minorHAnsi" w:cstheme="minorBidi"/>
           <w:noProof/>
-          <w:sz w:val="22"/>
-          <w:szCs w:val="22"/>
+          <w:kern w:val="2"/>
+          <w:sz w:val="24"/>
+          <w:szCs w:val="24"/>
           <w:lang w:eastAsia="it-CH"/>
+          <w14:ligatures w14:val="standardContextual"/>
         </w:rPr>
       </w:pPr>
       <w:r>
@@ -100,9 +102,11 @@
         <w:rPr>
           <w:rFonts w:asciiTheme="minorHAnsi" w:eastAsiaTheme="minorEastAsia" w:hAnsiTheme="minorHAnsi" w:cstheme="minorBidi"/>
           <w:noProof/>
-          <w:sz w:val="22"/>
-          <w:szCs w:val="22"/>
+          <w:kern w:val="2"/>
+          <w:sz w:val="24"/>
+          <w:szCs w:val="24"/>
           <w:lang w:eastAsia="it-CH"/>
+          <w14:ligatures w14:val="standardContextual"/>
         </w:rPr>
         <w:tab/>
       </w:r>
@@ -128,7 +132,7 @@
         <w:rPr>
           <w:noProof/>
         </w:rPr>
-        <w:instrText xml:space="preserve"> PAGEREF _Toc124935596 \h </w:instrText>
+        <w:instrText xml:space="preserve"> PAGEREF _Toc242441882 \h </w:instrText>
       </w:r>
       <w:r>
         <w:rPr>
@@ -164,9 +168,11 @@
         <w:rPr>
           <w:rFonts w:asciiTheme="minorHAnsi" w:eastAsiaTheme="minorEastAsia" w:hAnsiTheme="minorHAnsi" w:cstheme="minorBidi"/>
           <w:noProof/>
-          <w:sz w:val="22"/>
-          <w:szCs w:val="22"/>
+          <w:kern w:val="2"/>
+          <w:sz w:val="24"/>
+          <w:szCs w:val="24"/>
           <w:lang w:eastAsia="it-CH"/>
+          <w14:ligatures w14:val="standardContextual"/>
         </w:rPr>
       </w:pPr>
       <w:r>
@@ -179,9 +185,11 @@
         <w:rPr>
           <w:rFonts w:asciiTheme="minorHAnsi" w:eastAsiaTheme="minorEastAsia" w:hAnsiTheme="minorHAnsi" w:cstheme="minorBidi"/>
           <w:noProof/>
-          <w:sz w:val="22"/>
-          <w:szCs w:val="22"/>
+          <w:kern w:val="2"/>
+          <w:sz w:val="24"/>
+          <w:szCs w:val="24"/>
           <w:lang w:eastAsia="it-CH"/>
+          <w14:ligatures w14:val="standardContextual"/>
         </w:rPr>
         <w:tab/>
       </w:r>
@@ -207,7 +215,7 @@
         <w:rPr>
           <w:noProof/>
         </w:rPr>
-        <w:instrText xml:space="preserve"> PAGEREF _Toc124935597 \h </w:instrText>
+        <w:instrText xml:space="preserve"> PAGEREF _Toc242441883 \h </w:instrText>
       </w:r>
       <w:r>
         <w:rPr>
@@ -243,9 +251,11 @@
         <w:rPr>
           <w:rFonts w:asciiTheme="minorHAnsi" w:eastAsiaTheme="minorEastAsia" w:hAnsiTheme="minorHAnsi" w:cstheme="minorBidi"/>
           <w:noProof/>
-          <w:sz w:val="22"/>
-          <w:szCs w:val="22"/>
+          <w:kern w:val="2"/>
+          <w:sz w:val="24"/>
+          <w:szCs w:val="24"/>
           <w:lang w:eastAsia="it-CH"/>
+          <w14:ligatures w14:val="standardContextual"/>
         </w:rPr>
       </w:pPr>
       <w:r>
@@ -258,9 +268,11 @@
         <w:rPr>
           <w:rFonts w:asciiTheme="minorHAnsi" w:eastAsiaTheme="minorEastAsia" w:hAnsiTheme="minorHAnsi" w:cstheme="minorBidi"/>
           <w:noProof/>
-          <w:sz w:val="22"/>
-          <w:szCs w:val="22"/>
+          <w:kern w:val="2"/>
+          <w:sz w:val="24"/>
+          <w:szCs w:val="24"/>
           <w:lang w:eastAsia="it-CH"/>
+          <w14:ligatures w14:val="standardContextual"/>
         </w:rPr>
         <w:tab/>
       </w:r>
@@ -286,7 +298,7 @@
         <w:rPr>
           <w:noProof/>
         </w:rPr>
-        <w:instrText xml:space="preserve"> PAGEREF _Toc124935598 \h </w:instrText>
+        <w:instrText xml:space="preserve"> PAGEREF _Toc242441884 \h </w:instrText>
       </w:r>
       <w:r>
         <w:rPr>
@@ -322,9 +334,11 @@
         <w:rPr>
           <w:rFonts w:asciiTheme="minorHAnsi" w:eastAsiaTheme="minorEastAsia" w:hAnsiTheme="minorHAnsi" w:cstheme="minorBidi"/>
           <w:noProof/>
-          <w:sz w:val="22"/>
-          <w:szCs w:val="22"/>
+          <w:kern w:val="2"/>
+          <w:sz w:val="24"/>
+          <w:szCs w:val="24"/>
           <w:lang w:eastAsia="it-CH"/>
+          <w14:ligatures w14:val="standardContextual"/>
         </w:rPr>
       </w:pPr>
       <w:r>
@@ -337,9 +351,11 @@
         <w:rPr>
           <w:rFonts w:asciiTheme="minorHAnsi" w:eastAsiaTheme="minorEastAsia" w:hAnsiTheme="minorHAnsi" w:cstheme="minorBidi"/>
           <w:noProof/>
-          <w:sz w:val="22"/>
-          <w:szCs w:val="22"/>
+          <w:kern w:val="2"/>
+          <w:sz w:val="24"/>
+          <w:szCs w:val="24"/>
           <w:lang w:eastAsia="it-CH"/>
+          <w14:ligatures w14:val="standardContextual"/>
         </w:rPr>
         <w:tab/>
       </w:r>
@@ -365,7 +381,7 @@
         <w:rPr>
           <w:noProof/>
         </w:rPr>
-        <w:instrText xml:space="preserve"> PAGEREF _Toc124935599 \h </w:instrText>
+        <w:instrText xml:space="preserve"> PAGEREF _Toc242441885 \h </w:instrText>
       </w:r>
       <w:r>
         <w:rPr>
@@ -401,9 +417,11 @@
         <w:rPr>
           <w:rFonts w:asciiTheme="minorHAnsi" w:eastAsiaTheme="minorEastAsia" w:hAnsiTheme="minorHAnsi" w:cstheme="minorBidi"/>
           <w:noProof/>
-          <w:sz w:val="22"/>
-          <w:szCs w:val="22"/>
+          <w:kern w:val="2"/>
+          <w:sz w:val="24"/>
+          <w:szCs w:val="24"/>
           <w:lang w:eastAsia="it-CH"/>
+          <w14:ligatures w14:val="standardContextual"/>
         </w:rPr>
       </w:pPr>
       <w:r>
@@ -416,9 +434,11 @@
         <w:rPr>
           <w:rFonts w:asciiTheme="minorHAnsi" w:eastAsiaTheme="minorEastAsia" w:hAnsiTheme="minorHAnsi" w:cstheme="minorBidi"/>
           <w:noProof/>
-          <w:sz w:val="22"/>
-          <w:szCs w:val="22"/>
+          <w:kern w:val="2"/>
+          <w:sz w:val="24"/>
+          <w:szCs w:val="24"/>
           <w:lang w:eastAsia="it-CH"/>
+          <w14:ligatures w14:val="standardContextual"/>
         </w:rPr>
         <w:tab/>
       </w:r>
@@ -444,7 +464,7 @@
         <w:rPr>
           <w:noProof/>
         </w:rPr>
-        <w:instrText xml:space="preserve"> PAGEREF _Toc124935600 \h </w:instrText>
+        <w:instrText xml:space="preserve"> PAGEREF _Toc242441886 \h </w:instrText>
       </w:r>
       <w:r>
         <w:rPr>
@@ -461,7 +481,7 @@
         <w:rPr>
           <w:noProof/>
         </w:rPr>
-        <w:t>3</w:t>
+        <w:t>4</w:t>
       </w:r>
       <w:r>
         <w:rPr>
@@ -480,9 +500,11 @@
         <w:rPr>
           <w:rFonts w:asciiTheme="minorHAnsi" w:eastAsiaTheme="minorEastAsia" w:hAnsiTheme="minorHAnsi" w:cstheme="minorBidi"/>
           <w:noProof/>
-          <w:sz w:val="22"/>
-          <w:szCs w:val="22"/>
+          <w:kern w:val="2"/>
+          <w:sz w:val="24"/>
+          <w:szCs w:val="24"/>
           <w:lang w:eastAsia="it-CH"/>
+          <w14:ligatures w14:val="standardContextual"/>
         </w:rPr>
       </w:pPr>
       <w:r>
@@ -495,9 +517,11 @@
         <w:rPr>
           <w:rFonts w:asciiTheme="minorHAnsi" w:eastAsiaTheme="minorEastAsia" w:hAnsiTheme="minorHAnsi" w:cstheme="minorBidi"/>
           <w:noProof/>
-          <w:sz w:val="22"/>
-          <w:szCs w:val="22"/>
+          <w:kern w:val="2"/>
+          <w:sz w:val="24"/>
+          <w:szCs w:val="24"/>
           <w:lang w:eastAsia="it-CH"/>
+          <w14:ligatures w14:val="standardContextual"/>
         </w:rPr>
         <w:tab/>
       </w:r>
@@ -523,7 +547,7 @@
         <w:rPr>
           <w:noProof/>
         </w:rPr>
-        <w:instrText xml:space="preserve"> PAGEREF _Toc124935601 \h </w:instrText>
+        <w:instrText xml:space="preserve"> PAGEREF _Toc242441887 \h </w:instrText>
       </w:r>
       <w:r>
         <w:rPr>
@@ -540,7 +564,7 @@
         <w:rPr>
           <w:noProof/>
         </w:rPr>
-        <w:t>4</w:t>
+        <w:t>5</w:t>
       </w:r>
       <w:r>
         <w:rPr>
@@ -559,9 +583,11 @@
         <w:rPr>
           <w:rFonts w:asciiTheme="minorHAnsi" w:eastAsiaTheme="minorEastAsia" w:hAnsiTheme="minorHAnsi" w:cstheme="minorBidi"/>
           <w:noProof/>
-          <w:sz w:val="22"/>
-          <w:szCs w:val="22"/>
+          <w:kern w:val="2"/>
+          <w:sz w:val="24"/>
+          <w:szCs w:val="24"/>
           <w:lang w:eastAsia="it-CH"/>
+          <w14:ligatures w14:val="standardContextual"/>
         </w:rPr>
       </w:pPr>
       <w:r>
@@ -574,9 +600,11 @@
         <w:rPr>
           <w:rFonts w:asciiTheme="minorHAnsi" w:eastAsiaTheme="minorEastAsia" w:hAnsiTheme="minorHAnsi" w:cstheme="minorBidi"/>
           <w:noProof/>
-          <w:sz w:val="22"/>
-          <w:szCs w:val="22"/>
+          <w:kern w:val="2"/>
+          <w:sz w:val="24"/>
+          <w:szCs w:val="24"/>
           <w:lang w:eastAsia="it-CH"/>
+          <w14:ligatures w14:val="standardContextual"/>
         </w:rPr>
         <w:tab/>
       </w:r>
@@ -602,7 +630,7 @@
         <w:rPr>
           <w:noProof/>
         </w:rPr>
-        <w:instrText xml:space="preserve"> PAGEREF _Toc124935602 \h </w:instrText>
+        <w:instrText xml:space="preserve"> PAGEREF _Toc242441888 \h </w:instrText>
       </w:r>
       <w:r>
         <w:rPr>
@@ -619,7 +647,7 @@
         <w:rPr>
           <w:noProof/>
         </w:rPr>
-        <w:t>4</w:t>
+        <w:t>5</w:t>
       </w:r>
       <w:r>
         <w:rPr>
@@ -638,9 +666,11 @@
         <w:rPr>
           <w:rFonts w:asciiTheme="minorHAnsi" w:eastAsiaTheme="minorEastAsia" w:hAnsiTheme="minorHAnsi" w:cstheme="minorBidi"/>
           <w:noProof/>
-          <w:sz w:val="22"/>
-          <w:szCs w:val="22"/>
+          <w:kern w:val="2"/>
+          <w:sz w:val="24"/>
+          <w:szCs w:val="24"/>
           <w:lang w:eastAsia="it-CH"/>
+          <w14:ligatures w14:val="standardContextual"/>
         </w:rPr>
       </w:pPr>
       <w:r>
@@ -653,9 +683,11 @@
         <w:rPr>
           <w:rFonts w:asciiTheme="minorHAnsi" w:eastAsiaTheme="minorEastAsia" w:hAnsiTheme="minorHAnsi" w:cstheme="minorBidi"/>
           <w:noProof/>
-          <w:sz w:val="22"/>
-          <w:szCs w:val="22"/>
+          <w:kern w:val="2"/>
+          <w:sz w:val="24"/>
+          <w:szCs w:val="24"/>
           <w:lang w:eastAsia="it-CH"/>
+          <w14:ligatures w14:val="standardContextual"/>
         </w:rPr>
         <w:tab/>
       </w:r>
@@ -681,7 +713,7 @@
         <w:rPr>
           <w:noProof/>
         </w:rPr>
-        <w:instrText xml:space="preserve"> PAGEREF _Toc124935603 \h </w:instrText>
+        <w:instrText xml:space="preserve"> PAGEREF _Toc242441889 \h </w:instrText>
       </w:r>
       <w:r>
         <w:rPr>
@@ -698,7 +730,7 @@
         <w:rPr>
           <w:noProof/>
         </w:rPr>
-        <w:t>4</w:t>
+        <w:t>5</w:t>
       </w:r>
       <w:r>
         <w:rPr>
@@ -717,9 +749,11 @@
         <w:rPr>
           <w:rFonts w:asciiTheme="minorHAnsi" w:eastAsiaTheme="minorEastAsia" w:hAnsiTheme="minorHAnsi" w:cstheme="minorBidi"/>
           <w:noProof/>
-          <w:sz w:val="22"/>
-          <w:szCs w:val="22"/>
+          <w:kern w:val="2"/>
+          <w:sz w:val="24"/>
+          <w:szCs w:val="24"/>
           <w:lang w:eastAsia="it-CH"/>
+          <w14:ligatures w14:val="standardContextual"/>
         </w:rPr>
       </w:pPr>
       <w:r>
@@ -732,9 +766,11 @@
         <w:rPr>
           <w:rFonts w:asciiTheme="minorHAnsi" w:eastAsiaTheme="minorEastAsia" w:hAnsiTheme="minorHAnsi" w:cstheme="minorBidi"/>
           <w:noProof/>
-          <w:sz w:val="22"/>
-          <w:szCs w:val="22"/>
+          <w:kern w:val="2"/>
+          <w:sz w:val="24"/>
+          <w:szCs w:val="24"/>
           <w:lang w:eastAsia="it-CH"/>
+          <w14:ligatures w14:val="standardContextual"/>
         </w:rPr>
         <w:tab/>
       </w:r>
@@ -760,7 +796,7 @@
         <w:rPr>
           <w:noProof/>
         </w:rPr>
-        <w:instrText xml:space="preserve"> PAGEREF _Toc124935604 \h </w:instrText>
+        <w:instrText xml:space="preserve"> PAGEREF _Toc242441890 \h </w:instrText>
       </w:r>
       <w:r>
         <w:rPr>
@@ -777,7 +813,7 @@
         <w:rPr>
           <w:noProof/>
         </w:rPr>
-        <w:t>7</w:t>
+        <w:t>9</w:t>
       </w:r>
       <w:r>
         <w:rPr>
@@ -796,9 +832,11 @@
         <w:rPr>
           <w:rFonts w:asciiTheme="minorHAnsi" w:eastAsiaTheme="minorEastAsia" w:hAnsiTheme="minorHAnsi" w:cstheme="minorBidi"/>
           <w:noProof/>
-          <w:sz w:val="22"/>
-          <w:szCs w:val="22"/>
+          <w:kern w:val="2"/>
+          <w:sz w:val="24"/>
+          <w:szCs w:val="24"/>
           <w:lang w:eastAsia="it-CH"/>
+          <w14:ligatures w14:val="standardContextual"/>
         </w:rPr>
       </w:pPr>
       <w:r>
@@ -811,9 +849,11 @@
         <w:rPr>
           <w:rFonts w:asciiTheme="minorHAnsi" w:eastAsiaTheme="minorEastAsia" w:hAnsiTheme="minorHAnsi" w:cstheme="minorBidi"/>
           <w:noProof/>
-          <w:sz w:val="22"/>
-          <w:szCs w:val="22"/>
+          <w:kern w:val="2"/>
+          <w:sz w:val="24"/>
+          <w:szCs w:val="24"/>
           <w:lang w:eastAsia="it-CH"/>
+          <w14:ligatures w14:val="standardContextual"/>
         </w:rPr>
         <w:tab/>
       </w:r>
@@ -839,7 +879,7 @@
         <w:rPr>
           <w:noProof/>
         </w:rPr>
-        <w:instrText xml:space="preserve"> PAGEREF _Toc124935605 \h </w:instrText>
+        <w:instrText xml:space="preserve"> PAGEREF _Toc242441891 \h </w:instrText>
       </w:r>
       <w:r>
         <w:rPr>
@@ -856,7 +896,7 @@
         <w:rPr>
           <w:noProof/>
         </w:rPr>
-        <w:t>7</w:t>
+        <w:t>10</w:t>
       </w:r>
       <w:r>
         <w:rPr>
@@ -875,9 +915,11 @@
         <w:rPr>
           <w:rFonts w:asciiTheme="minorHAnsi" w:eastAsiaTheme="minorEastAsia" w:hAnsiTheme="minorHAnsi" w:cstheme="minorBidi"/>
           <w:noProof/>
-          <w:sz w:val="22"/>
-          <w:szCs w:val="22"/>
+          <w:kern w:val="2"/>
+          <w:sz w:val="24"/>
+          <w:szCs w:val="24"/>
           <w:lang w:eastAsia="it-CH"/>
+          <w14:ligatures w14:val="standardContextual"/>
         </w:rPr>
       </w:pPr>
       <w:r>
@@ -890,9 +932,11 @@
         <w:rPr>
           <w:rFonts w:asciiTheme="minorHAnsi" w:eastAsiaTheme="minorEastAsia" w:hAnsiTheme="minorHAnsi" w:cstheme="minorBidi"/>
           <w:noProof/>
-          <w:sz w:val="22"/>
-          <w:szCs w:val="22"/>
+          <w:kern w:val="2"/>
+          <w:sz w:val="24"/>
+          <w:szCs w:val="24"/>
           <w:lang w:eastAsia="it-CH"/>
+          <w14:ligatures w14:val="standardContextual"/>
         </w:rPr>
         <w:tab/>
       </w:r>
@@ -918,7 +962,7 @@
         <w:rPr>
           <w:noProof/>
         </w:rPr>
-        <w:instrText xml:space="preserve"> PAGEREF _Toc124935606 \h </w:instrText>
+        <w:instrText xml:space="preserve"> PAGEREF _Toc242441892 \h </w:instrText>
       </w:r>
       <w:r>
         <w:rPr>
@@ -935,7 +979,7 @@
         <w:rPr>
           <w:noProof/>
         </w:rPr>
-        <w:t>9</w:t>
+        <w:t>11</w:t>
       </w:r>
       <w:r>
         <w:rPr>
@@ -954,9 +998,11 @@
         <w:rPr>
           <w:rFonts w:asciiTheme="minorHAnsi" w:eastAsiaTheme="minorEastAsia" w:hAnsiTheme="minorHAnsi" w:cstheme="minorBidi"/>
           <w:noProof/>
-          <w:sz w:val="22"/>
-          <w:szCs w:val="22"/>
+          <w:kern w:val="2"/>
+          <w:sz w:val="24"/>
+          <w:szCs w:val="24"/>
           <w:lang w:eastAsia="it-CH"/>
+          <w14:ligatures w14:val="standardContextual"/>
         </w:rPr>
       </w:pPr>
       <w:r>
@@ -969,9 +1015,11 @@
         <w:rPr>
           <w:rFonts w:asciiTheme="minorHAnsi" w:eastAsiaTheme="minorEastAsia" w:hAnsiTheme="minorHAnsi" w:cstheme="minorBidi"/>
           <w:noProof/>
-          <w:sz w:val="22"/>
-          <w:szCs w:val="22"/>
+          <w:kern w:val="2"/>
+          <w:sz w:val="24"/>
+          <w:szCs w:val="24"/>
           <w:lang w:eastAsia="it-CH"/>
+          <w14:ligatures w14:val="standardContextual"/>
         </w:rPr>
         <w:tab/>
       </w:r>
@@ -997,7 +1045,7 @@
         <w:rPr>
           <w:noProof/>
         </w:rPr>
-        <w:instrText xml:space="preserve"> PAGEREF _Toc124935607 \h </w:instrText>
+        <w:instrText xml:space="preserve"> PAGEREF _Toc242441893 \h </w:instrText>
       </w:r>
       <w:r>
         <w:rPr>
@@ -1014,7 +1062,7 @@
         <w:rPr>
           <w:noProof/>
         </w:rPr>
-        <w:t>9</w:t>
+        <w:t>11</w:t>
       </w:r>
       <w:r>
         <w:rPr>
@@ -1033,9 +1081,11 @@
         <w:rPr>
           <w:rFonts w:asciiTheme="minorHAnsi" w:eastAsiaTheme="minorEastAsia" w:hAnsiTheme="minorHAnsi" w:cstheme="minorBidi"/>
           <w:noProof/>
-          <w:sz w:val="22"/>
-          <w:szCs w:val="22"/>
+          <w:kern w:val="2"/>
+          <w:sz w:val="24"/>
+          <w:szCs w:val="24"/>
           <w:lang w:eastAsia="it-CH"/>
+          <w14:ligatures w14:val="standardContextual"/>
         </w:rPr>
       </w:pPr>
       <w:r>
@@ -1048,9 +1098,11 @@
         <w:rPr>
           <w:rFonts w:asciiTheme="minorHAnsi" w:eastAsiaTheme="minorEastAsia" w:hAnsiTheme="minorHAnsi" w:cstheme="minorBidi"/>
           <w:noProof/>
-          <w:sz w:val="22"/>
-          <w:szCs w:val="22"/>
+          <w:kern w:val="2"/>
+          <w:sz w:val="24"/>
+          <w:szCs w:val="24"/>
           <w:lang w:eastAsia="it-CH"/>
+          <w14:ligatures w14:val="standardContextual"/>
         </w:rPr>
         <w:tab/>
       </w:r>
@@ -1076,7 +1128,7 @@
         <w:rPr>
           <w:noProof/>
         </w:rPr>
-        <w:instrText xml:space="preserve"> PAGEREF _Toc124935608 \h </w:instrText>
+        <w:instrText xml:space="preserve"> PAGEREF _Toc242441894 \h </w:instrText>
       </w:r>
       <w:r>
         <w:rPr>
@@ -1093,7 +1145,7 @@
         <w:rPr>
           <w:noProof/>
         </w:rPr>
-        <w:t>9</w:t>
+        <w:t>11</w:t>
       </w:r>
       <w:r>
         <w:rPr>
@@ -1112,9 +1164,11 @@
         <w:rPr>
           <w:rFonts w:asciiTheme="minorHAnsi" w:eastAsiaTheme="minorEastAsia" w:hAnsiTheme="minorHAnsi" w:cstheme="minorBidi"/>
           <w:noProof/>
-          <w:sz w:val="22"/>
-          <w:szCs w:val="22"/>
+          <w:kern w:val="2"/>
+          <w:sz w:val="24"/>
+          <w:szCs w:val="24"/>
           <w:lang w:eastAsia="it-CH"/>
+          <w14:ligatures w14:val="standardContextual"/>
         </w:rPr>
       </w:pPr>
       <w:r>
@@ -1127,9 +1181,11 @@
         <w:rPr>
           <w:rFonts w:asciiTheme="minorHAnsi" w:eastAsiaTheme="minorEastAsia" w:hAnsiTheme="minorHAnsi" w:cstheme="minorBidi"/>
           <w:noProof/>
-          <w:sz w:val="22"/>
-          <w:szCs w:val="22"/>
+          <w:kern w:val="2"/>
+          <w:sz w:val="24"/>
+          <w:szCs w:val="24"/>
           <w:lang w:eastAsia="it-CH"/>
+          <w14:ligatures w14:val="standardContextual"/>
         </w:rPr>
         <w:tab/>
       </w:r>
@@ -1155,7 +1211,7 @@
         <w:rPr>
           <w:noProof/>
         </w:rPr>
-        <w:instrText xml:space="preserve"> PAGEREF _Toc124935609 \h </w:instrText>
+        <w:instrText xml:space="preserve"> PAGEREF _Toc242441895 \h </w:instrText>
       </w:r>
       <w:r>
         <w:rPr>
@@ -1172,7 +1228,7 @@
         <w:rPr>
           <w:noProof/>
         </w:rPr>
-        <w:t>9</w:t>
+        <w:t>11</w:t>
       </w:r>
       <w:r>
         <w:rPr>
@@ -1191,9 +1247,11 @@
         <w:rPr>
           <w:rFonts w:asciiTheme="minorHAnsi" w:eastAsiaTheme="minorEastAsia" w:hAnsiTheme="minorHAnsi" w:cstheme="minorBidi"/>
           <w:noProof/>
-          <w:sz w:val="22"/>
-          <w:szCs w:val="22"/>
+          <w:kern w:val="2"/>
+          <w:sz w:val="24"/>
+          <w:szCs w:val="24"/>
           <w:lang w:eastAsia="it-CH"/>
+          <w14:ligatures w14:val="standardContextual"/>
         </w:rPr>
       </w:pPr>
       <w:r>
@@ -1206,9 +1264,11 @@
         <w:rPr>
           <w:rFonts w:asciiTheme="minorHAnsi" w:eastAsiaTheme="minorEastAsia" w:hAnsiTheme="minorHAnsi" w:cstheme="minorBidi"/>
           <w:noProof/>
-          <w:sz w:val="22"/>
-          <w:szCs w:val="22"/>
+          <w:kern w:val="2"/>
+          <w:sz w:val="24"/>
+          <w:szCs w:val="24"/>
           <w:lang w:eastAsia="it-CH"/>
+          <w14:ligatures w14:val="standardContextual"/>
         </w:rPr>
         <w:tab/>
       </w:r>
@@ -1234,7 +1294,7 @@
         <w:rPr>
           <w:noProof/>
         </w:rPr>
-        <w:instrText xml:space="preserve"> PAGEREF _Toc124935610 \h </w:instrText>
+        <w:instrText xml:space="preserve"> PAGEREF _Toc242441896 \h </w:instrText>
       </w:r>
       <w:r>
         <w:rPr>
@@ -1251,7 +1311,7 @@
         <w:rPr>
           <w:noProof/>
         </w:rPr>
-        <w:t>9</w:t>
+        <w:t>11</w:t>
       </w:r>
       <w:r>
         <w:rPr>
@@ -1270,9 +1330,11 @@
         <w:rPr>
           <w:rFonts w:asciiTheme="minorHAnsi" w:eastAsiaTheme="minorEastAsia" w:hAnsiTheme="minorHAnsi" w:cstheme="minorBidi"/>
           <w:noProof/>
-          <w:sz w:val="22"/>
-          <w:szCs w:val="22"/>
+          <w:kern w:val="2"/>
+          <w:sz w:val="24"/>
+          <w:szCs w:val="24"/>
           <w:lang w:eastAsia="it-CH"/>
+          <w14:ligatures w14:val="standardContextual"/>
         </w:rPr>
       </w:pPr>
       <w:r>
@@ -1285,9 +1347,11 @@
         <w:rPr>
           <w:rFonts w:asciiTheme="minorHAnsi" w:eastAsiaTheme="minorEastAsia" w:hAnsiTheme="minorHAnsi" w:cstheme="minorBidi"/>
           <w:noProof/>
-          <w:sz w:val="22"/>
-          <w:szCs w:val="22"/>
+          <w:kern w:val="2"/>
+          <w:sz w:val="24"/>
+          <w:szCs w:val="24"/>
           <w:lang w:eastAsia="it-CH"/>
+          <w14:ligatures w14:val="standardContextual"/>
         </w:rPr>
         <w:tab/>
       </w:r>
@@ -1313,7 +1377,7 @@
         <w:rPr>
           <w:noProof/>
         </w:rPr>
-        <w:instrText xml:space="preserve"> PAGEREF _Toc124935611 \h </w:instrText>
+        <w:instrText xml:space="preserve"> PAGEREF _Toc242441897 \h </w:instrText>
       </w:r>
       <w:r>
         <w:rPr>
@@ -1330,7 +1394,7 @@
         <w:rPr>
           <w:noProof/>
         </w:rPr>
-        <w:t>9</w:t>
+        <w:t>11</w:t>
       </w:r>
       <w:r>
         <w:rPr>
@@ -1349,9 +1413,11 @@
         <w:rPr>
           <w:rFonts w:asciiTheme="minorHAnsi" w:eastAsiaTheme="minorEastAsia" w:hAnsiTheme="minorHAnsi" w:cstheme="minorBidi"/>
           <w:noProof/>
-          <w:sz w:val="22"/>
-          <w:szCs w:val="22"/>
+          <w:kern w:val="2"/>
+          <w:sz w:val="24"/>
+          <w:szCs w:val="24"/>
           <w:lang w:eastAsia="it-CH"/>
+          <w14:ligatures w14:val="standardContextual"/>
         </w:rPr>
       </w:pPr>
       <w:r>
@@ -1364,9 +1430,11 @@
         <w:rPr>
           <w:rFonts w:asciiTheme="minorHAnsi" w:eastAsiaTheme="minorEastAsia" w:hAnsiTheme="minorHAnsi" w:cstheme="minorBidi"/>
           <w:noProof/>
-          <w:sz w:val="22"/>
-          <w:szCs w:val="22"/>
+          <w:kern w:val="2"/>
+          <w:sz w:val="24"/>
+          <w:szCs w:val="24"/>
           <w:lang w:eastAsia="it-CH"/>
+          <w14:ligatures w14:val="standardContextual"/>
         </w:rPr>
         <w:tab/>
       </w:r>
@@ -1392,7 +1460,7 @@
         <w:rPr>
           <w:noProof/>
         </w:rPr>
-        <w:instrText xml:space="preserve"> PAGEREF _Toc124935612 \h </w:instrText>
+        <w:instrText xml:space="preserve"> PAGEREF _Toc242441898 \h </w:instrText>
       </w:r>
       <w:r>
         <w:rPr>
@@ -1409,7 +1477,7 @@
         <w:rPr>
           <w:noProof/>
         </w:rPr>
-        <w:t>12</w:t>
+        <w:t>14</w:t>
       </w:r>
       <w:r>
         <w:rPr>
@@ -1428,9 +1496,11 @@
         <w:rPr>
           <w:rFonts w:asciiTheme="minorHAnsi" w:eastAsiaTheme="minorEastAsia" w:hAnsiTheme="minorHAnsi" w:cstheme="minorBidi"/>
           <w:noProof/>
-          <w:sz w:val="22"/>
-          <w:szCs w:val="22"/>
+          <w:kern w:val="2"/>
+          <w:sz w:val="24"/>
+          <w:szCs w:val="24"/>
           <w:lang w:eastAsia="it-CH"/>
+          <w14:ligatures w14:val="standardContextual"/>
         </w:rPr>
       </w:pPr>
       <w:r>
@@ -1443,9 +1513,11 @@
         <w:rPr>
           <w:rFonts w:asciiTheme="minorHAnsi" w:eastAsiaTheme="minorEastAsia" w:hAnsiTheme="minorHAnsi" w:cstheme="minorBidi"/>
           <w:noProof/>
-          <w:sz w:val="22"/>
-          <w:szCs w:val="22"/>
+          <w:kern w:val="2"/>
+          <w:sz w:val="24"/>
+          <w:szCs w:val="24"/>
           <w:lang w:eastAsia="it-CH"/>
+          <w14:ligatures w14:val="standardContextual"/>
         </w:rPr>
         <w:tab/>
       </w:r>
@@ -1471,7 +1543,7 @@
         <w:rPr>
           <w:noProof/>
         </w:rPr>
-        <w:instrText xml:space="preserve"> PAGEREF _Toc124935613 \h </w:instrText>
+        <w:instrText xml:space="preserve"> PAGEREF _Toc242441899 \h </w:instrText>
       </w:r>
       <w:r>
         <w:rPr>
@@ -1488,7 +1560,7 @@
         <w:rPr>
           <w:noProof/>
         </w:rPr>
-        <w:t>12</w:t>
+        <w:t>14</w:t>
       </w:r>
       <w:r>
         <w:rPr>
@@ -1507,9 +1579,11 @@
         <w:rPr>
           <w:rFonts w:asciiTheme="minorHAnsi" w:eastAsiaTheme="minorEastAsia" w:hAnsiTheme="minorHAnsi" w:cstheme="minorBidi"/>
           <w:noProof/>
-          <w:sz w:val="22"/>
-          <w:szCs w:val="22"/>
+          <w:kern w:val="2"/>
+          <w:sz w:val="24"/>
+          <w:szCs w:val="24"/>
           <w:lang w:eastAsia="it-CH"/>
+          <w14:ligatures w14:val="standardContextual"/>
         </w:rPr>
       </w:pPr>
       <w:r>
@@ -1522,9 +1596,11 @@
         <w:rPr>
           <w:rFonts w:asciiTheme="minorHAnsi" w:eastAsiaTheme="minorEastAsia" w:hAnsiTheme="minorHAnsi" w:cstheme="minorBidi"/>
           <w:noProof/>
-          <w:sz w:val="22"/>
-          <w:szCs w:val="22"/>
+          <w:kern w:val="2"/>
+          <w:sz w:val="24"/>
+          <w:szCs w:val="24"/>
           <w:lang w:eastAsia="it-CH"/>
+          <w14:ligatures w14:val="standardContextual"/>
         </w:rPr>
         <w:tab/>
       </w:r>
@@ -1550,7 +1626,7 @@
         <w:rPr>
           <w:noProof/>
         </w:rPr>
-        <w:instrText xml:space="preserve"> PAGEREF _Toc124935614 \h </w:instrText>
+        <w:instrText xml:space="preserve"> PAGEREF _Toc242441900 \h </w:instrText>
       </w:r>
       <w:r>
         <w:rPr>
@@ -1567,7 +1643,7 @@
         <w:rPr>
           <w:noProof/>
         </w:rPr>
-        <w:t>13</w:t>
+        <w:t>15</w:t>
       </w:r>
       <w:r>
         <w:rPr>
@@ -1586,9 +1662,11 @@
         <w:rPr>
           <w:rFonts w:asciiTheme="minorHAnsi" w:eastAsiaTheme="minorEastAsia" w:hAnsiTheme="minorHAnsi" w:cstheme="minorBidi"/>
           <w:noProof/>
-          <w:sz w:val="22"/>
-          <w:szCs w:val="22"/>
+          <w:kern w:val="2"/>
+          <w:sz w:val="24"/>
+          <w:szCs w:val="24"/>
           <w:lang w:eastAsia="it-CH"/>
+          <w14:ligatures w14:val="standardContextual"/>
         </w:rPr>
       </w:pPr>
       <w:r>
@@ -1601,9 +1679,11 @@
         <w:rPr>
           <w:rFonts w:asciiTheme="minorHAnsi" w:eastAsiaTheme="minorEastAsia" w:hAnsiTheme="minorHAnsi" w:cstheme="minorBidi"/>
           <w:noProof/>
-          <w:sz w:val="22"/>
-          <w:szCs w:val="22"/>
+          <w:kern w:val="2"/>
+          <w:sz w:val="24"/>
+          <w:szCs w:val="24"/>
           <w:lang w:eastAsia="it-CH"/>
+          <w14:ligatures w14:val="standardContextual"/>
         </w:rPr>
         <w:tab/>
       </w:r>
@@ -1629,7 +1709,7 @@
         <w:rPr>
           <w:noProof/>
         </w:rPr>
-        <w:instrText xml:space="preserve"> PAGEREF _Toc124935615 \h </w:instrText>
+        <w:instrText xml:space="preserve"> PAGEREF _Toc242441901 \h </w:instrText>
       </w:r>
       <w:r>
         <w:rPr>
@@ -1646,7 +1726,7 @@
         <w:rPr>
           <w:noProof/>
         </w:rPr>
-        <w:t>13</w:t>
+        <w:t>15</w:t>
       </w:r>
       <w:r>
         <w:rPr>
@@ -1665,9 +1745,11 @@
         <w:rPr>
           <w:rFonts w:asciiTheme="minorHAnsi" w:eastAsiaTheme="minorEastAsia" w:hAnsiTheme="minorHAnsi" w:cstheme="minorBidi"/>
           <w:noProof/>
-          <w:sz w:val="22"/>
-          <w:szCs w:val="22"/>
+          <w:kern w:val="2"/>
+          <w:sz w:val="24"/>
+          <w:szCs w:val="24"/>
           <w:lang w:eastAsia="it-CH"/>
+          <w14:ligatures w14:val="standardContextual"/>
         </w:rPr>
       </w:pPr>
       <w:r>
@@ -1680,9 +1762,11 @@
         <w:rPr>
           <w:rFonts w:asciiTheme="minorHAnsi" w:eastAsiaTheme="minorEastAsia" w:hAnsiTheme="minorHAnsi" w:cstheme="minorBidi"/>
           <w:noProof/>
-          <w:sz w:val="22"/>
-          <w:szCs w:val="22"/>
+          <w:kern w:val="2"/>
+          <w:sz w:val="24"/>
+          <w:szCs w:val="24"/>
           <w:lang w:eastAsia="it-CH"/>
+          <w14:ligatures w14:val="standardContextual"/>
         </w:rPr>
         <w:tab/>
       </w:r>
@@ -1708,7 +1792,7 @@
         <w:rPr>
           <w:noProof/>
         </w:rPr>
-        <w:instrText xml:space="preserve"> PAGEREF _Toc124935616 \h </w:instrText>
+        <w:instrText xml:space="preserve"> PAGEREF _Toc242441902 \h </w:instrText>
       </w:r>
       <w:r>
         <w:rPr>
@@ -1725,7 +1809,7 @@
         <w:rPr>
           <w:noProof/>
         </w:rPr>
-        <w:t>13</w:t>
+        <w:t>15</w:t>
       </w:r>
       <w:r>
         <w:rPr>
@@ -1744,9 +1828,11 @@
         <w:rPr>
           <w:rFonts w:asciiTheme="minorHAnsi" w:eastAsiaTheme="minorEastAsia" w:hAnsiTheme="minorHAnsi" w:cstheme="minorBidi"/>
           <w:noProof/>
-          <w:sz w:val="22"/>
-          <w:szCs w:val="22"/>
+          <w:kern w:val="2"/>
+          <w:sz w:val="24"/>
+          <w:szCs w:val="24"/>
           <w:lang w:eastAsia="it-CH"/>
+          <w14:ligatures w14:val="standardContextual"/>
         </w:rPr>
       </w:pPr>
       <w:r>
@@ -1759,9 +1845,11 @@
         <w:rPr>
           <w:rFonts w:asciiTheme="minorHAnsi" w:eastAsiaTheme="minorEastAsia" w:hAnsiTheme="minorHAnsi" w:cstheme="minorBidi"/>
           <w:noProof/>
-          <w:sz w:val="22"/>
-          <w:szCs w:val="22"/>
+          <w:kern w:val="2"/>
+          <w:sz w:val="24"/>
+          <w:szCs w:val="24"/>
           <w:lang w:eastAsia="it-CH"/>
+          <w14:ligatures w14:val="standardContextual"/>
         </w:rPr>
         <w:tab/>
       </w:r>
@@ -1787,7 +1875,7 @@
         <w:rPr>
           <w:noProof/>
         </w:rPr>
-        <w:instrText xml:space="preserve"> PAGEREF _Toc124935617 \h </w:instrText>
+        <w:instrText xml:space="preserve"> PAGEREF _Toc242441903 \h </w:instrText>
       </w:r>
       <w:r>
         <w:rPr>
@@ -1804,7 +1892,7 @@
         <w:rPr>
           <w:noProof/>
         </w:rPr>
-        <w:t>15</w:t>
+        <w:t>23</w:t>
       </w:r>
       <w:r>
         <w:rPr>
@@ -1823,9 +1911,11 @@
         <w:rPr>
           <w:rFonts w:asciiTheme="minorHAnsi" w:eastAsiaTheme="minorEastAsia" w:hAnsiTheme="minorHAnsi" w:cstheme="minorBidi"/>
           <w:noProof/>
-          <w:sz w:val="22"/>
-          <w:szCs w:val="22"/>
+          <w:kern w:val="2"/>
+          <w:sz w:val="24"/>
+          <w:szCs w:val="24"/>
           <w:lang w:eastAsia="it-CH"/>
+          <w14:ligatures w14:val="standardContextual"/>
         </w:rPr>
       </w:pPr>
       <w:r>
@@ -1838,9 +1928,11 @@
         <w:rPr>
           <w:rFonts w:asciiTheme="minorHAnsi" w:eastAsiaTheme="minorEastAsia" w:hAnsiTheme="minorHAnsi" w:cstheme="minorBidi"/>
           <w:noProof/>
-          <w:sz w:val="22"/>
-          <w:szCs w:val="22"/>
+          <w:kern w:val="2"/>
+          <w:sz w:val="24"/>
+          <w:szCs w:val="24"/>
           <w:lang w:eastAsia="it-CH"/>
+          <w14:ligatures w14:val="standardContextual"/>
         </w:rPr>
         <w:tab/>
       </w:r>
@@ -1866,7 +1958,7 @@
         <w:rPr>
           <w:noProof/>
         </w:rPr>
-        <w:instrText xml:space="preserve"> PAGEREF _Toc124935618 \h </w:instrText>
+        <w:instrText xml:space="preserve"> PAGEREF _Toc242441904 \h </w:instrText>
       </w:r>
       <w:r>
         <w:rPr>
@@ -1883,7 +1975,7 @@
         <w:rPr>
           <w:noProof/>
         </w:rPr>
-        <w:t>15</w:t>
+        <w:t>23</w:t>
       </w:r>
       <w:r>
         <w:rPr>
@@ -1902,9 +1994,11 @@
         <w:rPr>
           <w:rFonts w:asciiTheme="minorHAnsi" w:eastAsiaTheme="minorEastAsia" w:hAnsiTheme="minorHAnsi" w:cstheme="minorBidi"/>
           <w:noProof/>
-          <w:sz w:val="22"/>
-          <w:szCs w:val="22"/>
+          <w:kern w:val="2"/>
+          <w:sz w:val="24"/>
+          <w:szCs w:val="24"/>
           <w:lang w:eastAsia="it-CH"/>
+          <w14:ligatures w14:val="standardContextual"/>
         </w:rPr>
       </w:pPr>
       <w:r>
@@ -1917,9 +2011,11 @@
         <w:rPr>
           <w:rFonts w:asciiTheme="minorHAnsi" w:eastAsiaTheme="minorEastAsia" w:hAnsiTheme="minorHAnsi" w:cstheme="minorBidi"/>
           <w:noProof/>
-          <w:sz w:val="22"/>
-          <w:szCs w:val="22"/>
+          <w:kern w:val="2"/>
+          <w:sz w:val="24"/>
+          <w:szCs w:val="24"/>
           <w:lang w:eastAsia="it-CH"/>
+          <w14:ligatures w14:val="standardContextual"/>
         </w:rPr>
         <w:tab/>
       </w:r>
@@ -1945,7 +2041,7 @@
         <w:rPr>
           <w:noProof/>
         </w:rPr>
-        <w:instrText xml:space="preserve"> PAGEREF _Toc124935619 \h </w:instrText>
+        <w:instrText xml:space="preserve"> PAGEREF _Toc242441905 \h </w:instrText>
       </w:r>
       <w:r>
         <w:rPr>
@@ -1962,7 +2058,7 @@
         <w:rPr>
           <w:noProof/>
         </w:rPr>
-        <w:t>15</w:t>
+        <w:t>23</w:t>
       </w:r>
       <w:r>
         <w:rPr>
@@ -1981,9 +2077,11 @@
         <w:rPr>
           <w:rFonts w:asciiTheme="minorHAnsi" w:eastAsiaTheme="minorEastAsia" w:hAnsiTheme="minorHAnsi" w:cstheme="minorBidi"/>
           <w:noProof/>
-          <w:sz w:val="22"/>
-          <w:szCs w:val="22"/>
+          <w:kern w:val="2"/>
+          <w:sz w:val="24"/>
+          <w:szCs w:val="24"/>
           <w:lang w:eastAsia="it-CH"/>
+          <w14:ligatures w14:val="standardContextual"/>
         </w:rPr>
       </w:pPr>
       <w:r>
@@ -1996,9 +2094,11 @@
         <w:rPr>
           <w:rFonts w:asciiTheme="minorHAnsi" w:eastAsiaTheme="minorEastAsia" w:hAnsiTheme="minorHAnsi" w:cstheme="minorBidi"/>
           <w:noProof/>
-          <w:sz w:val="22"/>
-          <w:szCs w:val="22"/>
+          <w:kern w:val="2"/>
+          <w:sz w:val="24"/>
+          <w:szCs w:val="24"/>
           <w:lang w:eastAsia="it-CH"/>
+          <w14:ligatures w14:val="standardContextual"/>
         </w:rPr>
         <w:tab/>
       </w:r>
@@ -2024,7 +2124,7 @@
         <w:rPr>
           <w:noProof/>
         </w:rPr>
-        <w:instrText xml:space="preserve"> PAGEREF _Toc124935620 \h </w:instrText>
+        <w:instrText xml:space="preserve"> PAGEREF _Toc242441906 \h </w:instrText>
       </w:r>
       <w:r>
         <w:rPr>
@@ -2041,7 +2141,7 @@
         <w:rPr>
           <w:noProof/>
         </w:rPr>
-        <w:t>17</w:t>
+        <w:t>25</w:t>
       </w:r>
       <w:r>
         <w:rPr>
@@ -2060,9 +2160,11 @@
         <w:rPr>
           <w:rFonts w:asciiTheme="minorHAnsi" w:eastAsiaTheme="minorEastAsia" w:hAnsiTheme="minorHAnsi" w:cstheme="minorBidi"/>
           <w:noProof/>
-          <w:sz w:val="22"/>
-          <w:szCs w:val="22"/>
+          <w:kern w:val="2"/>
+          <w:sz w:val="24"/>
+          <w:szCs w:val="24"/>
           <w:lang w:eastAsia="it-CH"/>
+          <w14:ligatures w14:val="standardContextual"/>
         </w:rPr>
       </w:pPr>
       <w:r>
@@ -2075,9 +2177,11 @@
         <w:rPr>
           <w:rFonts w:asciiTheme="minorHAnsi" w:eastAsiaTheme="minorEastAsia" w:hAnsiTheme="minorHAnsi" w:cstheme="minorBidi"/>
           <w:noProof/>
-          <w:sz w:val="22"/>
-          <w:szCs w:val="22"/>
+          <w:kern w:val="2"/>
+          <w:sz w:val="24"/>
+          <w:szCs w:val="24"/>
           <w:lang w:eastAsia="it-CH"/>
+          <w14:ligatures w14:val="standardContextual"/>
         </w:rPr>
         <w:tab/>
       </w:r>
@@ -2103,7 +2207,7 @@
         <w:rPr>
           <w:noProof/>
         </w:rPr>
-        <w:instrText xml:space="preserve"> PAGEREF _Toc124935621 \h </w:instrText>
+        <w:instrText xml:space="preserve"> PAGEREF _Toc242441907 \h </w:instrText>
       </w:r>
       <w:r>
         <w:rPr>
@@ -2120,7 +2224,7 @@
         <w:rPr>
           <w:noProof/>
         </w:rPr>
-        <w:t>17</w:t>
+        <w:t>25</w:t>
       </w:r>
       <w:r>
         <w:rPr>
@@ -2139,9 +2243,11 @@
         <w:rPr>
           <w:rFonts w:asciiTheme="minorHAnsi" w:eastAsiaTheme="minorEastAsia" w:hAnsiTheme="minorHAnsi" w:cstheme="minorBidi"/>
           <w:noProof/>
-          <w:sz w:val="22"/>
-          <w:szCs w:val="22"/>
+          <w:kern w:val="2"/>
+          <w:sz w:val="24"/>
+          <w:szCs w:val="24"/>
           <w:lang w:eastAsia="it-CH"/>
+          <w14:ligatures w14:val="standardContextual"/>
         </w:rPr>
       </w:pPr>
       <w:r>
@@ -2154,9 +2260,11 @@
         <w:rPr>
           <w:rFonts w:asciiTheme="minorHAnsi" w:eastAsiaTheme="minorEastAsia" w:hAnsiTheme="minorHAnsi" w:cstheme="minorBidi"/>
           <w:noProof/>
-          <w:sz w:val="22"/>
-          <w:szCs w:val="22"/>
+          <w:kern w:val="2"/>
+          <w:sz w:val="24"/>
+          <w:szCs w:val="24"/>
           <w:lang w:eastAsia="it-CH"/>
+          <w14:ligatures w14:val="standardContextual"/>
         </w:rPr>
         <w:tab/>
       </w:r>
@@ -2182,7 +2290,7 @@
         <w:rPr>
           <w:noProof/>
         </w:rPr>
-        <w:instrText xml:space="preserve"> PAGEREF _Toc124935622 \h </w:instrText>
+        <w:instrText xml:space="preserve"> PAGEREF _Toc242441908 \h </w:instrText>
       </w:r>
       <w:r>
         <w:rPr>
@@ -2199,7 +2307,7 @@
         <w:rPr>
           <w:noProof/>
         </w:rPr>
-        <w:t>17</w:t>
+        <w:t>25</w:t>
       </w:r>
       <w:r>
         <w:rPr>
@@ -2218,9 +2326,11 @@
         <w:rPr>
           <w:rFonts w:asciiTheme="minorHAnsi" w:eastAsiaTheme="minorEastAsia" w:hAnsiTheme="minorHAnsi" w:cstheme="minorBidi"/>
           <w:noProof/>
-          <w:sz w:val="22"/>
-          <w:szCs w:val="22"/>
+          <w:kern w:val="2"/>
+          <w:sz w:val="24"/>
+          <w:szCs w:val="24"/>
           <w:lang w:eastAsia="it-CH"/>
+          <w14:ligatures w14:val="standardContextual"/>
         </w:rPr>
       </w:pPr>
       <w:r>
@@ -2233,9 +2343,11 @@
         <w:rPr>
           <w:rFonts w:asciiTheme="minorHAnsi" w:eastAsiaTheme="minorEastAsia" w:hAnsiTheme="minorHAnsi" w:cstheme="minorBidi"/>
           <w:noProof/>
-          <w:sz w:val="22"/>
-          <w:szCs w:val="22"/>
+          <w:kern w:val="2"/>
+          <w:sz w:val="24"/>
+          <w:szCs w:val="24"/>
           <w:lang w:eastAsia="it-CH"/>
+          <w14:ligatures w14:val="standardContextual"/>
         </w:rPr>
         <w:tab/>
       </w:r>
@@ -2261,7 +2373,7 @@
         <w:rPr>
           <w:noProof/>
         </w:rPr>
-        <w:instrText xml:space="preserve"> PAGEREF _Toc124935623 \h </w:instrText>
+        <w:instrText xml:space="preserve"> PAGEREF _Toc242441909 \h </w:instrText>
       </w:r>
       <w:r>
         <w:rPr>
@@ -2278,7 +2390,7 @@
         <w:rPr>
           <w:noProof/>
         </w:rPr>
-        <w:t>18</w:t>
+        <w:t>26</w:t>
       </w:r>
       <w:r>
         <w:rPr>
@@ -2297,9 +2409,11 @@
         <w:rPr>
           <w:rFonts w:asciiTheme="minorHAnsi" w:eastAsiaTheme="minorEastAsia" w:hAnsiTheme="minorHAnsi" w:cstheme="minorBidi"/>
           <w:noProof/>
-          <w:sz w:val="22"/>
-          <w:szCs w:val="22"/>
+          <w:kern w:val="2"/>
+          <w:sz w:val="24"/>
+          <w:szCs w:val="24"/>
           <w:lang w:eastAsia="it-CH"/>
+          <w14:ligatures w14:val="standardContextual"/>
         </w:rPr>
       </w:pPr>
       <w:r>
@@ -2312,9 +2426,11 @@
         <w:rPr>
           <w:rFonts w:asciiTheme="minorHAnsi" w:eastAsiaTheme="minorEastAsia" w:hAnsiTheme="minorHAnsi" w:cstheme="minorBidi"/>
           <w:noProof/>
-          <w:sz w:val="22"/>
-          <w:szCs w:val="22"/>
+          <w:kern w:val="2"/>
+          <w:sz w:val="24"/>
+          <w:szCs w:val="24"/>
           <w:lang w:eastAsia="it-CH"/>
+          <w14:ligatures w14:val="standardContextual"/>
         </w:rPr>
         <w:tab/>
       </w:r>
@@ -2340,7 +2456,7 @@
         <w:rPr>
           <w:noProof/>
         </w:rPr>
-        <w:instrText xml:space="preserve"> PAGEREF _Toc124935624 \h </w:instrText>
+        <w:instrText xml:space="preserve"> PAGEREF _Toc242441910 \h </w:instrText>
       </w:r>
       <w:r>
         <w:rPr>
@@ -2357,7 +2473,7 @@
         <w:rPr>
           <w:noProof/>
         </w:rPr>
-        <w:t>18</w:t>
+        <w:t>26</w:t>
       </w:r>
       <w:r>
         <w:rPr>
@@ -2376,9 +2492,11 @@
         <w:rPr>
           <w:rFonts w:asciiTheme="minorHAnsi" w:eastAsiaTheme="minorEastAsia" w:hAnsiTheme="minorHAnsi" w:cstheme="minorBidi"/>
           <w:noProof/>
-          <w:sz w:val="22"/>
-          <w:szCs w:val="22"/>
+          <w:kern w:val="2"/>
+          <w:sz w:val="24"/>
+          <w:szCs w:val="24"/>
           <w:lang w:eastAsia="it-CH"/>
+          <w14:ligatures w14:val="standardContextual"/>
         </w:rPr>
       </w:pPr>
       <w:r>
@@ -2391,9 +2509,11 @@
         <w:rPr>
           <w:rFonts w:asciiTheme="minorHAnsi" w:eastAsiaTheme="minorEastAsia" w:hAnsiTheme="minorHAnsi" w:cstheme="minorBidi"/>
           <w:noProof/>
-          <w:sz w:val="22"/>
-          <w:szCs w:val="22"/>
+          <w:kern w:val="2"/>
+          <w:sz w:val="24"/>
+          <w:szCs w:val="24"/>
           <w:lang w:eastAsia="it-CH"/>
+          <w14:ligatures w14:val="standardContextual"/>
         </w:rPr>
         <w:tab/>
       </w:r>
@@ -2419,7 +2539,7 @@
         <w:rPr>
           <w:noProof/>
         </w:rPr>
-        <w:instrText xml:space="preserve"> PAGEREF _Toc124935625 \h </w:instrText>
+        <w:instrText xml:space="preserve"> PAGEREF _Toc242441911 \h </w:instrText>
       </w:r>
       <w:r>
         <w:rPr>
@@ -2436,7 +2556,7 @@
         <w:rPr>
           <w:noProof/>
         </w:rPr>
-        <w:t>18</w:t>
+        <w:t>26</w:t>
       </w:r>
       <w:r>
         <w:rPr>
@@ -2455,9 +2575,11 @@
         <w:rPr>
           <w:rFonts w:asciiTheme="minorHAnsi" w:eastAsiaTheme="minorEastAsia" w:hAnsiTheme="minorHAnsi" w:cstheme="minorBidi"/>
           <w:noProof/>
-          <w:sz w:val="22"/>
-          <w:szCs w:val="22"/>
+          <w:kern w:val="2"/>
+          <w:sz w:val="24"/>
+          <w:szCs w:val="24"/>
           <w:lang w:eastAsia="it-CH"/>
+          <w14:ligatures w14:val="standardContextual"/>
         </w:rPr>
       </w:pPr>
       <w:r>
@@ -2470,9 +2592,11 @@
         <w:rPr>
           <w:rFonts w:asciiTheme="minorHAnsi" w:eastAsiaTheme="minorEastAsia" w:hAnsiTheme="minorHAnsi" w:cstheme="minorBidi"/>
           <w:noProof/>
-          <w:sz w:val="22"/>
-          <w:szCs w:val="22"/>
+          <w:kern w:val="2"/>
+          <w:sz w:val="24"/>
+          <w:szCs w:val="24"/>
           <w:lang w:eastAsia="it-CH"/>
+          <w14:ligatures w14:val="standardContextual"/>
         </w:rPr>
         <w:tab/>
       </w:r>
@@ -2498,7 +2622,7 @@
         <w:rPr>
           <w:noProof/>
         </w:rPr>
-        <w:instrText xml:space="preserve"> PAGEREF _Toc124935626 \h </w:instrText>
+        <w:instrText xml:space="preserve"> PAGEREF _Toc242441912 \h </w:instrText>
       </w:r>
       <w:r>
         <w:rPr>
@@ -2515,7 +2639,7 @@
         <w:rPr>
           <w:noProof/>
         </w:rPr>
-        <w:t>18</w:t>
+        <w:t>26</w:t>
       </w:r>
       <w:r>
         <w:rPr>
@@ -2534,9 +2658,11 @@
         <w:rPr>
           <w:rFonts w:asciiTheme="minorHAnsi" w:eastAsiaTheme="minorEastAsia" w:hAnsiTheme="minorHAnsi" w:cstheme="minorBidi"/>
           <w:noProof/>
-          <w:sz w:val="22"/>
-          <w:szCs w:val="22"/>
+          <w:kern w:val="2"/>
+          <w:sz w:val="24"/>
+          <w:szCs w:val="24"/>
           <w:lang w:eastAsia="it-CH"/>
+          <w14:ligatures w14:val="standardContextual"/>
         </w:rPr>
       </w:pPr>
       <w:r>
@@ -2549,9 +2675,11 @@
         <w:rPr>
           <w:rFonts w:asciiTheme="minorHAnsi" w:eastAsiaTheme="minorEastAsia" w:hAnsiTheme="minorHAnsi" w:cstheme="minorBidi"/>
           <w:noProof/>
-          <w:sz w:val="22"/>
-          <w:szCs w:val="22"/>
+          <w:kern w:val="2"/>
+          <w:sz w:val="24"/>
+          <w:szCs w:val="24"/>
           <w:lang w:eastAsia="it-CH"/>
+          <w14:ligatures w14:val="standardContextual"/>
         </w:rPr>
         <w:tab/>
       </w:r>
@@ -2577,7 +2705,7 @@
         <w:rPr>
           <w:noProof/>
         </w:rPr>
-        <w:instrText xml:space="preserve"> PAGEREF _Toc124935627 \h </w:instrText>
+        <w:instrText xml:space="preserve"> PAGEREF _Toc242441913 \h </w:instrText>
       </w:r>
       <w:r>
         <w:rPr>
@@ -2594,7 +2722,7 @@
         <w:rPr>
           <w:noProof/>
         </w:rPr>
-        <w:t>19</w:t>
+        <w:t>27</w:t>
       </w:r>
       <w:r>
         <w:rPr>
@@ -2613,9 +2741,11 @@
         <w:rPr>
           <w:rFonts w:asciiTheme="minorHAnsi" w:eastAsiaTheme="minorEastAsia" w:hAnsiTheme="minorHAnsi" w:cstheme="minorBidi"/>
           <w:noProof/>
-          <w:sz w:val="22"/>
-          <w:szCs w:val="22"/>
+          <w:kern w:val="2"/>
+          <w:sz w:val="24"/>
+          <w:szCs w:val="24"/>
           <w:lang w:eastAsia="it-CH"/>
+          <w14:ligatures w14:val="standardContextual"/>
         </w:rPr>
       </w:pPr>
       <w:r>
@@ -2628,9 +2758,11 @@
         <w:rPr>
           <w:rFonts w:asciiTheme="minorHAnsi" w:eastAsiaTheme="minorEastAsia" w:hAnsiTheme="minorHAnsi" w:cstheme="minorBidi"/>
           <w:noProof/>
-          <w:sz w:val="22"/>
-          <w:szCs w:val="22"/>
+          <w:kern w:val="2"/>
+          <w:sz w:val="24"/>
+          <w:szCs w:val="24"/>
           <w:lang w:eastAsia="it-CH"/>
+          <w14:ligatures w14:val="standardContextual"/>
         </w:rPr>
         <w:tab/>
       </w:r>
@@ -2656,7 +2788,7 @@
         <w:rPr>
           <w:noProof/>
         </w:rPr>
-        <w:instrText xml:space="preserve"> PAGEREF _Toc124935628 \h </w:instrText>
+        <w:instrText xml:space="preserve"> PAGEREF _Toc242441914 \h </w:instrText>
       </w:r>
       <w:r>
         <w:rPr>
@@ -2673,7 +2805,7 @@
         <w:rPr>
           <w:noProof/>
         </w:rPr>
-        <w:t>19</w:t>
+        <w:t>27</w:t>
       </w:r>
       <w:r>
         <w:rPr>
@@ -2692,9 +2824,11 @@
         <w:rPr>
           <w:rFonts w:asciiTheme="minorHAnsi" w:eastAsiaTheme="minorEastAsia" w:hAnsiTheme="minorHAnsi" w:cstheme="minorBidi"/>
           <w:noProof/>
-          <w:sz w:val="22"/>
-          <w:szCs w:val="22"/>
+          <w:kern w:val="2"/>
+          <w:sz w:val="24"/>
+          <w:szCs w:val="24"/>
           <w:lang w:eastAsia="it-CH"/>
+          <w14:ligatures w14:val="standardContextual"/>
         </w:rPr>
       </w:pPr>
       <w:r>
@@ -2707,9 +2841,11 @@
         <w:rPr>
           <w:rFonts w:asciiTheme="minorHAnsi" w:eastAsiaTheme="minorEastAsia" w:hAnsiTheme="minorHAnsi" w:cstheme="minorBidi"/>
           <w:noProof/>
-          <w:sz w:val="22"/>
-          <w:szCs w:val="22"/>
+          <w:kern w:val="2"/>
+          <w:sz w:val="24"/>
+          <w:szCs w:val="24"/>
           <w:lang w:eastAsia="it-CH"/>
+          <w14:ligatures w14:val="standardContextual"/>
         </w:rPr>
         <w:tab/>
       </w:r>
@@ -2735,7 +2871,7 @@
         <w:rPr>
           <w:noProof/>
         </w:rPr>
-        <w:instrText xml:space="preserve"> PAGEREF _Toc124935629 \h </w:instrText>
+        <w:instrText xml:space="preserve"> PAGEREF _Toc242441915 \h </w:instrText>
       </w:r>
       <w:r>
         <w:rPr>
@@ -2752,7 +2888,7 @@
         <w:rPr>
           <w:noProof/>
         </w:rPr>
-        <w:t>19</w:t>
+        <w:t>27</w:t>
       </w:r>
       <w:r>
         <w:rPr>
@@ -2773,7 +2909,7 @@
       <w:r>
         <w:br w:type="page"/>
       </w:r>
-      <w:bookmarkStart w:id="1" w:name="_Toc124935597"/>
+      <w:bookmarkStart w:id="1" w:name="_Toc242441883"/>
       <w:r>
         <w:lastRenderedPageBreak/>
         <w:t>Introduzione</w:t>
@@ -2787,7 +2923,7 @@
           <w:lang w:val="it-CH"/>
         </w:rPr>
       </w:pPr>
-      <w:bookmarkStart w:id="2" w:name="_Toc124935598"/>
+      <w:bookmarkStart w:id="2" w:name="_Toc242441884"/>
       <w:r>
         <w:rPr>
           <w:lang w:val="it-CH"/>
@@ -2936,7 +3072,7 @@
           <w:lang w:val="it-CH"/>
         </w:rPr>
       </w:pPr>
-      <w:bookmarkStart w:id="3" w:name="_Toc124935599"/>
+      <w:bookmarkStart w:id="3" w:name="_Toc242441885"/>
       <w:r>
         <w:rPr>
           <w:lang w:val="it-CH"/>
@@ -3863,7 +3999,7 @@
           <w:lang w:val="it-CH"/>
         </w:rPr>
       </w:pPr>
-      <w:bookmarkStart w:id="4" w:name="_Toc124935600"/>
+      <w:bookmarkStart w:id="4" w:name="_Toc242441886"/>
       <w:r>
         <w:rPr>
           <w:lang w:val="it-CH"/>
@@ -4095,7 +4231,7 @@
       <w:r>
         <w:br w:type="page"/>
       </w:r>
-      <w:bookmarkStart w:id="5" w:name="_Toc124935601"/>
+      <w:bookmarkStart w:id="5" w:name="_Toc242441887"/>
       <w:r>
         <w:lastRenderedPageBreak/>
         <w:t>Analisi</w:t>
@@ -4109,7 +4245,7 @@
           <w:lang w:val="it-CH"/>
         </w:rPr>
       </w:pPr>
-      <w:bookmarkStart w:id="6" w:name="_Toc124935602"/>
+      <w:bookmarkStart w:id="6" w:name="_Toc242441888"/>
       <w:r>
         <w:rPr>
           <w:lang w:val="it-CH"/>
@@ -4192,7 +4328,7 @@
           <w:lang w:val="it-CH"/>
         </w:rPr>
       </w:pPr>
-      <w:bookmarkStart w:id="7" w:name="_Toc124935603"/>
+      <w:bookmarkStart w:id="7" w:name="_Toc242441889"/>
       <w:r>
         <w:rPr>
           <w:lang w:val="it-CH"/>
@@ -7336,7 +7472,7 @@
         </w:rPr>
         <w:br w:type="page"/>
       </w:r>
-      <w:bookmarkStart w:id="8" w:name="_Toc124935604"/>
+      <w:bookmarkStart w:id="8" w:name="_Toc242441890"/>
       <w:r>
         <w:rPr>
           <w:lang w:val="it-CH"/>
@@ -7426,7 +7562,7 @@
           <w:lang w:val="it-CH"/>
         </w:rPr>
       </w:pPr>
-      <w:bookmarkStart w:id="9" w:name="_Toc124935605"/>
+      <w:bookmarkStart w:id="9" w:name="_Toc242441891"/>
       <w:r>
         <w:rPr>
           <w:lang w:val="it-CH"/>
@@ -7448,6 +7584,9 @@
         <w:jc w:val="center"/>
       </w:pPr>
       <w:r>
+        <w:rPr>
+          <w:noProof/>
+        </w:rPr>
         <w:drawing>
           <wp:inline distT="0" distB="0" distL="0" distR="0" wp14:anchorId="3690A7DB" wp14:editId="617F3F3E">
             <wp:extent cx="9777730" cy="4142105"/>
@@ -7515,7 +7654,7 @@
           <w:lang w:val="it-CH"/>
         </w:rPr>
       </w:pPr>
-      <w:bookmarkStart w:id="10" w:name="_Toc124935606"/>
+      <w:bookmarkStart w:id="10" w:name="_Toc242441892"/>
       <w:r>
         <w:rPr>
           <w:lang w:val="it-CH"/>
@@ -7544,7 +7683,7 @@
         </w:rPr>
       </w:pPr>
       <w:bookmarkStart w:id="11" w:name="_Toc413411419"/>
-      <w:bookmarkStart w:id="12" w:name="_Toc124935607"/>
+      <w:bookmarkStart w:id="12" w:name="_Toc242441893"/>
       <w:r>
         <w:rPr>
           <w:lang w:val="it-CH"/>
@@ -7569,22 +7708,60 @@
       </w:r>
     </w:p>
     <w:p>
-      <w:r>
+      <w:pPr>
+        <w:rPr>
+          <w:lang w:val="de-CH"/>
+        </w:rPr>
+      </w:pPr>
+      <w:r>
+        <w:rPr>
+          <w:lang w:val="de-CH"/>
+        </w:rPr>
         <w:t>Dart SDK (</w:t>
       </w:r>
+      <w:proofErr w:type="spellStart"/>
       <w:proofErr w:type="gramStart"/>
       <w:r>
-        <w:t>versione )</w:t>
+        <w:rPr>
+          <w:lang w:val="de-CH"/>
+        </w:rPr>
+        <w:t>versione</w:t>
+      </w:r>
+      <w:proofErr w:type="spellEnd"/>
+      <w:r>
+        <w:rPr>
+          <w:lang w:val="de-CH"/>
+        </w:rPr>
+        <w:t xml:space="preserve"> )</w:t>
       </w:r>
       <w:proofErr w:type="gramEnd"/>
     </w:p>
     <w:p>
-      <w:r>
+      <w:pPr>
+        <w:rPr>
+          <w:lang w:val="de-CH"/>
+        </w:rPr>
+      </w:pPr>
+      <w:r>
+        <w:rPr>
+          <w:lang w:val="de-CH"/>
+        </w:rPr>
         <w:t>Flutter SDK (</w:t>
       </w:r>
+      <w:proofErr w:type="spellStart"/>
       <w:proofErr w:type="gramStart"/>
       <w:r>
-        <w:t>versione )</w:t>
+        <w:rPr>
+          <w:lang w:val="de-CH"/>
+        </w:rPr>
+        <w:t>versione</w:t>
+      </w:r>
+      <w:proofErr w:type="spellEnd"/>
+      <w:r>
+        <w:rPr>
+          <w:lang w:val="de-CH"/>
+        </w:rPr>
+        <w:t xml:space="preserve"> )</w:t>
       </w:r>
       <w:proofErr w:type="gramEnd"/>
     </w:p>
@@ -7650,7 +7827,7 @@
         </w:rPr>
       </w:pPr>
       <w:bookmarkStart w:id="13" w:name="_Toc413411420"/>
-      <w:bookmarkStart w:id="14" w:name="_Toc124935608"/>
+      <w:bookmarkStart w:id="14" w:name="_Toc242441894"/>
       <w:r>
         <w:rPr>
           <w:lang w:val="it-CH"/>
@@ -7715,7 +7892,7 @@
         <w:pStyle w:val="Titolo1"/>
       </w:pPr>
       <w:bookmarkStart w:id="15" w:name="_Toc429059808"/>
-      <w:bookmarkStart w:id="16" w:name="_Toc124935609"/>
+      <w:bookmarkStart w:id="16" w:name="_Toc242441895"/>
       <w:r>
         <w:t>Progettazione</w:t>
       </w:r>
@@ -7736,7 +7913,7 @@
         </w:rPr>
       </w:pPr>
       <w:bookmarkStart w:id="17" w:name="_Toc429059809"/>
-      <w:bookmarkStart w:id="18" w:name="_Toc124935610"/>
+      <w:bookmarkStart w:id="18" w:name="_Toc242441896"/>
       <w:r>
         <w:rPr>
           <w:lang w:val="it-CH"/>
@@ -7748,6 +7925,32 @@
     </w:p>
     <w:p>
       <w:r>
+        <w:t>Salvataggio password:</w:t>
+      </w:r>
+    </w:p>
+    <w:p>
+      <w:proofErr w:type="spellStart"/>
+      <w:r>
+        <w:t>Bycript</w:t>
+      </w:r>
+      <w:proofErr w:type="spellEnd"/>
+      <w:r>
+        <w:t xml:space="preserve"> con </w:t>
+      </w:r>
+      <w:proofErr w:type="spellStart"/>
+      <w:r>
+        <w:t>hash</w:t>
+      </w:r>
+      <w:proofErr w:type="spellEnd"/>
+      <w:r>
+        <w:t>, la password viene</w:t>
+      </w:r>
+      <w:r>
+        <w:t xml:space="preserve"> salvata nella tabella utente, ma prima viene criptata e distrutta la sua versione non criptata. I parametri per criptarla sono la password, id utente e nome utente (in INT) </w:t>
+      </w:r>
+    </w:p>
+    <w:p>
+      <w:r>
         <w:t>Descrive:</w:t>
       </w:r>
     </w:p>
@@ -7772,6 +7975,10 @@
       <w:r>
         <w:t>Gli oggetti/moduli/componenti che lo compongono.</w:t>
       </w:r>
+      <w:r>
+        <w:br/>
+        <w:t>mobil devices per test/destinatari</w:t>
+      </w:r>
     </w:p>
     <w:p>
       <w:pPr>
@@ -7817,11 +8024,12 @@
         </w:rPr>
       </w:pPr>
       <w:bookmarkStart w:id="19" w:name="_Toc429059810"/>
-      <w:bookmarkStart w:id="20" w:name="_Toc124935611"/>
+      <w:bookmarkStart w:id="20" w:name="_Toc242441897"/>
       <w:r>
         <w:rPr>
           <w:lang w:val="it-CH"/>
         </w:rPr>
+        <w:lastRenderedPageBreak/>
         <w:t>Design dei dati e database</w:t>
       </w:r>
       <w:bookmarkEnd w:id="19"/>
@@ -7834,7 +8042,6 @@
     </w:p>
     <w:p>
       <w:r>
-        <w:lastRenderedPageBreak/>
         <w:t>Schema E-R, schema logico e descrizione.</w:t>
       </w:r>
     </w:p>
@@ -8072,7 +8279,7 @@
         </w:rPr>
       </w:pPr>
       <w:bookmarkStart w:id="23" w:name="_Toc429059811"/>
-      <w:bookmarkStart w:id="24" w:name="_Toc124935612"/>
+      <w:bookmarkStart w:id="24" w:name="_Toc242441898"/>
       <w:r>
         <w:rPr>
           <w:lang w:val="it-CH"/>
@@ -8104,7 +8311,7 @@
         </w:rPr>
       </w:pPr>
       <w:bookmarkStart w:id="25" w:name="_Toc429059812"/>
-      <w:bookmarkStart w:id="26" w:name="_Toc124935613"/>
+      <w:bookmarkStart w:id="26" w:name="_Toc242441899"/>
       <w:r>
         <w:rPr>
           <w:lang w:val="it-CH"/>
@@ -8196,7 +8403,7 @@
         <w:pStyle w:val="Titolo1"/>
       </w:pPr>
       <w:bookmarkStart w:id="27" w:name="_Toc461179222"/>
-      <w:bookmarkStart w:id="28" w:name="_Toc124935614"/>
+      <w:bookmarkStart w:id="28" w:name="_Toc242441900"/>
       <w:r>
         <w:lastRenderedPageBreak/>
         <w:t>Implementazione</w:t>
@@ -8263,7 +8470,7 @@
         <w:pStyle w:val="Titolo1"/>
       </w:pPr>
       <w:bookmarkStart w:id="29" w:name="_Toc461179223"/>
-      <w:bookmarkStart w:id="30" w:name="_Toc124935615"/>
+      <w:bookmarkStart w:id="30" w:name="_Toc242441901"/>
       <w:r>
         <w:t>Test</w:t>
       </w:r>
@@ -8278,7 +8485,7 @@
         </w:rPr>
       </w:pPr>
       <w:bookmarkStart w:id="31" w:name="_Toc461179224"/>
-      <w:bookmarkStart w:id="32" w:name="_Toc124935616"/>
+      <w:bookmarkStart w:id="32" w:name="_Toc242441902"/>
       <w:r>
         <w:rPr>
           <w:lang w:val="it-CH"/>
@@ -10293,15 +10500,7 @@
                 <w:szCs w:val="24"/>
                 <w:lang w:val="it-CH"/>
               </w:rPr>
-              <w:t>, a</w:t>
-            </w:r>
-            <w:r>
-              <w:rPr>
-                <w:sz w:val="24"/>
-                <w:szCs w:val="24"/>
-                <w:lang w:val="it-CH"/>
-              </w:rPr>
-              <w:t>pp installata e accesso effettuato</w:t>
+              <w:t>, app installata e accesso effettuato</w:t>
             </w:r>
             <w:r>
               <w:rPr>
@@ -13042,15 +13241,7 @@
                 <w:szCs w:val="24"/>
                 <w:lang w:val="it-CH"/>
               </w:rPr>
-              <w:t>Salvare</w:t>
-            </w:r>
-            <w:r>
-              <w:rPr>
-                <w:sz w:val="24"/>
-                <w:szCs w:val="24"/>
-                <w:lang w:val="it-CH"/>
-              </w:rPr>
-              <w:t xml:space="preserve"> </w:t>
+              <w:t xml:space="preserve">Salvare </w:t>
             </w:r>
             <w:r>
               <w:rPr>
@@ -17042,7 +17233,7 @@
           <w:lang w:val="it-CH"/>
         </w:rPr>
       </w:pPr>
-      <w:bookmarkStart w:id="34" w:name="_Toc124935617"/>
+      <w:bookmarkStart w:id="34" w:name="_Toc242441903"/>
       <w:r>
         <w:rPr>
           <w:lang w:val="it-CH"/>
@@ -17285,7 +17476,7 @@
         </w:rPr>
       </w:pPr>
       <w:bookmarkStart w:id="35" w:name="_Toc461179226"/>
-      <w:bookmarkStart w:id="36" w:name="_Toc124935618"/>
+      <w:bookmarkStart w:id="36" w:name="_Toc242441904"/>
       <w:r>
         <w:rPr>
           <w:lang w:val="it-CH"/>
@@ -17305,7 +17496,7 @@
         <w:pStyle w:val="Titolo1"/>
       </w:pPr>
       <w:bookmarkStart w:id="37" w:name="_Toc461179227"/>
-      <w:bookmarkStart w:id="38" w:name="_Toc124935619"/>
+      <w:bookmarkStart w:id="38" w:name="_Toc242441905"/>
       <w:r>
         <w:t>Consuntivo</w:t>
       </w:r>
@@ -17599,7 +17790,7 @@
         <w:pStyle w:val="Titolo1"/>
       </w:pPr>
       <w:bookmarkStart w:id="40" w:name="_Toc461179228"/>
-      <w:bookmarkStart w:id="41" w:name="_Toc124935620"/>
+      <w:bookmarkStart w:id="41" w:name="_Toc242441906"/>
       <w:r>
         <w:lastRenderedPageBreak/>
         <w:t>Conclusioni</w:t>
@@ -17623,7 +17814,7 @@
         </w:rPr>
       </w:pPr>
       <w:bookmarkStart w:id="42" w:name="_Toc461179229"/>
-      <w:bookmarkStart w:id="43" w:name="_Toc124935621"/>
+      <w:bookmarkStart w:id="43" w:name="_Toc242441907"/>
       <w:r>
         <w:rPr>
           <w:lang w:val="it-CH"/>
@@ -17646,7 +17837,7 @@
         </w:rPr>
       </w:pPr>
       <w:bookmarkStart w:id="44" w:name="_Toc461179230"/>
-      <w:bookmarkStart w:id="45" w:name="_Toc124935622"/>
+      <w:bookmarkStart w:id="45" w:name="_Toc242441908"/>
       <w:r>
         <w:rPr>
           <w:lang w:val="it-CH"/>
@@ -17680,7 +17871,7 @@
       <w:pPr>
         <w:pStyle w:val="Titolo1"/>
       </w:pPr>
-      <w:bookmarkStart w:id="47" w:name="_Toc124935623"/>
+      <w:bookmarkStart w:id="47" w:name="_Toc242441909"/>
       <w:r>
         <w:lastRenderedPageBreak/>
         <w:t>Bibliografia</w:t>
@@ -17696,7 +17887,7 @@
         </w:rPr>
       </w:pPr>
       <w:bookmarkStart w:id="48" w:name="_Toc461179232"/>
-      <w:bookmarkStart w:id="49" w:name="_Toc124935624"/>
+      <w:bookmarkStart w:id="49" w:name="_Toc242441910"/>
       <w:r>
         <w:rPr>
           <w:lang w:val="it-CH"/>
@@ -17772,7 +17963,7 @@
         </w:rPr>
       </w:pPr>
       <w:bookmarkStart w:id="50" w:name="_Toc461179233"/>
-      <w:bookmarkStart w:id="51" w:name="_Toc124935625"/>
+      <w:bookmarkStart w:id="51" w:name="_Toc242441911"/>
       <w:r>
         <w:rPr>
           <w:lang w:val="it-CH"/>
@@ -17861,7 +18052,7 @@
         </w:rPr>
       </w:pPr>
       <w:bookmarkStart w:id="52" w:name="_Toc461179234"/>
-      <w:bookmarkStart w:id="53" w:name="_Toc124935626"/>
+      <w:bookmarkStart w:id="53" w:name="_Toc242441912"/>
       <w:r>
         <w:rPr>
           <w:lang w:val="it-CH"/>
@@ -17991,7 +18182,7 @@
       <w:pPr>
         <w:pStyle w:val="Titolo1"/>
       </w:pPr>
-      <w:bookmarkStart w:id="55" w:name="_Toc124935627"/>
+      <w:bookmarkStart w:id="55" w:name="_Toc242441913"/>
       <w:r>
         <w:lastRenderedPageBreak/>
         <w:t>Glossario</w:t>
@@ -18177,7 +18368,7 @@
       <w:pPr>
         <w:pStyle w:val="Titolo1"/>
       </w:pPr>
-      <w:bookmarkStart w:id="56" w:name="_Toc124935628"/>
+      <w:bookmarkStart w:id="56" w:name="_Toc242441914"/>
       <w:r>
         <w:t>Indice delle figure</w:t>
       </w:r>
@@ -18561,7 +18752,7 @@
       <w:pPr>
         <w:pStyle w:val="Titolo1"/>
       </w:pPr>
-      <w:bookmarkStart w:id="57" w:name="_Toc124935629"/>
+      <w:bookmarkStart w:id="57" w:name="_Toc242441915"/>
       <w:r>
         <w:t>Allegati</w:t>
       </w:r>
@@ -19310,7 +19501,7 @@
         <w:noProof/>
         <w:sz w:val="20"/>
       </w:rPr>
-      <w:t>18.09.2026</w:t>
+      <w:t>25.09.2026</w:t>
     </w:r>
     <w:r>
       <w:rPr>
@@ -19538,7 +19729,7 @@
         <w:noProof/>
         <w:sz w:val="20"/>
       </w:rPr>
-      <w:t>18.09.2026</w:t>
+      <w:t>25.09.2026</w:t>
     </w:r>
     <w:r>
       <w:rPr>
@@ -28513,6 +28704,7 @@
   <w:style w:type="character" w:default="1" w:styleId="Carpredefinitoparagrafo">
     <w:name w:val="Default Paragraph Font"/>
     <w:uiPriority w:val="1"/>
+    <w:semiHidden/>
     <w:unhideWhenUsed/>
   </w:style>
   <w:style w:type="table" w:default="1" w:styleId="Tabellanormale">

--- a/3_Documentazione/Agenda Intelligenze documentazione.docx
+++ b/3_Documentazione/Agenda Intelligenze documentazione.docx
@@ -8052,21 +8052,15 @@
     </w:p>
     <w:p/>
     <w:p>
-      <w:pPr>
-        <w:keepNext/>
-      </w:pPr>
-      <w:r>
-        <w:t>Diagramma Chen</w:t>
-      </w:r>
-      <w:r>
-        <w:rPr>
-          <w:noProof/>
+      <w:r>
+        <w:rPr>
+          <w:lang w:val="de-CH"/>
         </w:rPr>
         <w:drawing>
-          <wp:inline distT="0" distB="0" distL="0" distR="0" wp14:anchorId="461D480A" wp14:editId="4E1FBEF6">
-            <wp:extent cx="6115050" cy="5448300"/>
-            <wp:effectExtent l="152400" t="152400" r="361950" b="361950"/>
-            <wp:docPr id="4" name="Immagine 4"/>
+          <wp:inline distT="0" distB="0" distL="0" distR="0" wp14:anchorId="7626E554" wp14:editId="05BDD75F">
+            <wp:extent cx="6120130" cy="5104130"/>
+            <wp:effectExtent l="0" t="0" r="0" b="1270"/>
+            <wp:docPr id="1" name="Immagine 1"/>
             <wp:cNvGraphicFramePr>
               <a:graphicFrameLocks xmlns:a="http://schemas.openxmlformats.org/drawingml/2006/main" noChangeAspect="1"/>
             </wp:cNvGraphicFramePr>
@@ -8074,42 +8068,23 @@
               <a:graphicData uri="http://schemas.openxmlformats.org/drawingml/2006/picture">
                 <pic:pic xmlns:pic="http://schemas.openxmlformats.org/drawingml/2006/picture">
                   <pic:nvPicPr>
-                    <pic:cNvPr id="0" name="Picture 2"/>
-                    <pic:cNvPicPr>
-                      <a:picLocks noChangeAspect="1" noChangeArrowheads="1"/>
-                    </pic:cNvPicPr>
+                    <pic:cNvPr id="1" name=""/>
+                    <pic:cNvPicPr/>
                   </pic:nvPicPr>
                   <pic:blipFill>
-                    <a:blip r:embed="rId17">
-                      <a:extLst>
-                        <a:ext uri="{28A0092B-C50C-407E-A947-70E740481C1C}">
-                          <a14:useLocalDpi xmlns:a14="http://schemas.microsoft.com/office/drawing/2010/main" val="0"/>
-                        </a:ext>
-                      </a:extLst>
-                    </a:blip>
-                    <a:srcRect/>
+                    <a:blip r:embed="rId17"/>
                     <a:stretch>
                       <a:fillRect/>
                     </a:stretch>
                   </pic:blipFill>
-                  <pic:spPr bwMode="auto">
+                  <pic:spPr>
                     <a:xfrm>
                       <a:off x="0" y="0"/>
-                      <a:ext cx="6115050" cy="5448300"/>
+                      <a:ext cx="6120130" cy="5104130"/>
                     </a:xfrm>
                     <a:prstGeom prst="rect">
                       <a:avLst/>
                     </a:prstGeom>
-                    <a:ln>
-                      <a:noFill/>
-                    </a:ln>
-                    <a:effectLst>
-                      <a:outerShdw blurRad="292100" dist="139700" dir="2700000" algn="tl" rotWithShape="0">
-                        <a:srgbClr val="333333">
-                          <a:alpha val="65000"/>
-                        </a:srgbClr>
-                      </a:outerShdw>
-                    </a:effectLst>
                   </pic:spPr>
                 </pic:pic>
               </a:graphicData>
@@ -8120,63 +8095,89 @@
     </w:p>
     <w:p>
       <w:pPr>
-        <w:pStyle w:val="Didascalia"/>
-      </w:pPr>
-      <w:bookmarkStart w:id="21" w:name="_Toc124775986"/>
-      <w:r>
-        <w:t xml:space="preserve">Figura </w:t>
-      </w:r>
-      <w:r>
-        <w:fldChar w:fldCharType="begin"/>
-      </w:r>
-      <w:r>
-        <w:instrText xml:space="preserve"> SEQ Figura \* ARABIC </w:instrText>
-      </w:r>
-      <w:r>
-        <w:fldChar w:fldCharType="separate"/>
-      </w:r>
-      <w:r>
-        <w:rPr>
-          <w:noProof/>
-        </w:rPr>
-        <w:t>3</w:t>
-      </w:r>
-      <w:r>
-        <w:rPr>
-          <w:noProof/>
-        </w:rPr>
-        <w:fldChar w:fldCharType="end"/>
-      </w:r>
-      <w:r>
-        <w:t xml:space="preserve"> Diagramma ER Chen</w:t>
-      </w:r>
-      <w:bookmarkEnd w:id="21"/>
-    </w:p>
-    <w:p/>
-    <w:p>
-      <w:r>
+        <w:rPr>
+          <w:lang w:val="de-CH"/>
+        </w:rPr>
+      </w:pPr>
+      <w:r>
+        <w:rPr>
+          <w:lang w:val="de-CH"/>
+        </w:rPr>
         <w:br w:type="page"/>
       </w:r>
     </w:p>
     <w:p>
-      <w:r>
+      <w:pPr>
+        <w:pStyle w:val="Titolo2"/>
+        <w:rPr>
+          <w:lang w:val="it-CH"/>
+        </w:rPr>
+      </w:pPr>
+      <w:bookmarkStart w:id="21" w:name="_Toc429059811"/>
+      <w:bookmarkStart w:id="22" w:name="_Toc242441898"/>
+      <w:r>
+        <w:rPr>
+          <w:lang w:val="it-CH"/>
+        </w:rPr>
         <w:lastRenderedPageBreak/>
-        <w:t>Diagramma Barker/Bachmann</w:t>
-      </w:r>
+        <w:t>Design delle interfacce</w:t>
+      </w:r>
+      <w:bookmarkEnd w:id="21"/>
+      <w:bookmarkEnd w:id="22"/>
     </w:p>
     <w:p>
-      <w:pPr>
-        <w:keepNext/>
-      </w:pPr>
-      <w:r>
-        <w:rPr>
-          <w:noProof/>
-        </w:rPr>
+      <w:r>
+        <w:t xml:space="preserve">Descrizione delle interfacce interne ed esterne del sistema e dell’interfaccia utente. La progettazione delle interfacce è basata sulle informazioni ricavate durante la fase di analisi e realizzata tramite </w:t>
+      </w:r>
+      <w:proofErr w:type="spellStart"/>
+      <w:r>
+        <w:t>mockups</w:t>
+      </w:r>
+      <w:proofErr w:type="spellEnd"/>
+      <w:r>
+        <w:t>.</w:t>
+      </w:r>
+    </w:p>
+    <w:p>
+      <w:pPr>
+        <w:pStyle w:val="Titolo2"/>
+        <w:rPr>
+          <w:lang w:val="it-CH"/>
+        </w:rPr>
+      </w:pPr>
+      <w:bookmarkStart w:id="23" w:name="_Toc429059812"/>
+      <w:bookmarkStart w:id="24" w:name="_Toc242441899"/>
+      <w:r>
+        <w:rPr>
+          <w:lang w:val="it-CH"/>
+        </w:rPr>
+        <w:t>Design procedurale</w:t>
+      </w:r>
+      <w:bookmarkEnd w:id="23"/>
+      <w:bookmarkEnd w:id="24"/>
+    </w:p>
+    <w:p>
+      <w:pPr>
+        <w:rPr>
+          <w:b/>
+          <w:bCs/>
+        </w:rPr>
+      </w:pPr>
+      <w:r>
+        <w:rPr>
+          <w:b/>
+          <w:bCs/>
+        </w:rPr>
+        <w:t>Creazione manuale di un evento</w:t>
+      </w:r>
+    </w:p>
+    <w:p>
+      <w:r>
         <w:drawing>
-          <wp:inline distT="0" distB="0" distL="0" distR="0" wp14:anchorId="3A386735" wp14:editId="2586053A">
-            <wp:extent cx="6115050" cy="5343525"/>
-            <wp:effectExtent l="152400" t="152400" r="361950" b="371475"/>
-            <wp:docPr id="2" name="Immagine 2"/>
+          <wp:inline distT="0" distB="0" distL="0" distR="0" wp14:anchorId="4F339EA6" wp14:editId="28099A7D">
+            <wp:extent cx="6343187" cy="5200650"/>
+            <wp:effectExtent l="0" t="0" r="635" b="0"/>
+            <wp:docPr id="8" name="Immagine 8"/>
             <wp:cNvGraphicFramePr>
               <a:graphicFrameLocks xmlns:a="http://schemas.openxmlformats.org/drawingml/2006/main" noChangeAspect="1"/>
             </wp:cNvGraphicFramePr>
@@ -8184,217 +8185,783 @@
               <a:graphicData uri="http://schemas.openxmlformats.org/drawingml/2006/picture">
                 <pic:pic xmlns:pic="http://schemas.openxmlformats.org/drawingml/2006/picture">
                   <pic:nvPicPr>
-                    <pic:cNvPr id="0" name="Picture 1"/>
-                    <pic:cNvPicPr>
-                      <a:picLocks noChangeAspect="1" noChangeArrowheads="1"/>
-                    </pic:cNvPicPr>
+                    <pic:cNvPr id="1" name=""/>
+                    <pic:cNvPicPr/>
                   </pic:nvPicPr>
                   <pic:blipFill>
-                    <a:blip r:embed="rId18">
+                    <a:blip r:embed="rId18"/>
+                    <a:stretch>
+                      <a:fillRect/>
+                    </a:stretch>
+                  </pic:blipFill>
+                  <pic:spPr>
+                    <a:xfrm>
+                      <a:off x="0" y="0"/>
+                      <a:ext cx="6354725" cy="5210110"/>
+                    </a:xfrm>
+                    <a:prstGeom prst="rect">
+                      <a:avLst/>
+                    </a:prstGeom>
+                  </pic:spPr>
+                </pic:pic>
+              </a:graphicData>
+            </a:graphic>
+          </wp:inline>
+        </w:drawing>
+      </w:r>
+    </w:p>
+    <w:p>
+      <w:pPr>
+        <w:rPr>
+          <w:b/>
+          <w:bCs/>
+        </w:rPr>
+      </w:pPr>
+      <w:r>
+        <w:rPr>
+          <w:b/>
+          <w:bCs/>
+        </w:rPr>
+        <w:lastRenderedPageBreak/>
+        <w:t>Modifica di un evento</w:t>
+      </w:r>
+      <w:r>
+        <w:drawing>
+          <wp:inline distT="0" distB="0" distL="0" distR="0" wp14:anchorId="5CEB5B60" wp14:editId="07FE0A8B">
+            <wp:extent cx="6195966" cy="4876800"/>
+            <wp:effectExtent l="0" t="0" r="0" b="0"/>
+            <wp:docPr id="16" name="Immagine 16"/>
+            <wp:cNvGraphicFramePr>
+              <a:graphicFrameLocks xmlns:a="http://schemas.openxmlformats.org/drawingml/2006/main" noChangeAspect="1"/>
+            </wp:cNvGraphicFramePr>
+            <a:graphic xmlns:a="http://schemas.openxmlformats.org/drawingml/2006/main">
+              <a:graphicData uri="http://schemas.openxmlformats.org/drawingml/2006/picture">
+                <pic:pic xmlns:pic="http://schemas.openxmlformats.org/drawingml/2006/picture">
+                  <pic:nvPicPr>
+                    <pic:cNvPr id="1" name=""/>
+                    <pic:cNvPicPr/>
+                  </pic:nvPicPr>
+                  <pic:blipFill>
+                    <a:blip r:embed="rId19"/>
+                    <a:stretch>
+                      <a:fillRect/>
+                    </a:stretch>
+                  </pic:blipFill>
+                  <pic:spPr>
+                    <a:xfrm>
+                      <a:off x="0" y="0"/>
+                      <a:ext cx="6207513" cy="4885888"/>
+                    </a:xfrm>
+                    <a:prstGeom prst="rect">
+                      <a:avLst/>
+                    </a:prstGeom>
+                  </pic:spPr>
+                </pic:pic>
+              </a:graphicData>
+            </a:graphic>
+          </wp:inline>
+        </w:drawing>
+      </w:r>
+      <w:r>
+        <w:rPr>
+          <w:noProof/>
+        </w:rPr>
+        <w:t xml:space="preserve"> </w:t>
+      </w:r>
+      <w:r>
+        <w:rPr>
+          <w:b/>
+          <w:bCs/>
+        </w:rPr>
+        <w:lastRenderedPageBreak/>
+        <w:t>Analisi inserimento vocale</w:t>
+      </w:r>
+      <w:r>
+        <w:rPr>
+          <w:b/>
+          <w:bCs/>
+        </w:rPr>
+        <w:drawing>
+          <wp:inline distT="0" distB="0" distL="0" distR="0" wp14:anchorId="5B99F697" wp14:editId="69947B7C">
+            <wp:extent cx="5095875" cy="5915403"/>
+            <wp:effectExtent l="0" t="0" r="0" b="9525"/>
+            <wp:docPr id="17" name="Immagine 17"/>
+            <wp:cNvGraphicFramePr>
+              <a:graphicFrameLocks xmlns:a="http://schemas.openxmlformats.org/drawingml/2006/main" noChangeAspect="1"/>
+            </wp:cNvGraphicFramePr>
+            <a:graphic xmlns:a="http://schemas.openxmlformats.org/drawingml/2006/main">
+              <a:graphicData uri="http://schemas.openxmlformats.org/drawingml/2006/picture">
+                <pic:pic xmlns:pic="http://schemas.openxmlformats.org/drawingml/2006/picture">
+                  <pic:nvPicPr>
+                    <pic:cNvPr id="1" name=""/>
+                    <pic:cNvPicPr/>
+                  </pic:nvPicPr>
+                  <pic:blipFill>
+                    <a:blip r:embed="rId20"/>
+                    <a:stretch>
+                      <a:fillRect/>
+                    </a:stretch>
+                  </pic:blipFill>
+                  <pic:spPr>
+                    <a:xfrm>
+                      <a:off x="0" y="0"/>
+                      <a:ext cx="5095875" cy="5915403"/>
+                    </a:xfrm>
+                    <a:prstGeom prst="rect">
+                      <a:avLst/>
+                    </a:prstGeom>
+                  </pic:spPr>
+                </pic:pic>
+              </a:graphicData>
+            </a:graphic>
+          </wp:inline>
+        </w:drawing>
+      </w:r>
+    </w:p>
+    <w:p>
+      <w:r>
+        <w:rPr>
+          <w:b/>
+          <w:bCs/>
+        </w:rPr>
+        <w:t xml:space="preserve">Allegato Flowchart </w:t>
+      </w:r>
+      <w:proofErr w:type="spellStart"/>
+      <w:r>
+        <w:rPr>
+          <w:b/>
+          <w:bCs/>
+        </w:rPr>
+        <w:t>mermaid</w:t>
+      </w:r>
+      <w:proofErr w:type="spellEnd"/>
+      <w:r>
+        <w:rPr>
+          <w:b/>
+          <w:bCs/>
+        </w:rPr>
+        <w:t xml:space="preserve">: </w:t>
+      </w:r>
+      <w:hyperlink r:id="rId21" w:history="1">
+        <w:r>
+          <w:rPr>
+            <w:rStyle w:val="Collegamentoipertestuale"/>
+            <w:b/>
+            <w:bCs/>
+          </w:rPr>
+          <w:t>..\7_Allegati\flusso</w:t>
+        </w:r>
+        <w:r>
+          <w:rPr>
+            <w:rStyle w:val="Collegamentoipertestuale"/>
+            <w:b/>
+            <w:bCs/>
+          </w:rPr>
+          <w:t>.</w:t>
+        </w:r>
+        <w:r>
+          <w:rPr>
+            <w:rStyle w:val="Collegamentoipertestuale"/>
+            <w:b/>
+            <w:bCs/>
+          </w:rPr>
+          <w:t>md</w:t>
+        </w:r>
+      </w:hyperlink>
+      <w:r>
+        <w:br w:type="page"/>
+      </w:r>
+    </w:p>
+    <w:p>
+      <w:pPr>
+        <w:pStyle w:val="Titolo1"/>
+      </w:pPr>
+      <w:bookmarkStart w:id="25" w:name="_Toc461179222"/>
+      <w:bookmarkStart w:id="26" w:name="_Toc242441900"/>
+      <w:r>
+        <w:lastRenderedPageBreak/>
+        <w:t>Implementazione</w:t>
+      </w:r>
+      <w:bookmarkEnd w:id="25"/>
+      <w:bookmarkEnd w:id="26"/>
+    </w:p>
+    <w:p>
+      <w:r>
+        <w:t>In questo capitolo dovrà essere mostrato come è stato realizzato il lavoro. Questa parte può differenziarsi dalla progettazione in quanto il risultato ottenuto non per forza può essere come era stato progettato.</w:t>
+      </w:r>
+    </w:p>
+    <w:p>
+      <w:r>
+        <w:t xml:space="preserve">Sulla base di queste informazioni il lavoro svolto dovrà essere riproducibile. </w:t>
+      </w:r>
+    </w:p>
+    <w:p>
+      <w:r>
+        <w:t>In questa parte è richiesto l’inserimento di codice sorgente</w:t>
+      </w:r>
+      <w:r>
+        <w:t xml:space="preserve"> - </w:t>
+      </w:r>
+      <w:r>
+        <w:t>P</w:t>
+      </w:r>
+      <w:r>
+        <w:t xml:space="preserve">rint </w:t>
+      </w:r>
+      <w:r>
+        <w:t>S</w:t>
+      </w:r>
+      <w:r>
+        <w:t xml:space="preserve">creen </w:t>
+      </w:r>
+      <w:r>
+        <w:t xml:space="preserve">- </w:t>
+      </w:r>
+      <w:r>
+        <w:t>di maschere solamente per quei passaggi particolarmente significativi e/o critici.</w:t>
+      </w:r>
+    </w:p>
+    <w:p>
+      <w:r>
+        <w:t>Inoltre,</w:t>
+      </w:r>
+      <w:r>
+        <w:t xml:space="preserve"> dovranno essere descritte eventuali varianti di soluzione o scelte di prodotti con motivazione delle scelte.</w:t>
+      </w:r>
+    </w:p>
+    <w:p>
+      <w:r>
+        <w:t>Non deve apparire nessuna forma di guida d’uso di librerie o di componenti utilizzati. Eventualmente questa va allegata.</w:t>
+      </w:r>
+    </w:p>
+    <w:p>
+      <w:r>
+        <w:t>Per eventuali dettagli si possono inserire riferimenti ai diari.</w:t>
+      </w:r>
+    </w:p>
+    <w:p/>
+    <w:p>
+      <w:pPr>
+        <w:pStyle w:val="Titolo2"/>
+      </w:pPr>
+      <w:r>
+        <w:t>SETUP</w:t>
+      </w:r>
+    </w:p>
+    <w:p>
+      <w:pPr>
+        <w:rPr>
+          <w:lang w:val="it-IT"/>
+        </w:rPr>
+      </w:pPr>
+      <w:r>
+        <w:rPr>
+          <w:lang w:val="it-IT"/>
+        </w:rPr>
+        <w:t xml:space="preserve">Il primo passo è scaricare VS code, dal link </w:t>
+      </w:r>
+      <w:hyperlink r:id="rId22" w:history="1">
+        <w:r>
+          <w:rPr>
+            <w:rStyle w:val="Collegamentoipertestuale"/>
+            <w:b/>
+            <w:bCs/>
+            <w:lang w:val="it-IT"/>
+          </w:rPr>
+          <w:t>https://code.visualstudio.com/</w:t>
+        </w:r>
+      </w:hyperlink>
+      <w:r>
+        <w:rPr>
+          <w:lang w:val="it-IT"/>
+        </w:rPr>
+        <w:t>.</w:t>
+      </w:r>
+    </w:p>
+    <w:p>
+      <w:pPr>
+        <w:rPr>
+          <w:lang w:val="it-IT"/>
+        </w:rPr>
+      </w:pPr>
+      <w:r>
+        <w:rPr>
+          <w:lang w:val="it-IT"/>
+        </w:rPr>
+        <w:t xml:space="preserve">Non è </w:t>
+      </w:r>
+      <w:proofErr w:type="spellStart"/>
+      <w:r>
+        <w:rPr>
+          <w:lang w:val="it-IT"/>
+        </w:rPr>
+        <w:t>importanto</w:t>
+      </w:r>
+      <w:proofErr w:type="spellEnd"/>
+      <w:r>
+        <w:rPr>
+          <w:lang w:val="it-IT"/>
+        </w:rPr>
+        <w:t xml:space="preserve"> per il progetto la personalizzazione dell’installazione, dato che i plugins con </w:t>
+      </w:r>
+      <w:proofErr w:type="spellStart"/>
+      <w:r>
+        <w:rPr>
+          <w:lang w:val="it-IT"/>
+        </w:rPr>
+        <w:t>sdk</w:t>
+      </w:r>
+      <w:proofErr w:type="spellEnd"/>
+      <w:r>
+        <w:rPr>
+          <w:lang w:val="it-IT"/>
+        </w:rPr>
+        <w:t xml:space="preserve"> e altri SW utili verranno scaricati dopo.</w:t>
+      </w:r>
+    </w:p>
+    <w:p>
+      <w:pPr>
+        <w:rPr>
+          <w:lang w:val="it-IT"/>
+        </w:rPr>
+      </w:pPr>
+    </w:p>
+    <w:p>
+      <w:pPr>
+        <w:rPr>
+          <w:lang w:val="it-IT"/>
+        </w:rPr>
+      </w:pPr>
+      <w:r>
+        <w:rPr>
+          <w:lang w:val="it-IT"/>
+        </w:rPr>
+        <w:drawing>
+          <wp:anchor distT="0" distB="0" distL="114300" distR="114300" simplePos="0" relativeHeight="251660288" behindDoc="1" locked="0" layoutInCell="1" allowOverlap="1" wp14:anchorId="64ADD2B7" wp14:editId="3D58D8A2">
+            <wp:simplePos x="0" y="0"/>
+            <wp:positionH relativeFrom="margin">
+              <wp:align>left</wp:align>
+            </wp:positionH>
+            <wp:positionV relativeFrom="paragraph">
+              <wp:posOffset>433070</wp:posOffset>
+            </wp:positionV>
+            <wp:extent cx="3333750" cy="1885950"/>
+            <wp:effectExtent l="0" t="0" r="0" b="0"/>
+            <wp:wrapTopAndBottom/>
+            <wp:docPr id="6" name="Immagine 6"/>
+            <wp:cNvGraphicFramePr>
+              <a:graphicFrameLocks xmlns:a="http://schemas.openxmlformats.org/drawingml/2006/main" noChangeAspect="1"/>
+            </wp:cNvGraphicFramePr>
+            <a:graphic xmlns:a="http://schemas.openxmlformats.org/drawingml/2006/main">
+              <a:graphicData uri="http://schemas.openxmlformats.org/drawingml/2006/picture">
+                <pic:pic xmlns:pic="http://schemas.openxmlformats.org/drawingml/2006/picture">
+                  <pic:nvPicPr>
+                    <pic:cNvPr id="1" name=""/>
+                    <pic:cNvPicPr/>
+                  </pic:nvPicPr>
+                  <pic:blipFill>
+                    <a:blip r:embed="rId23">
                       <a:extLst>
                         <a:ext uri="{28A0092B-C50C-407E-A947-70E740481C1C}">
                           <a14:useLocalDpi xmlns:a14="http://schemas.microsoft.com/office/drawing/2010/main" val="0"/>
                         </a:ext>
                       </a:extLst>
                     </a:blip>
-                    <a:srcRect/>
                     <a:stretch>
                       <a:fillRect/>
                     </a:stretch>
                   </pic:blipFill>
-                  <pic:spPr bwMode="auto">
+                  <pic:spPr>
                     <a:xfrm>
                       <a:off x="0" y="0"/>
-                      <a:ext cx="6115050" cy="5343525"/>
+                      <a:ext cx="3333750" cy="1885950"/>
                     </a:xfrm>
                     <a:prstGeom prst="rect">
                       <a:avLst/>
                     </a:prstGeom>
-                    <a:ln>
-                      <a:noFill/>
-                    </a:ln>
-                    <a:effectLst>
-                      <a:outerShdw blurRad="292100" dist="139700" dir="2700000" algn="tl" rotWithShape="0">
-                        <a:srgbClr val="333333">
-                          <a:alpha val="65000"/>
-                        </a:srgbClr>
-                      </a:outerShdw>
-                    </a:effectLst>
                   </pic:spPr>
                 </pic:pic>
               </a:graphicData>
             </a:graphic>
-          </wp:inline>
+          </wp:anchor>
         </w:drawing>
       </w:r>
+      <w:r>
+        <w:rPr>
+          <w:lang w:val="it-IT"/>
+        </w:rPr>
+        <w:t>Aprire vs code e scaricare Flu</w:t>
+      </w:r>
+      <w:r>
+        <w:rPr>
+          <w:lang w:val="it-IT"/>
+        </w:rPr>
+        <w:t>t</w:t>
+      </w:r>
+      <w:r>
+        <w:rPr>
+          <w:lang w:val="it-IT"/>
+        </w:rPr>
+        <w:t xml:space="preserve">ter SDK nella sezione </w:t>
+      </w:r>
+      <w:proofErr w:type="spellStart"/>
+      <w:r>
+        <w:rPr>
+          <w:lang w:val="it-IT"/>
+        </w:rPr>
+        <w:t>PlugIns</w:t>
+      </w:r>
+      <w:proofErr w:type="spellEnd"/>
+      <w:r>
+        <w:rPr>
+          <w:lang w:val="it-IT"/>
+        </w:rPr>
+        <w:t xml:space="preserve"> (scaricherà anche dart)</w:t>
+      </w:r>
+      <w:r>
+        <w:rPr>
+          <w:lang w:val="it-IT"/>
+        </w:rPr>
+        <w:t xml:space="preserve"> e assicurarsi che siano </w:t>
+      </w:r>
+      <w:proofErr w:type="spellStart"/>
+      <w:r>
+        <w:rPr>
+          <w:lang w:val="it-IT"/>
+        </w:rPr>
+        <w:t>enabled</w:t>
+      </w:r>
+      <w:proofErr w:type="spellEnd"/>
     </w:p>
     <w:p>
       <w:pPr>
-        <w:pStyle w:val="Didascalia"/>
-      </w:pPr>
-      <w:bookmarkStart w:id="22" w:name="_Toc124775987"/>
-      <w:r>
-        <w:t xml:space="preserve">Figura </w:t>
-      </w:r>
-      <w:r>
-        <w:fldChar w:fldCharType="begin"/>
-      </w:r>
-      <w:r>
-        <w:instrText xml:space="preserve"> SEQ Figura \* ARABIC </w:instrText>
-      </w:r>
-      <w:r>
-        <w:fldChar w:fldCharType="separate"/>
-      </w:r>
-      <w:r>
-        <w:rPr>
-          <w:noProof/>
-        </w:rPr>
-        <w:t>4</w:t>
-      </w:r>
-      <w:r>
-        <w:rPr>
-          <w:noProof/>
-        </w:rPr>
-        <w:fldChar w:fldCharType="end"/>
-      </w:r>
-      <w:r>
+        <w:rPr>
+          <w:lang w:val="it-IT"/>
+        </w:rPr>
+      </w:pPr>
+    </w:p>
+    <w:p>
+      <w:pPr>
+        <w:rPr>
+          <w:lang w:val="it-IT"/>
+        </w:rPr>
+      </w:pPr>
+      <w:r>
+        <w:rPr>
+          <w:lang w:val="it-IT"/>
+        </w:rPr>
+        <w:t xml:space="preserve">Creare il progetto premendo SHIFT + CTRL + P su vs code (o </w:t>
+      </w:r>
+      <w:proofErr w:type="spellStart"/>
+      <w:r>
+        <w:rPr>
+          <w:lang w:val="it-IT"/>
+        </w:rPr>
+        <w:t>View</w:t>
+      </w:r>
+      <w:proofErr w:type="spellEnd"/>
+      <w:r>
+        <w:rPr>
+          <w:lang w:val="it-IT"/>
+        </w:rPr>
+        <w:t xml:space="preserve"> -&gt; </w:t>
+      </w:r>
+      <w:proofErr w:type="spellStart"/>
+      <w:r>
+        <w:rPr>
+          <w:lang w:val="it-IT"/>
+        </w:rPr>
+        <w:t>command</w:t>
+      </w:r>
+      <w:proofErr w:type="spellEnd"/>
+      <w:r>
+        <w:rPr>
+          <w:lang w:val="it-IT"/>
+        </w:rPr>
+        <w:t xml:space="preserve"> palette) e digitare Flutter, poi selezionare App.</w:t>
+      </w:r>
+      <w:r>
+        <w:rPr>
+          <w:lang w:val="it-IT"/>
+        </w:rPr>
+        <w:t xml:space="preserve"> Scegliere tutti gli OS</w:t>
+      </w:r>
+      <w:r>
+        <w:rPr>
+          <w:lang w:val="it-IT"/>
+        </w:rPr>
+        <w:t xml:space="preserve">, </w:t>
+      </w:r>
+      <w:proofErr w:type="spellStart"/>
+      <w:r>
+        <w:rPr>
+          <w:lang w:val="it-IT"/>
+        </w:rPr>
+        <w:t>path</w:t>
+      </w:r>
+      <w:proofErr w:type="spellEnd"/>
+      <w:r>
+        <w:rPr>
+          <w:lang w:val="it-IT"/>
+        </w:rPr>
+        <w:t xml:space="preserve"> e nome del progetto (Agenda)</w:t>
+      </w:r>
+      <w:r>
+        <w:rPr>
+          <w:lang w:val="it-IT"/>
+        </w:rPr>
+        <w:t>.</w:t>
+      </w:r>
+    </w:p>
+    <w:p>
+      <w:pPr>
+        <w:rPr>
+          <w:lang w:val="it-IT"/>
+        </w:rPr>
+      </w:pPr>
+      <w:r>
+        <w:rPr>
+          <w:lang w:val="it-IT"/>
+        </w:rPr>
+        <w:t>Fare trust del progetto per procedere con la creazione</w:t>
+      </w:r>
+    </w:p>
+    <w:p>
+      <w:pPr>
+        <w:rPr>
+          <w:lang w:val="it-IT"/>
+        </w:rPr>
+      </w:pPr>
+      <w:r>
+        <w:rPr>
+          <w:lang w:val="it-IT"/>
+        </w:rPr>
+        <w:br/>
+        <w:t>Nel mentre che viene generato il progetto, modificare l’installazione/scaricare VS community 2022</w:t>
+      </w:r>
+    </w:p>
+    <w:p>
+      <w:pPr>
+        <w:rPr>
+          <w:lang w:val="it-IT"/>
+        </w:rPr>
+      </w:pPr>
+    </w:p>
+    <w:p>
+      <w:r>
+        <w:t xml:space="preserve">Nel terminale della cartella del progetto, eseguire </w:t>
+      </w:r>
+      <w:r>
+        <w:rPr>
+          <w:b/>
+          <w:bCs/>
+        </w:rPr>
+        <w:t>flutter doctor</w:t>
+      </w:r>
+      <w:r>
+        <w:rPr>
+          <w:b/>
+          <w:bCs/>
+        </w:rPr>
         <w:t xml:space="preserve"> </w:t>
       </w:r>
       <w:r>
-        <w:t>Diagramma ER Barker</w:t>
-      </w:r>
-      <w:bookmarkEnd w:id="22"/>
+        <w:t>e assicurarsi di avere tutti i requisiti.</w:t>
+      </w:r>
+    </w:p>
+    <w:p>
+      <w:r>
+        <w:t xml:space="preserve">Poi testare l’avvio: </w:t>
+      </w:r>
+      <w:r>
+        <w:rPr>
+          <w:b/>
+          <w:bCs/>
+        </w:rPr>
+        <w:t xml:space="preserve">flutter </w:t>
+      </w:r>
+      <w:proofErr w:type="spellStart"/>
+      <w:r>
+        <w:rPr>
+          <w:b/>
+          <w:bCs/>
+        </w:rPr>
+        <w:t>run</w:t>
+      </w:r>
+      <w:proofErr w:type="spellEnd"/>
+      <w:r>
+        <w:rPr>
+          <w:b/>
+          <w:bCs/>
+        </w:rPr>
+        <w:t xml:space="preserve"> -d</w:t>
+      </w:r>
+      <w:r>
+        <w:t xml:space="preserve"> OS/</w:t>
+      </w:r>
+      <w:proofErr w:type="spellStart"/>
+      <w:r>
+        <w:t>chrome</w:t>
+      </w:r>
+      <w:proofErr w:type="spellEnd"/>
+      <w:r>
+        <w:br/>
+        <w:t>Da ora in poi si può scegliere da dove lavorare, io per semplicità uso il browser.</w:t>
+      </w:r>
     </w:p>
     <w:p/>
     <w:p>
-      <w:r>
-        <w:br w:type="page"/>
+      <w:pPr>
+        <w:pStyle w:val="Titolo2"/>
+      </w:pPr>
+      <w:r>
+        <w:t>Orga</w:t>
+      </w:r>
+      <w:r>
+        <w:t>nizzazione cartella</w:t>
       </w:r>
     </w:p>
     <w:p>
       <w:pPr>
-        <w:pStyle w:val="Titolo2"/>
-        <w:rPr>
-          <w:lang w:val="it-CH"/>
-        </w:rPr>
-      </w:pPr>
-      <w:bookmarkStart w:id="23" w:name="_Toc429059811"/>
-      <w:bookmarkStart w:id="24" w:name="_Toc242441898"/>
-      <w:r>
-        <w:rPr>
-          <w:lang w:val="it-CH"/>
-        </w:rPr>
-        <w:lastRenderedPageBreak/>
-        <w:t>Design delle interfacce</w:t>
-      </w:r>
-      <w:bookmarkEnd w:id="23"/>
-      <w:bookmarkEnd w:id="24"/>
+        <w:rPr>
+          <w:lang w:val="it-IT"/>
+        </w:rPr>
+      </w:pPr>
+      <w:r>
+        <w:rPr>
+          <w:lang w:val="it-IT"/>
+        </w:rPr>
+        <w:t xml:space="preserve">Per essere più puliti, nella cartella </w:t>
+      </w:r>
+      <w:proofErr w:type="spellStart"/>
+      <w:r>
+        <w:rPr>
+          <w:lang w:val="it-IT"/>
+        </w:rPr>
+        <w:t>lib</w:t>
+      </w:r>
+      <w:proofErr w:type="spellEnd"/>
+      <w:r>
+        <w:rPr>
+          <w:lang w:val="it-IT"/>
+        </w:rPr>
+        <w:t xml:space="preserve"> del progetto vanno generare 4 sottocartelle:</w:t>
+      </w:r>
     </w:p>
     <w:p>
-      <w:r>
-        <w:t xml:space="preserve">Descrizione delle interfacce interne ed esterne del sistema e dell’interfaccia utente. La progettazione delle interfacce è basata sulle informazioni ricavate durante la fase di analisi e realizzata tramite </w:t>
-      </w:r>
-      <w:proofErr w:type="spellStart"/>
-      <w:r>
-        <w:t>mockups</w:t>
-      </w:r>
-      <w:proofErr w:type="spellEnd"/>
-      <w:r>
-        <w:t>.</w:t>
+      <w:pPr>
+        <w:pStyle w:val="Paragrafoelenco"/>
+        <w:numPr>
+          <w:ilvl w:val="0"/>
+          <w:numId w:val="53"/>
+        </w:numPr>
+        <w:rPr>
+          <w:b/>
+          <w:bCs/>
+        </w:rPr>
+      </w:pPr>
+      <w:r>
+        <w:rPr>
+          <w:b/>
+          <w:bCs/>
+        </w:rPr>
+        <w:t xml:space="preserve">Models </w:t>
+      </w:r>
+      <w:r>
+        <w:t>per le classi, uti</w:t>
+      </w:r>
+      <w:r>
+        <w:t>le nel descrivere i dati di un singolo oggetto (es. Evento, Utente, …)</w:t>
       </w:r>
     </w:p>
     <w:p>
       <w:pPr>
-        <w:pStyle w:val="Titolo2"/>
-        <w:rPr>
-          <w:lang w:val="it-CH"/>
-        </w:rPr>
-      </w:pPr>
-      <w:bookmarkStart w:id="25" w:name="_Toc429059812"/>
-      <w:bookmarkStart w:id="26" w:name="_Toc242441899"/>
-      <w:r>
-        <w:rPr>
-          <w:lang w:val="it-CH"/>
-        </w:rPr>
-        <w:t>Design procedurale</w:t>
-      </w:r>
-      <w:bookmarkEnd w:id="25"/>
-      <w:bookmarkEnd w:id="26"/>
+        <w:pStyle w:val="Paragrafoelenco"/>
+        <w:numPr>
+          <w:ilvl w:val="0"/>
+          <w:numId w:val="53"/>
+        </w:numPr>
+        <w:rPr>
+          <w:b/>
+          <w:bCs/>
+        </w:rPr>
+      </w:pPr>
+      <w:r>
+        <w:rPr>
+          <w:b/>
+          <w:bCs/>
+        </w:rPr>
+        <w:t xml:space="preserve">Widgets </w:t>
+      </w:r>
+      <w:r>
+        <w:t>per componenti riutilizzabili t</w:t>
+      </w:r>
+      <w:r>
+        <w:t>ra più schermate (</w:t>
+      </w:r>
+      <w:proofErr w:type="spellStart"/>
+      <w:r>
+        <w:t>navbar</w:t>
+      </w:r>
+      <w:proofErr w:type="spellEnd"/>
+      <w:r>
+        <w:t>, tasto per aggiungere, design icona profilo, …)</w:t>
+      </w:r>
     </w:p>
     <w:p>
-      <w:r>
-        <w:t>Descrive i concetti dettagliati dell’architettura/sviluppo utilizzando ad esempio:</w:t>
+      <w:pPr>
+        <w:pStyle w:val="Paragrafoelenco"/>
+        <w:numPr>
+          <w:ilvl w:val="0"/>
+          <w:numId w:val="53"/>
+        </w:numPr>
+        <w:rPr>
+          <w:b/>
+          <w:bCs/>
+        </w:rPr>
+      </w:pPr>
+      <w:r>
+        <w:rPr>
+          <w:b/>
+          <w:bCs/>
+        </w:rPr>
+        <w:t xml:space="preserve">Pages/Screens </w:t>
+      </w:r>
+      <w:r>
+        <w:t xml:space="preserve">per definire </w:t>
+      </w:r>
+      <w:r>
+        <w:t>le schermate dell’applicativo e il loro design. Contiene interfacce e gestione eventi delle pagine</w:t>
       </w:r>
     </w:p>
     <w:p>
       <w:pPr>
+        <w:pStyle w:val="Paragrafoelenco"/>
         <w:numPr>
           <w:ilvl w:val="0"/>
-          <w:numId w:val="11"/>
+          <w:numId w:val="53"/>
         </w:numPr>
       </w:pPr>
       <w:r>
-        <w:t>Diagrammi di flusso e Nassi.</w:t>
-      </w:r>
-    </w:p>
-    <w:p>
-      <w:pPr>
-        <w:numPr>
-          <w:ilvl w:val="0"/>
-          <w:numId w:val="11"/>
-        </w:numPr>
-      </w:pPr>
-      <w:r>
-        <w:t>Tabelle.</w:t>
-      </w:r>
-    </w:p>
-    <w:p>
-      <w:pPr>
-        <w:numPr>
-          <w:ilvl w:val="0"/>
-          <w:numId w:val="11"/>
-        </w:numPr>
-      </w:pPr>
-      <w:r>
-        <w:t>Classi e metodi.</w:t>
-      </w:r>
-    </w:p>
-    <w:p>
-      <w:pPr>
-        <w:numPr>
-          <w:ilvl w:val="0"/>
-          <w:numId w:val="11"/>
-        </w:numPr>
-      </w:pPr>
-      <w:r>
-        <w:t xml:space="preserve">Tabelle di </w:t>
-      </w:r>
-      <w:proofErr w:type="spellStart"/>
-      <w:r>
-        <w:t>routing</w:t>
-      </w:r>
-      <w:proofErr w:type="spellEnd"/>
-    </w:p>
-    <w:p>
-      <w:pPr>
-        <w:numPr>
-          <w:ilvl w:val="0"/>
-          <w:numId w:val="11"/>
-        </w:numPr>
-      </w:pPr>
-      <w:r>
-        <w:t>Diritti di accesso a condivisioni …</w:t>
+        <w:rPr>
+          <w:b/>
+          <w:bCs/>
+        </w:rPr>
+        <w:t xml:space="preserve">Services </w:t>
+      </w:r>
+      <w:r>
+        <w:t xml:space="preserve">per inserire </w:t>
+      </w:r>
+      <w:r>
+        <w:t>la gestione della logica delle varie funzioni. Per esempio l’aggiunta di un’attività che viene inserita in una lista e nel DB.</w:t>
+      </w:r>
+      <w:r>
+        <w:br/>
       </w:r>
     </w:p>
     <w:p/>
     <w:p>
       <w:r>
-        <w:t>Questi documenti permetteranno di rappresentare i dettagli procedurali per la realizzazione del prodotto.</w:t>
-      </w:r>
-    </w:p>
-    <w:p/>
-    <w:p>
-      <w:r>
         <w:br w:type="page"/>
       </w:r>
     </w:p>
@@ -8402,98 +8969,32 @@
       <w:pPr>
         <w:pStyle w:val="Titolo1"/>
       </w:pPr>
-      <w:bookmarkStart w:id="27" w:name="_Toc461179222"/>
-      <w:bookmarkStart w:id="28" w:name="_Toc242441900"/>
+      <w:bookmarkStart w:id="27" w:name="_Toc461179223"/>
+      <w:bookmarkStart w:id="28" w:name="_Toc242441901"/>
       <w:r>
         <w:lastRenderedPageBreak/>
-        <w:t>Implementazione</w:t>
+        <w:t>Test</w:t>
       </w:r>
       <w:bookmarkEnd w:id="27"/>
       <w:bookmarkEnd w:id="28"/>
     </w:p>
     <w:p>
-      <w:r>
-        <w:t>In questo capitolo dovrà essere mostrato come è stato realizzato il lavoro. Questa parte può differenziarsi dalla progettazione in quanto il risultato ottenuto non per forza può essere come era stato progettato.</w:t>
-      </w:r>
-    </w:p>
-    <w:p>
-      <w:r>
-        <w:t xml:space="preserve">Sulla base di queste informazioni il lavoro svolto dovrà essere riproducibile. </w:t>
-      </w:r>
-    </w:p>
-    <w:p>
-      <w:r>
-        <w:t>In questa parte è richiesto l’inserimento di codice sorgente</w:t>
-      </w:r>
-      <w:r>
-        <w:t xml:space="preserve"> - </w:t>
-      </w:r>
-      <w:r>
-        <w:t>P</w:t>
-      </w:r>
-      <w:r>
-        <w:t xml:space="preserve">rint </w:t>
-      </w:r>
-      <w:r>
-        <w:t>S</w:t>
-      </w:r>
-      <w:r>
-        <w:t xml:space="preserve">creen </w:t>
-      </w:r>
-      <w:r>
-        <w:t xml:space="preserve">- </w:t>
-      </w:r>
-      <w:r>
-        <w:t>di maschere solamente per quei passaggi particolarmente significativi e/o critici.</w:t>
-      </w:r>
-    </w:p>
-    <w:p>
-      <w:r>
-        <w:t>Inoltre,</w:t>
-      </w:r>
-      <w:r>
-        <w:t xml:space="preserve"> dovranno essere descritte eventuali varianti di soluzione o scelte di prodotti con motivazione delle scelte.</w:t>
-      </w:r>
-    </w:p>
-    <w:p>
-      <w:r>
-        <w:t>Non deve apparire nessuna forma di guida d’uso di librerie o di componenti utilizzati. Eventualmente questa va allegata.</w:t>
-      </w:r>
-    </w:p>
-    <w:p>
-      <w:r>
-        <w:t>Per eventuali dettagli si possono inserire riferimenti ai diari.</w:t>
-      </w:r>
-    </w:p>
-    <w:p>
-      <w:pPr>
-        <w:pStyle w:val="Titolo1"/>
-      </w:pPr>
-      <w:bookmarkStart w:id="29" w:name="_Toc461179223"/>
-      <w:bookmarkStart w:id="30" w:name="_Toc242441901"/>
-      <w:r>
-        <w:t>Test</w:t>
+      <w:pPr>
+        <w:pStyle w:val="Titolo2"/>
+        <w:rPr>
+          <w:lang w:val="it-CH"/>
+        </w:rPr>
+      </w:pPr>
+      <w:bookmarkStart w:id="29" w:name="_Toc461179224"/>
+      <w:bookmarkStart w:id="30" w:name="_Toc242441902"/>
+      <w:r>
+        <w:rPr>
+          <w:lang w:val="it-CH"/>
+        </w:rPr>
+        <w:t>Protocollo di test</w:t>
       </w:r>
       <w:bookmarkEnd w:id="29"/>
       <w:bookmarkEnd w:id="30"/>
-    </w:p>
-    <w:p>
-      <w:pPr>
-        <w:pStyle w:val="Titolo2"/>
-        <w:rPr>
-          <w:lang w:val="it-CH"/>
-        </w:rPr>
-      </w:pPr>
-      <w:bookmarkStart w:id="31" w:name="_Toc461179224"/>
-      <w:bookmarkStart w:id="32" w:name="_Toc242441902"/>
-      <w:r>
-        <w:rPr>
-          <w:lang w:val="it-CH"/>
-        </w:rPr>
-        <w:t>Protocollo di test</w:t>
-      </w:r>
-      <w:bookmarkEnd w:id="31"/>
-      <w:bookmarkEnd w:id="32"/>
     </w:p>
     <w:p>
       <w:r>
@@ -9238,7 +9739,6 @@
                 <w:szCs w:val="24"/>
                 <w:lang w:val="it-CH"/>
               </w:rPr>
-              <w:lastRenderedPageBreak/>
               <w:t>Procedura</w:t>
             </w:r>
           </w:p>
@@ -9662,6 +10162,7 @@
                 <w:szCs w:val="24"/>
                 <w:lang w:val="it-CH"/>
               </w:rPr>
+              <w:lastRenderedPageBreak/>
               <w:t>Procedura</w:t>
             </w:r>
           </w:p>
@@ -10536,7 +11037,6 @@
                 <w:szCs w:val="24"/>
                 <w:lang w:val="it-CH"/>
               </w:rPr>
-              <w:lastRenderedPageBreak/>
               <w:t>Procedura</w:t>
             </w:r>
           </w:p>
@@ -10982,6 +11482,7 @@
                 <w:szCs w:val="24"/>
                 <w:lang w:val="it-CH"/>
               </w:rPr>
+              <w:lastRenderedPageBreak/>
               <w:t>Procedura</w:t>
             </w:r>
           </w:p>
@@ -11864,7 +12365,6 @@
                 <w:szCs w:val="24"/>
                 <w:lang w:val="it-CH"/>
               </w:rPr>
-              <w:lastRenderedPageBreak/>
               <w:t>Procedura</w:t>
             </w:r>
           </w:p>
@@ -12302,6 +12802,7 @@
                 <w:szCs w:val="24"/>
                 <w:lang w:val="it-CH"/>
               </w:rPr>
+              <w:lastRenderedPageBreak/>
               <w:t>Procedura</w:t>
             </w:r>
           </w:p>
@@ -13218,7 +13719,6 @@
                 <w:szCs w:val="24"/>
                 <w:lang w:val="it-CH"/>
               </w:rPr>
-              <w:lastRenderedPageBreak/>
               <w:t xml:space="preserve">Aggiungere un promemoria (es. 30 minuti prima) </w:t>
             </w:r>
           </w:p>
@@ -13277,7 +13777,6 @@
                 <w:szCs w:val="24"/>
                 <w:lang w:val="it-CH"/>
               </w:rPr>
-              <w:lastRenderedPageBreak/>
               <w:t>Risultati attesi</w:t>
             </w:r>
           </w:p>
@@ -13657,6 +14156,7 @@
                 <w:szCs w:val="24"/>
                 <w:lang w:val="it-CH"/>
               </w:rPr>
+              <w:lastRenderedPageBreak/>
               <w:t xml:space="preserve">Modificare il tempo del promemoria </w:t>
             </w:r>
           </w:p>
@@ -13707,6 +14207,7 @@
                 <w:szCs w:val="24"/>
                 <w:lang w:val="it-CH"/>
               </w:rPr>
+              <w:lastRenderedPageBreak/>
               <w:t>Risultati attesi</w:t>
             </w:r>
           </w:p>
@@ -14543,7 +15044,6 @@
                 <w:szCs w:val="24"/>
                 <w:lang w:val="it-CH"/>
               </w:rPr>
-              <w:lastRenderedPageBreak/>
               <w:t>Risultati attesi</w:t>
             </w:r>
           </w:p>
@@ -14967,6 +15467,7 @@
                 <w:szCs w:val="24"/>
                 <w:lang w:val="it-CH"/>
               </w:rPr>
+              <w:lastRenderedPageBreak/>
               <w:t>Controllare l'elenco eventi</w:t>
             </w:r>
           </w:p>
@@ -14995,6 +15496,7 @@
                 <w:szCs w:val="24"/>
                 <w:lang w:val="it-CH"/>
               </w:rPr>
+              <w:lastRenderedPageBreak/>
               <w:t>Risultati attesi</w:t>
             </w:r>
           </w:p>
@@ -15869,7 +16371,6 @@
                 <w:szCs w:val="24"/>
                 <w:lang w:val="it-CH"/>
               </w:rPr>
-              <w:lastRenderedPageBreak/>
               <w:t>Risultati attesi</w:t>
             </w:r>
           </w:p>
@@ -16265,6 +16766,7 @@
                 <w:szCs w:val="24"/>
                 <w:lang w:val="it-CH"/>
               </w:rPr>
+              <w:lastRenderedPageBreak/>
               <w:t>Avviare la ricerca</w:t>
             </w:r>
           </w:p>
@@ -16293,6 +16795,7 @@
                 <w:szCs w:val="24"/>
                 <w:lang w:val="it-CH"/>
               </w:rPr>
+              <w:lastRenderedPageBreak/>
               <w:t>Risultati attesi</w:t>
             </w:r>
           </w:p>
@@ -17183,7 +17686,6 @@
                 <w:szCs w:val="24"/>
                 <w:lang w:val="it-CH"/>
               </w:rPr>
-              <w:lastRenderedPageBreak/>
               <w:t>Risultati attesi</w:t>
             </w:r>
           </w:p>
@@ -17221,7 +17723,7 @@
           <w:b/>
         </w:rPr>
       </w:pPr>
-      <w:bookmarkStart w:id="33" w:name="_Toc461179225"/>
+      <w:bookmarkStart w:id="31" w:name="_Toc461179225"/>
       <w:r>
         <w:br w:type="page"/>
       </w:r>
@@ -17233,7 +17735,7 @@
           <w:lang w:val="it-CH"/>
         </w:rPr>
       </w:pPr>
-      <w:bookmarkStart w:id="34" w:name="_Toc242441903"/>
+      <w:bookmarkStart w:id="32" w:name="_Toc242441903"/>
       <w:r>
         <w:rPr>
           <w:lang w:val="it-CH"/>
@@ -17241,8 +17743,8 @@
         <w:lastRenderedPageBreak/>
         <w:t>Risultati test</w:t>
       </w:r>
-      <w:bookmarkEnd w:id="33"/>
-      <w:bookmarkEnd w:id="34"/>
+      <w:bookmarkEnd w:id="31"/>
+      <w:bookmarkEnd w:id="32"/>
     </w:p>
     <w:p>
       <w:r>
@@ -17475,36 +17977,36 @@
           <w:lang w:val="it-CH"/>
         </w:rPr>
       </w:pPr>
-      <w:bookmarkStart w:id="35" w:name="_Toc461179226"/>
-      <w:bookmarkStart w:id="36" w:name="_Toc242441904"/>
+      <w:bookmarkStart w:id="33" w:name="_Toc461179226"/>
+      <w:bookmarkStart w:id="34" w:name="_Toc242441904"/>
       <w:r>
         <w:rPr>
           <w:lang w:val="it-CH"/>
         </w:rPr>
         <w:t>Mancanze/limitazioni conosciute</w:t>
+      </w:r>
+      <w:bookmarkEnd w:id="33"/>
+      <w:bookmarkEnd w:id="34"/>
+    </w:p>
+    <w:p>
+      <w:r>
+        <w:t>Descrizione con motivazione di eventuali elementi mancanti o non completamente implementati, al di fuori dei test case. Non devono essere riportati gli errori e i problemi riscontrati e poi risolti durante il progetto.</w:t>
+      </w:r>
+    </w:p>
+    <w:p>
+      <w:pPr>
+        <w:pStyle w:val="Titolo1"/>
+      </w:pPr>
+      <w:bookmarkStart w:id="35" w:name="_Toc461179227"/>
+      <w:bookmarkStart w:id="36" w:name="_Toc242441905"/>
+      <w:r>
+        <w:t>Consuntivo</w:t>
       </w:r>
       <w:bookmarkEnd w:id="35"/>
       <w:bookmarkEnd w:id="36"/>
     </w:p>
     <w:p>
       <w:r>
-        <w:t>Descrizione con motivazione di eventuali elementi mancanti o non completamente implementati, al di fuori dei test case. Non devono essere riportati gli errori e i problemi riscontrati e poi risolti durante il progetto.</w:t>
-      </w:r>
-    </w:p>
-    <w:p>
-      <w:pPr>
-        <w:pStyle w:val="Titolo1"/>
-      </w:pPr>
-      <w:bookmarkStart w:id="37" w:name="_Toc461179227"/>
-      <w:bookmarkStart w:id="38" w:name="_Toc242441905"/>
-      <w:r>
-        <w:t>Consuntivo</w:t>
-      </w:r>
-      <w:bookmarkEnd w:id="37"/>
-      <w:bookmarkEnd w:id="38"/>
-    </w:p>
-    <w:p>
-      <w:r>
         <w:t>Consuntivo del tempo di lavoro effettivo e considerazioni riguardo le differenze rispetto alla pianificazione (cap</w:t>
       </w:r>
       <w:r>
@@ -17533,10 +18035,10 @@
     <w:p>
       <w:pPr>
         <w:sectPr>
-          <w:headerReference w:type="default" r:id="rId19"/>
-          <w:footerReference w:type="default" r:id="rId20"/>
-          <w:headerReference w:type="first" r:id="rId21"/>
-          <w:footerReference w:type="first" r:id="rId22"/>
+          <w:headerReference w:type="default" r:id="rId24"/>
+          <w:footerReference w:type="default" r:id="rId25"/>
+          <w:headerReference w:type="first" r:id="rId26"/>
+          <w:footerReference w:type="first" r:id="rId27"/>
           <w:pgSz w:w="11906" w:h="16838"/>
           <w:pgMar w:top="1985" w:right="1134" w:bottom="1418" w:left="1134" w:header="567" w:footer="567" w:gutter="0"/>
           <w:cols w:space="720"/>
@@ -17688,7 +18190,7 @@
                     </pic:cNvPicPr>
                   </pic:nvPicPr>
                   <pic:blipFill>
-                    <a:blip r:embed="rId23" cstate="print">
+                    <a:blip r:embed="rId28" cstate="print">
                       <a:extLst>
                         <a:ext uri="{28A0092B-C50C-407E-A947-70E740481C1C}">
                           <a14:useLocalDpi xmlns:a14="http://schemas.microsoft.com/office/drawing/2010/main" val="0"/>
@@ -17730,7 +18232,7 @@
       <w:pPr>
         <w:pStyle w:val="Didascalia"/>
       </w:pPr>
-      <w:bookmarkStart w:id="39" w:name="_Toc124775988"/>
+      <w:bookmarkStart w:id="37" w:name="_Toc124775988"/>
       <w:r>
         <w:t xml:space="preserve">Figura </w:t>
       </w:r>
@@ -17769,14 +18271,14 @@
       <w:r>
         <w:t xml:space="preserve"> consuntivo</w:t>
       </w:r>
-      <w:bookmarkEnd w:id="39"/>
+      <w:bookmarkEnd w:id="37"/>
     </w:p>
     <w:p/>
     <w:p>
       <w:pPr>
         <w:sectPr>
-          <w:headerReference w:type="first" r:id="rId24"/>
-          <w:footerReference w:type="first" r:id="rId25"/>
+          <w:headerReference w:type="first" r:id="rId29"/>
+          <w:footerReference w:type="first" r:id="rId30"/>
           <w:pgSz w:w="16838" w:h="11906" w:orient="landscape"/>
           <w:pgMar w:top="720" w:right="720" w:bottom="720" w:left="720" w:header="567" w:footer="567" w:gutter="0"/>
           <w:cols w:space="720"/>
@@ -17789,21 +18291,44 @@
       <w:pPr>
         <w:pStyle w:val="Titolo1"/>
       </w:pPr>
-      <w:bookmarkStart w:id="40" w:name="_Toc461179228"/>
-      <w:bookmarkStart w:id="41" w:name="_Toc242441906"/>
+      <w:bookmarkStart w:id="38" w:name="_Toc461179228"/>
+      <w:bookmarkStart w:id="39" w:name="_Toc242441906"/>
       <w:r>
         <w:lastRenderedPageBreak/>
         <w:t>Conclusioni</w:t>
+      </w:r>
+      <w:bookmarkEnd w:id="38"/>
+      <w:bookmarkEnd w:id="39"/>
+    </w:p>
+    <w:p>
+      <w:r>
+        <w:t>Quali sono le implicazioni della mia soluzione? Che impatto avrà? Cambierà il mondo? È un successo importante? È solo un’aggiunta marginale o è semplicemente servita per scoprire che questo percorso è stato una perdita di tempo? I risultati ottenuti sono generali, facilmente generalizzabili o sono specifici di un caso particolare? ecc</w:t>
+      </w:r>
+      <w:r>
+        <w:t>.</w:t>
+      </w:r>
+    </w:p>
+    <w:p>
+      <w:pPr>
+        <w:pStyle w:val="Titolo2"/>
+        <w:rPr>
+          <w:lang w:val="it-CH"/>
+        </w:rPr>
+      </w:pPr>
+      <w:bookmarkStart w:id="40" w:name="_Toc461179229"/>
+      <w:bookmarkStart w:id="41" w:name="_Toc242441907"/>
+      <w:r>
+        <w:rPr>
+          <w:lang w:val="it-CH"/>
+        </w:rPr>
+        <w:t>Sviluppi futuri</w:t>
       </w:r>
       <w:bookmarkEnd w:id="40"/>
       <w:bookmarkEnd w:id="41"/>
     </w:p>
     <w:p>
       <w:r>
-        <w:t>Quali sono le implicazioni della mia soluzione? Che impatto avrà? Cambierà il mondo? È un successo importante? È solo un’aggiunta marginale o è semplicemente servita per scoprire che questo percorso è stato una perdita di tempo? I risultati ottenuti sono generali, facilmente generalizzabili o sono specifici di un caso particolare? ecc</w:t>
-      </w:r>
-      <w:r>
-        <w:t>.</w:t>
+        <w:t>Migliorie o estensioni che possono essere sviluppate sul prodotto.</w:t>
       </w:r>
     </w:p>
     <w:p>
@@ -17813,86 +18338,139 @@
           <w:lang w:val="it-CH"/>
         </w:rPr>
       </w:pPr>
-      <w:bookmarkStart w:id="42" w:name="_Toc461179229"/>
-      <w:bookmarkStart w:id="43" w:name="_Toc242441907"/>
+      <w:bookmarkStart w:id="42" w:name="_Toc461179230"/>
+      <w:bookmarkStart w:id="43" w:name="_Toc242441908"/>
       <w:r>
         <w:rPr>
           <w:lang w:val="it-CH"/>
         </w:rPr>
-        <w:t>Sviluppi futuri</w:t>
+        <w:t>Considerazioni personali</w:t>
       </w:r>
       <w:bookmarkEnd w:id="42"/>
       <w:bookmarkEnd w:id="43"/>
     </w:p>
     <w:p>
       <w:r>
-        <w:t>Migliorie o estensioni che possono essere sviluppate sul prodotto.</w:t>
+        <w:t>Cosa ho imparato in questo progetto? ecc</w:t>
+      </w:r>
+      <w:r>
+        <w:t>.</w:t>
+      </w:r>
+    </w:p>
+    <w:p/>
+    <w:p>
+      <w:pPr>
+        <w:rPr>
+          <w:b/>
+        </w:rPr>
+      </w:pPr>
+      <w:bookmarkStart w:id="44" w:name="_Toc461179231"/>
+      <w:r>
+        <w:br w:type="page"/>
       </w:r>
     </w:p>
     <w:p>
       <w:pPr>
-        <w:pStyle w:val="Titolo2"/>
-        <w:rPr>
-          <w:lang w:val="it-CH"/>
-        </w:rPr>
-      </w:pPr>
-      <w:bookmarkStart w:id="44" w:name="_Toc461179230"/>
-      <w:bookmarkStart w:id="45" w:name="_Toc242441908"/>
-      <w:r>
-        <w:rPr>
-          <w:lang w:val="it-CH"/>
-        </w:rPr>
-        <w:t>Considerazioni personali</w:t>
+        <w:pStyle w:val="Titolo1"/>
+      </w:pPr>
+      <w:bookmarkStart w:id="45" w:name="_Toc242441909"/>
+      <w:r>
+        <w:lastRenderedPageBreak/>
+        <w:t>Bibliografia</w:t>
       </w:r>
       <w:bookmarkEnd w:id="44"/>
       <w:bookmarkEnd w:id="45"/>
     </w:p>
     <w:p>
-      <w:r>
-        <w:t>Cosa ho imparato in questo progetto? ecc</w:t>
-      </w:r>
-      <w:r>
-        <w:t>.</w:t>
-      </w:r>
-    </w:p>
-    <w:p/>
-    <w:p>
-      <w:pPr>
-        <w:rPr>
-          <w:b/>
-        </w:rPr>
-      </w:pPr>
-      <w:bookmarkStart w:id="46" w:name="_Toc461179231"/>
-      <w:r>
-        <w:br w:type="page"/>
-      </w:r>
-    </w:p>
-    <w:p>
-      <w:pPr>
-        <w:pStyle w:val="Titolo1"/>
-      </w:pPr>
-      <w:bookmarkStart w:id="47" w:name="_Toc242441909"/>
-      <w:r>
-        <w:lastRenderedPageBreak/>
-        <w:t>Bibliografia</w:t>
+      <w:pPr>
+        <w:pStyle w:val="Titolo2"/>
+        <w:rPr>
+          <w:lang w:val="it-CH"/>
+        </w:rPr>
+      </w:pPr>
+      <w:bookmarkStart w:id="46" w:name="_Toc461179232"/>
+      <w:bookmarkStart w:id="47" w:name="_Toc242441910"/>
+      <w:r>
+        <w:rPr>
+          <w:lang w:val="it-CH"/>
+        </w:rPr>
+        <w:t>Bibliografia per articoli di riviste:</w:t>
       </w:r>
       <w:bookmarkEnd w:id="46"/>
       <w:bookmarkEnd w:id="47"/>
     </w:p>
     <w:p>
       <w:pPr>
+        <w:numPr>
+          <w:ilvl w:val="0"/>
+          <w:numId w:val="6"/>
+        </w:numPr>
+      </w:pPr>
+      <w:r>
+        <w:t>Cognome e nome (o iniziali) dell’autore o degli autori, o nome dell’organizzazione,</w:t>
+      </w:r>
+    </w:p>
+    <w:p>
+      <w:pPr>
+        <w:numPr>
+          <w:ilvl w:val="0"/>
+          <w:numId w:val="6"/>
+        </w:numPr>
+      </w:pPr>
+      <w:r>
+        <w:t>Titolo dell’articolo (tra virgolette),</w:t>
+      </w:r>
+    </w:p>
+    <w:p>
+      <w:pPr>
+        <w:numPr>
+          <w:ilvl w:val="0"/>
+          <w:numId w:val="6"/>
+        </w:numPr>
+      </w:pPr>
+      <w:r>
+        <w:t>Titolo della rivista (in italico),</w:t>
+      </w:r>
+    </w:p>
+    <w:p>
+      <w:pPr>
+        <w:numPr>
+          <w:ilvl w:val="0"/>
+          <w:numId w:val="6"/>
+        </w:numPr>
+      </w:pPr>
+      <w:r>
+        <w:t>Anno e numero</w:t>
+      </w:r>
+    </w:p>
+    <w:p>
+      <w:pPr>
+        <w:numPr>
+          <w:ilvl w:val="0"/>
+          <w:numId w:val="6"/>
+        </w:numPr>
+      </w:pPr>
+      <w:r>
+        <w:t>Pagina iniziale dell’articolo</w:t>
+      </w:r>
+      <w:r>
+        <w:t>.</w:t>
+      </w:r>
+    </w:p>
+    <w:p>
+      <w:pPr>
         <w:pStyle w:val="Titolo2"/>
         <w:rPr>
           <w:lang w:val="it-CH"/>
         </w:rPr>
       </w:pPr>
-      <w:bookmarkStart w:id="48" w:name="_Toc461179232"/>
-      <w:bookmarkStart w:id="49" w:name="_Toc242441910"/>
+      <w:bookmarkStart w:id="48" w:name="_Toc461179233"/>
+      <w:bookmarkStart w:id="49" w:name="_Toc242441911"/>
       <w:r>
         <w:rPr>
           <w:lang w:val="it-CH"/>
         </w:rPr>
-        <w:t>Bibliografia per articoli di riviste:</w:t>
+        <w:t>Bibliografia per libri</w:t>
       </w:r>
       <w:bookmarkEnd w:id="48"/>
       <w:bookmarkEnd w:id="49"/>
@@ -17901,7 +18479,7 @@
       <w:pPr>
         <w:numPr>
           <w:ilvl w:val="0"/>
-          <w:numId w:val="6"/>
+          <w:numId w:val="7"/>
         </w:numPr>
       </w:pPr>
       <w:r>
@@ -17912,63 +18490,76 @@
       <w:pPr>
         <w:numPr>
           <w:ilvl w:val="0"/>
-          <w:numId w:val="6"/>
+          <w:numId w:val="7"/>
         </w:numPr>
       </w:pPr>
       <w:r>
-        <w:t>Titolo dell’articolo (tra virgolette),</w:t>
+        <w:t>Titolo del libro (in italico),</w:t>
       </w:r>
     </w:p>
     <w:p>
       <w:pPr>
         <w:numPr>
           <w:ilvl w:val="0"/>
-          <w:numId w:val="6"/>
+          <w:numId w:val="7"/>
         </w:numPr>
       </w:pPr>
-      <w:r>
-        <w:t>Titolo della rivista (in italico),</w:t>
+      <w:proofErr w:type="spellStart"/>
+      <w:r>
+        <w:t>ev</w:t>
+      </w:r>
+      <w:proofErr w:type="spellEnd"/>
+      <w:r>
+        <w:t>. Numero di edizione,</w:t>
       </w:r>
     </w:p>
     <w:p>
       <w:pPr>
         <w:numPr>
           <w:ilvl w:val="0"/>
-          <w:numId w:val="6"/>
+          <w:numId w:val="7"/>
         </w:numPr>
       </w:pPr>
       <w:r>
-        <w:t>Anno e numero</w:t>
+        <w:t>Nome dell’editore,</w:t>
       </w:r>
     </w:p>
     <w:p>
       <w:pPr>
         <w:numPr>
           <w:ilvl w:val="0"/>
-          <w:numId w:val="6"/>
+          <w:numId w:val="7"/>
         </w:numPr>
       </w:pPr>
       <w:r>
-        <w:t>Pagina iniziale dell’articolo</w:t>
-      </w:r>
-      <w:r>
-        <w:t>.</w:t>
+        <w:t>Anno di pubblicazione,</w:t>
       </w:r>
     </w:p>
     <w:p>
       <w:pPr>
+        <w:numPr>
+          <w:ilvl w:val="0"/>
+          <w:numId w:val="7"/>
+        </w:numPr>
+      </w:pPr>
+      <w:r>
+        <w:t>ISBN.</w:t>
+      </w:r>
+    </w:p>
+    <w:p>
+      <w:pPr>
         <w:pStyle w:val="Titolo2"/>
         <w:rPr>
           <w:lang w:val="it-CH"/>
         </w:rPr>
       </w:pPr>
-      <w:bookmarkStart w:id="50" w:name="_Toc461179233"/>
-      <w:bookmarkStart w:id="51" w:name="_Toc242441911"/>
+      <w:bookmarkStart w:id="50" w:name="_Toc461179234"/>
+      <w:bookmarkStart w:id="51" w:name="_Toc242441912"/>
       <w:r>
         <w:rPr>
           <w:lang w:val="it-CH"/>
         </w:rPr>
-        <w:t>Bibliografia per libri</w:t>
+        <w:t>Sitografia</w:t>
       </w:r>
       <w:bookmarkEnd w:id="50"/>
       <w:bookmarkEnd w:id="51"/>
@@ -17977,90 +18568,20 @@
       <w:pPr>
         <w:numPr>
           <w:ilvl w:val="0"/>
-          <w:numId w:val="7"/>
+          <w:numId w:val="9"/>
         </w:numPr>
       </w:pPr>
       <w:r>
-        <w:t>Cognome e nome (o iniziali) dell’autore o degli autori, o nome dell’organizzazione,</w:t>
-      </w:r>
-    </w:p>
-    <w:p>
-      <w:pPr>
-        <w:numPr>
-          <w:ilvl w:val="0"/>
-          <w:numId w:val="7"/>
-        </w:numPr>
-      </w:pPr>
-      <w:r>
-        <w:t>Titolo del libro (in italico),</w:t>
-      </w:r>
-    </w:p>
-    <w:p>
-      <w:pPr>
-        <w:numPr>
-          <w:ilvl w:val="0"/>
-          <w:numId w:val="7"/>
-        </w:numPr>
-      </w:pPr>
+        <w:t xml:space="preserve">URL del sito (se troppo lungo solo dominio, </w:t>
+      </w:r>
       <w:proofErr w:type="spellStart"/>
       <w:r>
-        <w:t>ev</w:t>
+        <w:t>evt</w:t>
       </w:r>
       <w:proofErr w:type="spellEnd"/>
       <w:r>
-        <w:t>. Numero di edizione,</w:t>
-      </w:r>
-    </w:p>
-    <w:p>
-      <w:pPr>
-        <w:numPr>
-          <w:ilvl w:val="0"/>
-          <w:numId w:val="7"/>
-        </w:numPr>
-      </w:pPr>
-      <w:r>
-        <w:t>Nome dell’editore,</w:t>
-      </w:r>
-    </w:p>
-    <w:p>
-      <w:pPr>
-        <w:numPr>
-          <w:ilvl w:val="0"/>
-          <w:numId w:val="7"/>
-        </w:numPr>
-      </w:pPr>
-      <w:r>
-        <w:t>Anno di pubblicazione,</w:t>
-      </w:r>
-    </w:p>
-    <w:p>
-      <w:pPr>
-        <w:numPr>
-          <w:ilvl w:val="0"/>
-          <w:numId w:val="7"/>
-        </w:numPr>
-      </w:pPr>
-      <w:r>
-        <w:t>ISBN.</w:t>
-      </w:r>
-    </w:p>
-    <w:p>
-      <w:pPr>
-        <w:pStyle w:val="Titolo2"/>
-        <w:rPr>
-          <w:lang w:val="it-CH"/>
-        </w:rPr>
-      </w:pPr>
-      <w:bookmarkStart w:id="52" w:name="_Toc461179234"/>
-      <w:bookmarkStart w:id="53" w:name="_Toc242441912"/>
-      <w:r>
-        <w:rPr>
-          <w:lang w:val="it-CH"/>
-        </w:rPr>
-        <w:t>Sitografia</w:t>
-      </w:r>
-      <w:bookmarkEnd w:id="52"/>
-      <w:bookmarkEnd w:id="53"/>
+        <w:t xml:space="preserve"> completo nel diario),</w:t>
+      </w:r>
     </w:p>
     <w:p>
       <w:pPr>
@@ -18070,15 +18591,7 @@
         </w:numPr>
       </w:pPr>
       <w:r>
-        <w:t xml:space="preserve">URL del sito (se troppo lungo solo dominio, </w:t>
-      </w:r>
-      <w:proofErr w:type="spellStart"/>
-      <w:r>
-        <w:t>evt</w:t>
-      </w:r>
-      <w:proofErr w:type="spellEnd"/>
-      <w:r>
-        <w:t xml:space="preserve"> completo nel diario),</w:t>
+        <w:t>Eventuale titolo della pagina (in italico),</w:t>
       </w:r>
     </w:p>
     <w:p>
@@ -18089,17 +18602,6 @@
         </w:numPr>
       </w:pPr>
       <w:r>
-        <w:t>Eventuale titolo della pagina (in italico),</w:t>
-      </w:r>
-    </w:p>
-    <w:p>
-      <w:pPr>
-        <w:numPr>
-          <w:ilvl w:val="0"/>
-          <w:numId w:val="9"/>
-        </w:numPr>
-      </w:pPr>
-      <w:r>
         <w:t>Data di consultazione (GG-MM-AAAA).</w:t>
       </w:r>
     </w:p>
@@ -18159,7 +18661,7 @@
           <w:lang w:val="fr-CH"/>
         </w:rPr>
       </w:pPr>
-      <w:bookmarkStart w:id="54" w:name="_Toc461179235"/>
+      <w:bookmarkStart w:id="52" w:name="_Toc461179235"/>
     </w:p>
     <w:p>
       <w:pPr>
@@ -18182,12 +18684,12 @@
       <w:pPr>
         <w:pStyle w:val="Titolo1"/>
       </w:pPr>
-      <w:bookmarkStart w:id="55" w:name="_Toc242441913"/>
+      <w:bookmarkStart w:id="53" w:name="_Toc242441913"/>
       <w:r>
         <w:lastRenderedPageBreak/>
         <w:t>Glossario</w:t>
       </w:r>
-      <w:bookmarkEnd w:id="55"/>
+      <w:bookmarkEnd w:id="53"/>
     </w:p>
     <w:tbl>
       <w:tblPr>
@@ -18368,11 +18870,11 @@
       <w:pPr>
         <w:pStyle w:val="Titolo1"/>
       </w:pPr>
-      <w:bookmarkStart w:id="56" w:name="_Toc242441914"/>
+      <w:bookmarkStart w:id="54" w:name="_Toc242441914"/>
       <w:r>
         <w:t>Indice delle figure</w:t>
       </w:r>
-      <w:bookmarkEnd w:id="56"/>
+      <w:bookmarkEnd w:id="54"/>
     </w:p>
     <w:p>
       <w:pPr>
@@ -18752,12 +19254,12 @@
       <w:pPr>
         <w:pStyle w:val="Titolo1"/>
       </w:pPr>
-      <w:bookmarkStart w:id="57" w:name="_Toc242441915"/>
+      <w:bookmarkStart w:id="55" w:name="_Toc242441915"/>
       <w:r>
         <w:t>Allegati</w:t>
       </w:r>
-      <w:bookmarkEnd w:id="54"/>
-      <w:bookmarkEnd w:id="57"/>
+      <w:bookmarkEnd w:id="52"/>
+      <w:bookmarkEnd w:id="55"/>
     </w:p>
     <w:p>
       <w:r>
@@ -18867,8 +19369,8 @@
       </w:pPr>
     </w:p>
     <w:sectPr>
-      <w:headerReference w:type="first" r:id="rId26"/>
-      <w:footerReference w:type="first" r:id="rId27"/>
+      <w:headerReference w:type="first" r:id="rId31"/>
+      <w:footerReference w:type="first" r:id="rId32"/>
       <w:pgSz w:w="11906" w:h="16838"/>
       <w:pgMar w:top="1985" w:right="1134" w:bottom="1418" w:left="1134" w:header="567" w:footer="567" w:gutter="0"/>
       <w:cols w:space="720"/>
@@ -19501,7 +20003,7 @@
         <w:noProof/>
         <w:sz w:val="20"/>
       </w:rPr>
-      <w:t>25.09.2026</w:t>
+      <w:t>09.10.2026</w:t>
     </w:r>
     <w:r>
       <w:rPr>
@@ -19729,7 +20231,7 @@
         <w:noProof/>
         <w:sz w:val="20"/>
       </w:rPr>
-      <w:t>25.09.2026</w:t>
+      <w:t>09.10.2026</w:t>
     </w:r>
     <w:r>
       <w:rPr>
@@ -22343,6 +22845,119 @@
 <file path=word/numbering.xml><?xml version="1.0" encoding="utf-8"?>
 <w:numbering xmlns:wpc="http://schemas.microsoft.com/office/word/2010/wordprocessingCanvas" xmlns:cx="http://schemas.microsoft.com/office/drawing/2014/chartex" xmlns:cx1="http://schemas.microsoft.com/office/drawing/2015/9/8/chartex" xmlns:cx2="http://schemas.microsoft.com/office/drawing/2015/10/21/chartex" xmlns:cx3="http://schemas.microsoft.com/office/drawing/2016/5/9/chartex" xmlns:cx4="http://schemas.microsoft.com/office/drawing/2016/5/10/chartex" xmlns:cx5="http://schemas.microsoft.com/office/drawing/2016/5/11/chartex" xmlns:cx6="http://schemas.microsoft.com/office/drawing/2016/5/12/chartex" xmlns:cx7="http://schemas.microsoft.com/office/drawing/2016/5/13/chartex" xmlns:cx8="http://schemas.microsoft.com/office/drawing/2016/5/14/chartex" xmlns:mc="http://schemas.openxmlformats.org/markup-compatibility/2006" xmlns:aink="http://schemas.microsoft.com/office/drawing/2016/ink" xmlns:am3d="http://schemas.microsoft.com/office/drawing/2017/model3d" xmlns:o="urn:schemas-microsoft-com:office:office" xmlns:oel="http://schemas.microsoft.com/office/2019/extlst" xmlns:r="http://schemas.openxmlformats.org/officeDocument/2006/relationships" xmlns:m="http://schemas.openxmlformats.org/officeDocument/2006/math" xmlns:v="urn:schemas-microsoft-com:vml" xmlns:wp14="http://schemas.microsoft.com/office/word/2010/wordprocessingDrawing" xmlns:wp="http://schemas.openxmlformats.org/drawingml/2006/wordprocessingDrawing" xmlns:w10="urn:schemas-microsoft-com:office:word" xmlns:w="http://schemas.openxmlformats.org/wordprocessingml/2006/main" xmlns:w14="http://schemas.microsoft.com/office/word/2010/wordml" xmlns:w15="http://schemas.microsoft.com/office/word/2012/wordml" xmlns:w16cex="http://schemas.microsoft.com/office/word/2018/wordml/cex" xmlns:w16cid="http://schemas.microsoft.com/office/word/2016/wordml/cid" xmlns:w16="http://schemas.microsoft.com/office/word/2018/wordml" xmlns:w16sdtdh="http://schemas.microsoft.com/office/word/2020/wordml/sdtdatahash" xmlns:w16se="http://schemas.microsoft.com/office/word/2015/wordml/symex" xmlns:wpg="http://schemas.microsoft.com/office/word/2010/wordprocessingGroup" xmlns:wpi="http://schemas.microsoft.com/office/word/2010/wordprocessingInk" xmlns:wne="http://schemas.microsoft.com/office/word/2006/wordml" xmlns:wps="http://schemas.microsoft.com/office/word/2010/wordprocessingShape" mc:Ignorable="w14 w15 w16se w16cid w16 w16cex w16sdtdh wp14">
   <w:abstractNum w:abstractNumId="0" w15:restartNumberingAfterBreak="0">
+    <w:nsid w:val="01E56BA2"/>
+    <w:multiLevelType w:val="hybridMultilevel"/>
+    <w:tmpl w:val="D77EB142"/>
+    <w:lvl w:ilvl="0" w:tplc="B2E6CFAE">
+      <w:start w:val="1"/>
+      <w:numFmt w:val="bullet"/>
+      <w:lvlText w:val=""/>
+      <w:lvlJc w:val="left"/>
+      <w:pPr>
+        <w:ind w:left="720" w:hanging="360"/>
+      </w:pPr>
+      <w:rPr>
+        <w:rFonts w:ascii="Symbol" w:hAnsi="Symbol" w:hint="default"/>
+      </w:rPr>
+    </w:lvl>
+    <w:lvl w:ilvl="1" w:tplc="08100003" w:tentative="1">
+      <w:start w:val="1"/>
+      <w:numFmt w:val="bullet"/>
+      <w:lvlText w:val="o"/>
+      <w:lvlJc w:val="left"/>
+      <w:pPr>
+        <w:ind w:left="1440" w:hanging="360"/>
+      </w:pPr>
+      <w:rPr>
+        <w:rFonts w:ascii="Courier New" w:hAnsi="Courier New" w:cs="Courier New" w:hint="default"/>
+      </w:rPr>
+    </w:lvl>
+    <w:lvl w:ilvl="2" w:tplc="08100005" w:tentative="1">
+      <w:start w:val="1"/>
+      <w:numFmt w:val="bullet"/>
+      <w:lvlText w:val=""/>
+      <w:lvlJc w:val="left"/>
+      <w:pPr>
+        <w:ind w:left="2160" w:hanging="360"/>
+      </w:pPr>
+      <w:rPr>
+        <w:rFonts w:ascii="Wingdings" w:hAnsi="Wingdings" w:hint="default"/>
+      </w:rPr>
+    </w:lvl>
+    <w:lvl w:ilvl="3" w:tplc="08100001" w:tentative="1">
+      <w:start w:val="1"/>
+      <w:numFmt w:val="bullet"/>
+      <w:lvlText w:val=""/>
+      <w:lvlJc w:val="left"/>
+      <w:pPr>
+        <w:ind w:left="2880" w:hanging="360"/>
+      </w:pPr>
+      <w:rPr>
+        <w:rFonts w:ascii="Symbol" w:hAnsi="Symbol" w:hint="default"/>
+      </w:rPr>
+    </w:lvl>
+    <w:lvl w:ilvl="4" w:tplc="08100003" w:tentative="1">
+      <w:start w:val="1"/>
+      <w:numFmt w:val="bullet"/>
+      <w:lvlText w:val="o"/>
+      <w:lvlJc w:val="left"/>
+      <w:pPr>
+        <w:ind w:left="3600" w:hanging="360"/>
+      </w:pPr>
+      <w:rPr>
+        <w:rFonts w:ascii="Courier New" w:hAnsi="Courier New" w:cs="Courier New" w:hint="default"/>
+      </w:rPr>
+    </w:lvl>
+    <w:lvl w:ilvl="5" w:tplc="08100005" w:tentative="1">
+      <w:start w:val="1"/>
+      <w:numFmt w:val="bullet"/>
+      <w:lvlText w:val=""/>
+      <w:lvlJc w:val="left"/>
+      <w:pPr>
+        <w:ind w:left="4320" w:hanging="360"/>
+      </w:pPr>
+      <w:rPr>
+        <w:rFonts w:ascii="Wingdings" w:hAnsi="Wingdings" w:hint="default"/>
+      </w:rPr>
+    </w:lvl>
+    <w:lvl w:ilvl="6" w:tplc="08100001" w:tentative="1">
+      <w:start w:val="1"/>
+      <w:numFmt w:val="bullet"/>
+      <w:lvlText w:val=""/>
+      <w:lvlJc w:val="left"/>
+      <w:pPr>
+        <w:ind w:left="5040" w:hanging="360"/>
+      </w:pPr>
+      <w:rPr>
+        <w:rFonts w:ascii="Symbol" w:hAnsi="Symbol" w:hint="default"/>
+      </w:rPr>
+    </w:lvl>
+    <w:lvl w:ilvl="7" w:tplc="08100003" w:tentative="1">
+      <w:start w:val="1"/>
+      <w:numFmt w:val="bullet"/>
+      <w:lvlText w:val="o"/>
+      <w:lvlJc w:val="left"/>
+      <w:pPr>
+        <w:ind w:left="5760" w:hanging="360"/>
+      </w:pPr>
+      <w:rPr>
+        <w:rFonts w:ascii="Courier New" w:hAnsi="Courier New" w:cs="Courier New" w:hint="default"/>
+      </w:rPr>
+    </w:lvl>
+    <w:lvl w:ilvl="8" w:tplc="08100005" w:tentative="1">
+      <w:start w:val="1"/>
+      <w:numFmt w:val="bullet"/>
+      <w:lvlText w:val=""/>
+      <w:lvlJc w:val="left"/>
+      <w:pPr>
+        <w:ind w:left="6480" w:hanging="360"/>
+      </w:pPr>
+      <w:rPr>
+        <w:rFonts w:ascii="Wingdings" w:hAnsi="Wingdings" w:hint="default"/>
+      </w:rPr>
+    </w:lvl>
+  </w:abstractNum>
+  <w:abstractNum w:abstractNumId="1" w15:restartNumberingAfterBreak="0">
     <w:nsid w:val="02F651AE"/>
     <w:multiLevelType w:val="hybridMultilevel"/>
     <w:tmpl w:val="DFE4F2C6"/>
@@ -22458,7 +23073,7 @@
       </w:pPr>
     </w:lvl>
   </w:abstractNum>
-  <w:abstractNum w:abstractNumId="1" w15:restartNumberingAfterBreak="0">
+  <w:abstractNum w:abstractNumId="2" w15:restartNumberingAfterBreak="0">
     <w:nsid w:val="035D43BA"/>
     <w:multiLevelType w:val="multilevel"/>
     <w:tmpl w:val="F10039DE"/>
@@ -22607,7 +23222,7 @@
       </w:rPr>
     </w:lvl>
   </w:abstractNum>
-  <w:abstractNum w:abstractNumId="2" w15:restartNumberingAfterBreak="0">
+  <w:abstractNum w:abstractNumId="3" w15:restartNumberingAfterBreak="0">
     <w:nsid w:val="06801AD0"/>
     <w:multiLevelType w:val="multilevel"/>
     <w:tmpl w:val="A02EADA4"/>
@@ -22756,7 +23371,7 @@
       </w:rPr>
     </w:lvl>
   </w:abstractNum>
-  <w:abstractNum w:abstractNumId="3" w15:restartNumberingAfterBreak="0">
+  <w:abstractNum w:abstractNumId="4" w15:restartNumberingAfterBreak="0">
     <w:nsid w:val="0801489A"/>
     <w:multiLevelType w:val="hybridMultilevel"/>
     <w:tmpl w:val="F3A21FFC"/>
@@ -22869,7 +23484,7 @@
       </w:pPr>
     </w:lvl>
   </w:abstractNum>
-  <w:abstractNum w:abstractNumId="4" w15:restartNumberingAfterBreak="0">
+  <w:abstractNum w:abstractNumId="5" w15:restartNumberingAfterBreak="0">
     <w:nsid w:val="09E54071"/>
     <w:multiLevelType w:val="hybridMultilevel"/>
     <w:tmpl w:val="0D64F25A"/>
@@ -22985,7 +23600,7 @@
       </w:pPr>
     </w:lvl>
   </w:abstractNum>
-  <w:abstractNum w:abstractNumId="5" w15:restartNumberingAfterBreak="0">
+  <w:abstractNum w:abstractNumId="6" w15:restartNumberingAfterBreak="0">
     <w:nsid w:val="0BD80EB2"/>
     <w:multiLevelType w:val="hybridMultilevel"/>
     <w:tmpl w:val="D3143AC2"/>
@@ -23125,7 +23740,7 @@
       </w:rPr>
     </w:lvl>
   </w:abstractNum>
-  <w:abstractNum w:abstractNumId="6" w15:restartNumberingAfterBreak="0">
+  <w:abstractNum w:abstractNumId="7" w15:restartNumberingAfterBreak="0">
     <w:nsid w:val="0C1A6C3F"/>
     <w:multiLevelType w:val="hybridMultilevel"/>
     <w:tmpl w:val="DFE4F2C6"/>
@@ -23241,7 +23856,7 @@
       </w:pPr>
     </w:lvl>
   </w:abstractNum>
-  <w:abstractNum w:abstractNumId="7" w15:restartNumberingAfterBreak="0">
+  <w:abstractNum w:abstractNumId="8" w15:restartNumberingAfterBreak="0">
     <w:nsid w:val="0CBD686E"/>
     <w:multiLevelType w:val="hybridMultilevel"/>
     <w:tmpl w:val="0D64F25A"/>
@@ -23357,7 +23972,7 @@
       </w:pPr>
     </w:lvl>
   </w:abstractNum>
-  <w:abstractNum w:abstractNumId="8" w15:restartNumberingAfterBreak="0">
+  <w:abstractNum w:abstractNumId="9" w15:restartNumberingAfterBreak="0">
     <w:nsid w:val="0D547769"/>
     <w:multiLevelType w:val="hybridMultilevel"/>
     <w:tmpl w:val="7F2074D2"/>
@@ -23497,7 +24112,7 @@
       </w:rPr>
     </w:lvl>
   </w:abstractNum>
-  <w:abstractNum w:abstractNumId="9" w15:restartNumberingAfterBreak="0">
+  <w:abstractNum w:abstractNumId="10" w15:restartNumberingAfterBreak="0">
     <w:nsid w:val="0DA51E6B"/>
     <w:multiLevelType w:val="hybridMultilevel"/>
     <w:tmpl w:val="0D64F25A"/>
@@ -23613,7 +24228,7 @@
       </w:pPr>
     </w:lvl>
   </w:abstractNum>
-  <w:abstractNum w:abstractNumId="10" w15:restartNumberingAfterBreak="0">
+  <w:abstractNum w:abstractNumId="11" w15:restartNumberingAfterBreak="0">
     <w:nsid w:val="10CB776C"/>
     <w:multiLevelType w:val="hybridMultilevel"/>
     <w:tmpl w:val="678CE950"/>
@@ -23753,7 +24368,7 @@
       </w:rPr>
     </w:lvl>
   </w:abstractNum>
-  <w:abstractNum w:abstractNumId="11" w15:restartNumberingAfterBreak="0">
+  <w:abstractNum w:abstractNumId="12" w15:restartNumberingAfterBreak="0">
     <w:nsid w:val="12BA2526"/>
     <w:multiLevelType w:val="hybridMultilevel"/>
     <w:tmpl w:val="DFE4F2C6"/>
@@ -23869,7 +24484,7 @@
       </w:pPr>
     </w:lvl>
   </w:abstractNum>
-  <w:abstractNum w:abstractNumId="12" w15:restartNumberingAfterBreak="0">
+  <w:abstractNum w:abstractNumId="13" w15:restartNumberingAfterBreak="0">
     <w:nsid w:val="12C843D7"/>
     <w:multiLevelType w:val="hybridMultilevel"/>
     <w:tmpl w:val="C1845D68"/>
@@ -24009,7 +24624,7 @@
       </w:rPr>
     </w:lvl>
   </w:abstractNum>
-  <w:abstractNum w:abstractNumId="13" w15:restartNumberingAfterBreak="0">
+  <w:abstractNum w:abstractNumId="14" w15:restartNumberingAfterBreak="0">
     <w:nsid w:val="1376598A"/>
     <w:multiLevelType w:val="hybridMultilevel"/>
     <w:tmpl w:val="DFE4F2C6"/>
@@ -24125,7 +24740,7 @@
       </w:pPr>
     </w:lvl>
   </w:abstractNum>
-  <w:abstractNum w:abstractNumId="14" w15:restartNumberingAfterBreak="0">
+  <w:abstractNum w:abstractNumId="15" w15:restartNumberingAfterBreak="0">
     <w:nsid w:val="154F32F9"/>
     <w:multiLevelType w:val="hybridMultilevel"/>
     <w:tmpl w:val="0D64F25A"/>
@@ -24241,7 +24856,7 @@
       </w:pPr>
     </w:lvl>
   </w:abstractNum>
-  <w:abstractNum w:abstractNumId="15" w15:restartNumberingAfterBreak="0">
+  <w:abstractNum w:abstractNumId="16" w15:restartNumberingAfterBreak="0">
     <w:nsid w:val="155D507D"/>
     <w:multiLevelType w:val="hybridMultilevel"/>
     <w:tmpl w:val="DFE4F2C6"/>
@@ -24357,7 +24972,7 @@
       </w:pPr>
     </w:lvl>
   </w:abstractNum>
-  <w:abstractNum w:abstractNumId="16" w15:restartNumberingAfterBreak="0">
+  <w:abstractNum w:abstractNumId="17" w15:restartNumberingAfterBreak="0">
     <w:nsid w:val="16173516"/>
     <w:multiLevelType w:val="hybridMultilevel"/>
     <w:tmpl w:val="95E6023C"/>
@@ -24476,7 +25091,7 @@
       </w:pPr>
     </w:lvl>
   </w:abstractNum>
-  <w:abstractNum w:abstractNumId="17" w15:restartNumberingAfterBreak="0">
+  <w:abstractNum w:abstractNumId="18" w15:restartNumberingAfterBreak="0">
     <w:nsid w:val="177064D3"/>
     <w:multiLevelType w:val="hybridMultilevel"/>
     <w:tmpl w:val="6E22B194"/>
@@ -24589,7 +25204,7 @@
       </w:rPr>
     </w:lvl>
   </w:abstractNum>
-  <w:abstractNum w:abstractNumId="18" w15:restartNumberingAfterBreak="0">
+  <w:abstractNum w:abstractNumId="19" w15:restartNumberingAfterBreak="0">
     <w:nsid w:val="18134A6F"/>
     <w:multiLevelType w:val="hybridMultilevel"/>
     <w:tmpl w:val="0D64F25A"/>
@@ -24705,7 +25320,7 @@
       </w:pPr>
     </w:lvl>
   </w:abstractNum>
-  <w:abstractNum w:abstractNumId="19" w15:restartNumberingAfterBreak="0">
+  <w:abstractNum w:abstractNumId="20" w15:restartNumberingAfterBreak="0">
     <w:nsid w:val="19CA1166"/>
     <w:multiLevelType w:val="hybridMultilevel"/>
     <w:tmpl w:val="71FE7A4E"/>
@@ -24818,7 +25433,7 @@
       </w:rPr>
     </w:lvl>
   </w:abstractNum>
-  <w:abstractNum w:abstractNumId="20" w15:restartNumberingAfterBreak="0">
+  <w:abstractNum w:abstractNumId="21" w15:restartNumberingAfterBreak="0">
     <w:nsid w:val="1D1204AF"/>
     <w:multiLevelType w:val="hybridMultilevel"/>
     <w:tmpl w:val="0D64F25A"/>
@@ -24934,7 +25549,7 @@
       </w:pPr>
     </w:lvl>
   </w:abstractNum>
-  <w:abstractNum w:abstractNumId="21" w15:restartNumberingAfterBreak="0">
+  <w:abstractNum w:abstractNumId="22" w15:restartNumberingAfterBreak="0">
     <w:nsid w:val="1ECD53E8"/>
     <w:multiLevelType w:val="hybridMultilevel"/>
     <w:tmpl w:val="0D64F25A"/>
@@ -25050,7 +25665,7 @@
       </w:pPr>
     </w:lvl>
   </w:abstractNum>
-  <w:abstractNum w:abstractNumId="22" w15:restartNumberingAfterBreak="0">
+  <w:abstractNum w:abstractNumId="23" w15:restartNumberingAfterBreak="0">
     <w:nsid w:val="22DC02CA"/>
     <w:multiLevelType w:val="hybridMultilevel"/>
     <w:tmpl w:val="3E6C221C"/>
@@ -25190,7 +25805,7 @@
       </w:rPr>
     </w:lvl>
   </w:abstractNum>
-  <w:abstractNum w:abstractNumId="23" w15:restartNumberingAfterBreak="0">
+  <w:abstractNum w:abstractNumId="24" w15:restartNumberingAfterBreak="0">
     <w:nsid w:val="24A46D31"/>
     <w:multiLevelType w:val="hybridMultilevel"/>
     <w:tmpl w:val="A56221F0"/>
@@ -25303,7 +25918,7 @@
       </w:pPr>
     </w:lvl>
   </w:abstractNum>
-  <w:abstractNum w:abstractNumId="24" w15:restartNumberingAfterBreak="0">
+  <w:abstractNum w:abstractNumId="25" w15:restartNumberingAfterBreak="0">
     <w:nsid w:val="39C4440A"/>
     <w:multiLevelType w:val="multilevel"/>
     <w:tmpl w:val="11065BB2"/>
@@ -25452,7 +26067,7 @@
       </w:rPr>
     </w:lvl>
   </w:abstractNum>
-  <w:abstractNum w:abstractNumId="25" w15:restartNumberingAfterBreak="0">
+  <w:abstractNum w:abstractNumId="26" w15:restartNumberingAfterBreak="0">
     <w:nsid w:val="3E8D6704"/>
     <w:multiLevelType w:val="hybridMultilevel"/>
     <w:tmpl w:val="0D64F25A"/>
@@ -25568,7 +26183,7 @@
       </w:pPr>
     </w:lvl>
   </w:abstractNum>
-  <w:abstractNum w:abstractNumId="26" w15:restartNumberingAfterBreak="0">
+  <w:abstractNum w:abstractNumId="27" w15:restartNumberingAfterBreak="0">
     <w:nsid w:val="41A51372"/>
     <w:multiLevelType w:val="hybridMultilevel"/>
     <w:tmpl w:val="DFE4F2C6"/>
@@ -25684,7 +26299,7 @@
       </w:pPr>
     </w:lvl>
   </w:abstractNum>
-  <w:abstractNum w:abstractNumId="27" w15:restartNumberingAfterBreak="0">
+  <w:abstractNum w:abstractNumId="28" w15:restartNumberingAfterBreak="0">
     <w:nsid w:val="44BB053A"/>
     <w:multiLevelType w:val="multilevel"/>
     <w:tmpl w:val="5434D0AE"/>
@@ -25833,7 +26448,7 @@
       </w:rPr>
     </w:lvl>
   </w:abstractNum>
-  <w:abstractNum w:abstractNumId="28" w15:restartNumberingAfterBreak="0">
+  <w:abstractNum w:abstractNumId="29" w15:restartNumberingAfterBreak="0">
     <w:nsid w:val="497E3B4E"/>
     <w:multiLevelType w:val="hybridMultilevel"/>
     <w:tmpl w:val="0D64F25A"/>
@@ -25949,7 +26564,7 @@
       </w:pPr>
     </w:lvl>
   </w:abstractNum>
-  <w:abstractNum w:abstractNumId="29" w15:restartNumberingAfterBreak="0">
+  <w:abstractNum w:abstractNumId="30" w15:restartNumberingAfterBreak="0">
     <w:nsid w:val="4B86268E"/>
     <w:multiLevelType w:val="hybridMultilevel"/>
     <w:tmpl w:val="DFE4F2C6"/>
@@ -26065,7 +26680,7 @@
       </w:pPr>
     </w:lvl>
   </w:abstractNum>
-  <w:abstractNum w:abstractNumId="30" w15:restartNumberingAfterBreak="0">
+  <w:abstractNum w:abstractNumId="31" w15:restartNumberingAfterBreak="0">
     <w:nsid w:val="56AE0FC0"/>
     <w:multiLevelType w:val="hybridMultilevel"/>
     <w:tmpl w:val="DFE4F2C6"/>
@@ -26181,7 +26796,7 @@
       </w:pPr>
     </w:lvl>
   </w:abstractNum>
-  <w:abstractNum w:abstractNumId="31" w15:restartNumberingAfterBreak="0">
+  <w:abstractNum w:abstractNumId="32" w15:restartNumberingAfterBreak="0">
     <w:nsid w:val="57C86EE7"/>
     <w:multiLevelType w:val="multilevel"/>
     <w:tmpl w:val="30BAB0BA"/>
@@ -26330,7 +26945,7 @@
       </w:rPr>
     </w:lvl>
   </w:abstractNum>
-  <w:abstractNum w:abstractNumId="32" w15:restartNumberingAfterBreak="0">
+  <w:abstractNum w:abstractNumId="33" w15:restartNumberingAfterBreak="0">
     <w:nsid w:val="5A357A7E"/>
     <w:multiLevelType w:val="hybridMultilevel"/>
     <w:tmpl w:val="0D64F25A"/>
@@ -26446,7 +27061,7 @@
       </w:pPr>
     </w:lvl>
   </w:abstractNum>
-  <w:abstractNum w:abstractNumId="33" w15:restartNumberingAfterBreak="0">
+  <w:abstractNum w:abstractNumId="34" w15:restartNumberingAfterBreak="0">
     <w:nsid w:val="5A8430F8"/>
     <w:multiLevelType w:val="hybridMultilevel"/>
     <w:tmpl w:val="0D64F25A"/>
@@ -26562,7 +27177,7 @@
       </w:pPr>
     </w:lvl>
   </w:abstractNum>
-  <w:abstractNum w:abstractNumId="34" w15:restartNumberingAfterBreak="0">
+  <w:abstractNum w:abstractNumId="35" w15:restartNumberingAfterBreak="0">
     <w:nsid w:val="619F6A3A"/>
     <w:multiLevelType w:val="hybridMultilevel"/>
     <w:tmpl w:val="0D64F25A"/>
@@ -26678,7 +27293,7 @@
       </w:pPr>
     </w:lvl>
   </w:abstractNum>
-  <w:abstractNum w:abstractNumId="35" w15:restartNumberingAfterBreak="0">
+  <w:abstractNum w:abstractNumId="36" w15:restartNumberingAfterBreak="0">
     <w:nsid w:val="652809B9"/>
     <w:multiLevelType w:val="hybridMultilevel"/>
     <w:tmpl w:val="C10EC632"/>
@@ -26791,7 +27406,7 @@
       </w:rPr>
     </w:lvl>
   </w:abstractNum>
-  <w:abstractNum w:abstractNumId="36" w15:restartNumberingAfterBreak="0">
+  <w:abstractNum w:abstractNumId="37" w15:restartNumberingAfterBreak="0">
     <w:nsid w:val="65C32E2F"/>
     <w:multiLevelType w:val="multilevel"/>
     <w:tmpl w:val="ECDE87E2"/>
@@ -26940,7 +27555,7 @@
       </w:rPr>
     </w:lvl>
   </w:abstractNum>
-  <w:abstractNum w:abstractNumId="37" w15:restartNumberingAfterBreak="0">
+  <w:abstractNum w:abstractNumId="38" w15:restartNumberingAfterBreak="0">
     <w:nsid w:val="66871ECE"/>
     <w:multiLevelType w:val="hybridMultilevel"/>
     <w:tmpl w:val="7F74FC56"/>
@@ -27056,7 +27671,7 @@
       </w:pPr>
     </w:lvl>
   </w:abstractNum>
-  <w:abstractNum w:abstractNumId="38" w15:restartNumberingAfterBreak="0">
+  <w:abstractNum w:abstractNumId="39" w15:restartNumberingAfterBreak="0">
     <w:nsid w:val="6ABE5228"/>
     <w:multiLevelType w:val="hybridMultilevel"/>
     <w:tmpl w:val="089EE6D8"/>
@@ -27172,7 +27787,7 @@
       </w:pPr>
     </w:lvl>
   </w:abstractNum>
-  <w:abstractNum w:abstractNumId="39" w15:restartNumberingAfterBreak="0">
+  <w:abstractNum w:abstractNumId="40" w15:restartNumberingAfterBreak="0">
     <w:nsid w:val="6C1D7334"/>
     <w:multiLevelType w:val="hybridMultilevel"/>
     <w:tmpl w:val="0D64F25A"/>
@@ -27288,7 +27903,7 @@
       </w:pPr>
     </w:lvl>
   </w:abstractNum>
-  <w:abstractNum w:abstractNumId="40" w15:restartNumberingAfterBreak="0">
+  <w:abstractNum w:abstractNumId="41" w15:restartNumberingAfterBreak="0">
     <w:nsid w:val="6EEF28F3"/>
     <w:multiLevelType w:val="hybridMultilevel"/>
     <w:tmpl w:val="FC3A054A"/>
@@ -27404,7 +28019,7 @@
       </w:pPr>
     </w:lvl>
   </w:abstractNum>
-  <w:abstractNum w:abstractNumId="41" w15:restartNumberingAfterBreak="0">
+  <w:abstractNum w:abstractNumId="42" w15:restartNumberingAfterBreak="0">
     <w:nsid w:val="72904C79"/>
     <w:multiLevelType w:val="hybridMultilevel"/>
     <w:tmpl w:val="EB328896"/>
@@ -27544,7 +28159,7 @@
       </w:rPr>
     </w:lvl>
   </w:abstractNum>
-  <w:abstractNum w:abstractNumId="42" w15:restartNumberingAfterBreak="0">
+  <w:abstractNum w:abstractNumId="43" w15:restartNumberingAfterBreak="0">
     <w:nsid w:val="78BC1C42"/>
     <w:multiLevelType w:val="hybridMultilevel"/>
     <w:tmpl w:val="0D64F25A"/>
@@ -27660,7 +28275,7 @@
       </w:pPr>
     </w:lvl>
   </w:abstractNum>
-  <w:abstractNum w:abstractNumId="43" w15:restartNumberingAfterBreak="0">
+  <w:abstractNum w:abstractNumId="44" w15:restartNumberingAfterBreak="0">
     <w:nsid w:val="7ACC392C"/>
     <w:multiLevelType w:val="hybridMultilevel"/>
     <w:tmpl w:val="F282F7F0"/>
@@ -27800,7 +28415,7 @@
       </w:rPr>
     </w:lvl>
   </w:abstractNum>
-  <w:abstractNum w:abstractNumId="44" w15:restartNumberingAfterBreak="0">
+  <w:abstractNum w:abstractNumId="45" w15:restartNumberingAfterBreak="0">
     <w:nsid w:val="7CD54937"/>
     <w:multiLevelType w:val="hybridMultilevel"/>
     <w:tmpl w:val="1AB0305A"/>
@@ -27941,160 +28556,163 @@
     </w:lvl>
   </w:abstractNum>
   <w:num w:numId="1" w16cid:durableId="660158848">
+    <w:abstractNumId w:val="32"/>
+  </w:num>
+  <w:num w:numId="2" w16cid:durableId="895436243">
+    <w:abstractNumId w:val="11"/>
+  </w:num>
+  <w:num w:numId="3" w16cid:durableId="1216355192">
+    <w:abstractNumId w:val="23"/>
+  </w:num>
+  <w:num w:numId="4" w16cid:durableId="1870603404">
+    <w:abstractNumId w:val="6"/>
+  </w:num>
+  <w:num w:numId="5" w16cid:durableId="798836380">
+    <w:abstractNumId w:val="13"/>
+  </w:num>
+  <w:num w:numId="6" w16cid:durableId="470484199">
+    <w:abstractNumId w:val="38"/>
+  </w:num>
+  <w:num w:numId="7" w16cid:durableId="547112661">
+    <w:abstractNumId w:val="24"/>
+  </w:num>
+  <w:num w:numId="8" w16cid:durableId="974678593">
+    <w:abstractNumId w:val="39"/>
+  </w:num>
+  <w:num w:numId="9" w16cid:durableId="1357342392">
+    <w:abstractNumId w:val="4"/>
+  </w:num>
+  <w:num w:numId="10" w16cid:durableId="1837915208">
+    <w:abstractNumId w:val="42"/>
+  </w:num>
+  <w:num w:numId="11" w16cid:durableId="240912661">
+    <w:abstractNumId w:val="44"/>
+  </w:num>
+  <w:num w:numId="12" w16cid:durableId="68235207">
+    <w:abstractNumId w:val="17"/>
+  </w:num>
+  <w:num w:numId="13" w16cid:durableId="1316101887">
+    <w:abstractNumId w:val="9"/>
+  </w:num>
+  <w:num w:numId="14" w16cid:durableId="629826896">
+    <w:abstractNumId w:val="45"/>
+  </w:num>
+  <w:num w:numId="15" w16cid:durableId="1650161364">
+    <w:abstractNumId w:val="18"/>
+  </w:num>
+  <w:num w:numId="16" w16cid:durableId="1834374535">
+    <w:abstractNumId w:val="32"/>
+  </w:num>
+  <w:num w:numId="17" w16cid:durableId="986594386">
+    <w:abstractNumId w:val="40"/>
+  </w:num>
+  <w:num w:numId="18" w16cid:durableId="1451123838">
+    <w:abstractNumId w:val="32"/>
+  </w:num>
+  <w:num w:numId="19" w16cid:durableId="952596576">
+    <w:abstractNumId w:val="32"/>
+  </w:num>
+  <w:num w:numId="20" w16cid:durableId="1997876962">
+    <w:abstractNumId w:val="32"/>
+  </w:num>
+  <w:num w:numId="21" w16cid:durableId="881290581">
+    <w:abstractNumId w:val="32"/>
+  </w:num>
+  <w:num w:numId="22" w16cid:durableId="183252743">
+    <w:abstractNumId w:val="32"/>
+  </w:num>
+  <w:num w:numId="23" w16cid:durableId="1091702211">
+    <w:abstractNumId w:val="36"/>
+  </w:num>
+  <w:num w:numId="24" w16cid:durableId="1058825710">
+    <w:abstractNumId w:val="32"/>
+  </w:num>
+  <w:num w:numId="25" w16cid:durableId="263848553">
+    <w:abstractNumId w:val="20"/>
+  </w:num>
+  <w:num w:numId="26" w16cid:durableId="352927653">
+    <w:abstractNumId w:val="28"/>
+  </w:num>
+  <w:num w:numId="27" w16cid:durableId="163056933">
+    <w:abstractNumId w:val="25"/>
+  </w:num>
+  <w:num w:numId="28" w16cid:durableId="1958488162">
+    <w:abstractNumId w:val="3"/>
+  </w:num>
+  <w:num w:numId="29" w16cid:durableId="1200750834">
+    <w:abstractNumId w:val="37"/>
+  </w:num>
+  <w:num w:numId="30" w16cid:durableId="878474148">
+    <w:abstractNumId w:val="2"/>
+  </w:num>
+  <w:num w:numId="31" w16cid:durableId="1052121181">
+    <w:abstractNumId w:val="43"/>
+  </w:num>
+  <w:num w:numId="32" w16cid:durableId="123934846">
+    <w:abstractNumId w:val="16"/>
+  </w:num>
+  <w:num w:numId="33" w16cid:durableId="736514810">
+    <w:abstractNumId w:val="15"/>
+  </w:num>
+  <w:num w:numId="34" w16cid:durableId="1405689097">
+    <w:abstractNumId w:val="19"/>
+  </w:num>
+  <w:num w:numId="35" w16cid:durableId="1684357490">
+    <w:abstractNumId w:val="21"/>
+  </w:num>
+  <w:num w:numId="36" w16cid:durableId="1716151851">
+    <w:abstractNumId w:val="5"/>
+  </w:num>
+  <w:num w:numId="37" w16cid:durableId="1654406479">
+    <w:abstractNumId w:val="29"/>
+  </w:num>
+  <w:num w:numId="38" w16cid:durableId="370107237">
+    <w:abstractNumId w:val="8"/>
+  </w:num>
+  <w:num w:numId="39" w16cid:durableId="1416901427">
+    <w:abstractNumId w:val="34"/>
+  </w:num>
+  <w:num w:numId="40" w16cid:durableId="612828088">
+    <w:abstractNumId w:val="10"/>
+  </w:num>
+  <w:num w:numId="41" w16cid:durableId="290092645">
+    <w:abstractNumId w:val="33"/>
+  </w:num>
+  <w:num w:numId="42" w16cid:durableId="212087987">
+    <w:abstractNumId w:val="35"/>
+  </w:num>
+  <w:num w:numId="43" w16cid:durableId="543250969">
+    <w:abstractNumId w:val="22"/>
+  </w:num>
+  <w:num w:numId="44" w16cid:durableId="1139155880">
+    <w:abstractNumId w:val="26"/>
+  </w:num>
+  <w:num w:numId="45" w16cid:durableId="1066421158">
+    <w:abstractNumId w:val="41"/>
+  </w:num>
+  <w:num w:numId="46" w16cid:durableId="1759910537">
+    <w:abstractNumId w:val="7"/>
+  </w:num>
+  <w:num w:numId="47" w16cid:durableId="2046253790">
     <w:abstractNumId w:val="31"/>
   </w:num>
-  <w:num w:numId="2" w16cid:durableId="895436243">
-    <w:abstractNumId w:val="10"/>
+  <w:num w:numId="48" w16cid:durableId="808547810">
+    <w:abstractNumId w:val="27"/>
   </w:num>
-  <w:num w:numId="3" w16cid:durableId="1216355192">
-    <w:abstractNumId w:val="22"/>
-  </w:num>
-  <w:num w:numId="4" w16cid:durableId="1870603404">
-    <w:abstractNumId w:val="5"/>
-  </w:num>
-  <w:num w:numId="5" w16cid:durableId="798836380">
+  <w:num w:numId="49" w16cid:durableId="1782648702">
     <w:abstractNumId w:val="12"/>
   </w:num>
-  <w:num w:numId="6" w16cid:durableId="470484199">
-    <w:abstractNumId w:val="37"/>
-  </w:num>
-  <w:num w:numId="7" w16cid:durableId="547112661">
-    <w:abstractNumId w:val="23"/>
-  </w:num>
-  <w:num w:numId="8" w16cid:durableId="974678593">
-    <w:abstractNumId w:val="38"/>
-  </w:num>
-  <w:num w:numId="9" w16cid:durableId="1357342392">
-    <w:abstractNumId w:val="3"/>
-  </w:num>
-  <w:num w:numId="10" w16cid:durableId="1837915208">
-    <w:abstractNumId w:val="41"/>
-  </w:num>
-  <w:num w:numId="11" w16cid:durableId="240912661">
-    <w:abstractNumId w:val="43"/>
-  </w:num>
-  <w:num w:numId="12" w16cid:durableId="68235207">
-    <w:abstractNumId w:val="16"/>
-  </w:num>
-  <w:num w:numId="13" w16cid:durableId="1316101887">
-    <w:abstractNumId w:val="8"/>
-  </w:num>
-  <w:num w:numId="14" w16cid:durableId="629826896">
-    <w:abstractNumId w:val="44"/>
-  </w:num>
-  <w:num w:numId="15" w16cid:durableId="1650161364">
-    <w:abstractNumId w:val="17"/>
-  </w:num>
-  <w:num w:numId="16" w16cid:durableId="1834374535">
-    <w:abstractNumId w:val="31"/>
-  </w:num>
-  <w:num w:numId="17" w16cid:durableId="986594386">
-    <w:abstractNumId w:val="39"/>
-  </w:num>
-  <w:num w:numId="18" w16cid:durableId="1451123838">
-    <w:abstractNumId w:val="31"/>
-  </w:num>
-  <w:num w:numId="19" w16cid:durableId="952596576">
-    <w:abstractNumId w:val="31"/>
-  </w:num>
-  <w:num w:numId="20" w16cid:durableId="1997876962">
-    <w:abstractNumId w:val="31"/>
-  </w:num>
-  <w:num w:numId="21" w16cid:durableId="881290581">
-    <w:abstractNumId w:val="31"/>
-  </w:num>
-  <w:num w:numId="22" w16cid:durableId="183252743">
-    <w:abstractNumId w:val="31"/>
-  </w:num>
-  <w:num w:numId="23" w16cid:durableId="1091702211">
-    <w:abstractNumId w:val="35"/>
-  </w:num>
-  <w:num w:numId="24" w16cid:durableId="1058825710">
-    <w:abstractNumId w:val="31"/>
-  </w:num>
-  <w:num w:numId="25" w16cid:durableId="263848553">
-    <w:abstractNumId w:val="19"/>
-  </w:num>
-  <w:num w:numId="26" w16cid:durableId="352927653">
-    <w:abstractNumId w:val="27"/>
-  </w:num>
-  <w:num w:numId="27" w16cid:durableId="163056933">
-    <w:abstractNumId w:val="24"/>
-  </w:num>
-  <w:num w:numId="28" w16cid:durableId="1958488162">
-    <w:abstractNumId w:val="2"/>
-  </w:num>
-  <w:num w:numId="29" w16cid:durableId="1200750834">
-    <w:abstractNumId w:val="36"/>
-  </w:num>
-  <w:num w:numId="30" w16cid:durableId="878474148">
+  <w:num w:numId="50" w16cid:durableId="1265113177">
     <w:abstractNumId w:val="1"/>
   </w:num>
-  <w:num w:numId="31" w16cid:durableId="1052121181">
-    <w:abstractNumId w:val="42"/>
-  </w:num>
-  <w:num w:numId="32" w16cid:durableId="123934846">
-    <w:abstractNumId w:val="15"/>
-  </w:num>
-  <w:num w:numId="33" w16cid:durableId="736514810">
+  <w:num w:numId="51" w16cid:durableId="1054693368">
     <w:abstractNumId w:val="14"/>
   </w:num>
-  <w:num w:numId="34" w16cid:durableId="1405689097">
-    <w:abstractNumId w:val="18"/>
-  </w:num>
-  <w:num w:numId="35" w16cid:durableId="1684357490">
-    <w:abstractNumId w:val="20"/>
-  </w:num>
-  <w:num w:numId="36" w16cid:durableId="1716151851">
-    <w:abstractNumId w:val="4"/>
-  </w:num>
-  <w:num w:numId="37" w16cid:durableId="1654406479">
-    <w:abstractNumId w:val="28"/>
-  </w:num>
-  <w:num w:numId="38" w16cid:durableId="370107237">
-    <w:abstractNumId w:val="7"/>
-  </w:num>
-  <w:num w:numId="39" w16cid:durableId="1416901427">
-    <w:abstractNumId w:val="33"/>
-  </w:num>
-  <w:num w:numId="40" w16cid:durableId="612828088">
-    <w:abstractNumId w:val="9"/>
-  </w:num>
-  <w:num w:numId="41" w16cid:durableId="290092645">
-    <w:abstractNumId w:val="32"/>
-  </w:num>
-  <w:num w:numId="42" w16cid:durableId="212087987">
-    <w:abstractNumId w:val="34"/>
-  </w:num>
-  <w:num w:numId="43" w16cid:durableId="543250969">
-    <w:abstractNumId w:val="21"/>
-  </w:num>
-  <w:num w:numId="44" w16cid:durableId="1139155880">
-    <w:abstractNumId w:val="25"/>
-  </w:num>
-  <w:num w:numId="45" w16cid:durableId="1066421158">
-    <w:abstractNumId w:val="40"/>
-  </w:num>
-  <w:num w:numId="46" w16cid:durableId="1759910537">
-    <w:abstractNumId w:val="6"/>
-  </w:num>
-  <w:num w:numId="47" w16cid:durableId="2046253790">
+  <w:num w:numId="52" w16cid:durableId="1132409198">
     <w:abstractNumId w:val="30"/>
   </w:num>
-  <w:num w:numId="48" w16cid:durableId="808547810">
-    <w:abstractNumId w:val="26"/>
-  </w:num>
-  <w:num w:numId="49" w16cid:durableId="1782648702">
-    <w:abstractNumId w:val="11"/>
-  </w:num>
-  <w:num w:numId="50" w16cid:durableId="1265113177">
+  <w:num w:numId="53" w16cid:durableId="2109302023">
     <w:abstractNumId w:val="0"/>
-  </w:num>
-  <w:num w:numId="51" w16cid:durableId="1054693368">
-    <w:abstractNumId w:val="13"/>
-  </w:num>
-  <w:num w:numId="52" w16cid:durableId="1132409198">
-    <w:abstractNumId w:val="29"/>
   </w:num>
   <w:numIdMacAtCleanup w:val="14"/>
 </w:numbering>
@@ -29086,6 +29704,30 @@
       <w:contextualSpacing/>
     </w:pPr>
   </w:style>
+  <w:style w:type="character" w:styleId="Menzionenonrisolta">
+    <w:name w:val="Unresolved Mention"/>
+    <w:basedOn w:val="Carpredefinitoparagrafo"/>
+    <w:uiPriority w:val="99"/>
+    <w:semiHidden/>
+    <w:unhideWhenUsed/>
+    <w:rsid w:val="002E76A9"/>
+    <w:rPr>
+      <w:color w:val="605E5C"/>
+      <w:shd w:val="clear" w:color="auto" w:fill="E1DFDD"/>
+    </w:rPr>
+  </w:style>
+  <w:style w:type="character" w:styleId="Collegamentovisitato">
+    <w:name w:val="FollowedHyperlink"/>
+    <w:basedOn w:val="Carpredefinitoparagrafo"/>
+    <w:uiPriority w:val="99"/>
+    <w:semiHidden/>
+    <w:unhideWhenUsed/>
+    <w:rsid w:val="00C8431B"/>
+    <w:rPr>
+      <w:color w:val="954F72" w:themeColor="followedHyperlink"/>
+      <w:u w:val="single"/>
+    </w:rPr>
+  </w:style>
 </w:styles>
 </file>
 

--- a/3_Documentazione/Agenda Intelligenze documentazione.docx
+++ b/3_Documentazione/Agenda Intelligenze documentazione.docx
@@ -8054,6 +8054,7 @@
     <w:p>
       <w:r>
         <w:rPr>
+          <w:noProof/>
           <w:lang w:val="de-CH"/>
         </w:rPr>
         <w:drawing>
@@ -8173,6 +8174,9 @@
     </w:p>
     <w:p>
       <w:r>
+        <w:rPr>
+          <w:noProof/>
+        </w:rPr>
         <w:drawing>
           <wp:inline distT="0" distB="0" distL="0" distR="0" wp14:anchorId="4F339EA6" wp14:editId="28099A7D">
             <wp:extent cx="6343187" cy="5200650"/>
@@ -8226,6 +8230,9 @@
         <w:t>Modifica di un evento</w:t>
       </w:r>
       <w:r>
+        <w:rPr>
+          <w:noProof/>
+        </w:rPr>
         <w:drawing>
           <wp:inline distT="0" distB="0" distL="0" distR="0" wp14:anchorId="5CEB5B60" wp14:editId="07FE0A8B">
             <wp:extent cx="6195966" cy="4876800"/>
@@ -8280,6 +8287,7 @@
         <w:rPr>
           <w:b/>
           <w:bCs/>
+          <w:noProof/>
         </w:rPr>
         <w:drawing>
           <wp:inline distT="0" distB="0" distL="0" distR="0" wp14:anchorId="5B99F697" wp14:editId="69947B7C">
@@ -8349,23 +8357,7 @@
             <w:b/>
             <w:bCs/>
           </w:rPr>
-          <w:t>..\7_Allegati\flusso</w:t>
-        </w:r>
-        <w:r>
-          <w:rPr>
-            <w:rStyle w:val="Collegamentoipertestuale"/>
-            <w:b/>
-            <w:bCs/>
-          </w:rPr>
-          <w:t>.</w:t>
-        </w:r>
-        <w:r>
-          <w:rPr>
-            <w:rStyle w:val="Collegamentoipertestuale"/>
-            <w:b/>
-            <w:bCs/>
-          </w:rPr>
-          <w:t>md</w:t>
+          <w:t>..\7_Allegati\flusso.md</w:t>
         </w:r>
       </w:hyperlink>
       <w:r>
@@ -8534,6 +8526,7 @@
       </w:pPr>
       <w:r>
         <w:rPr>
+          <w:noProof/>
           <w:lang w:val="it-IT"/>
         </w:rPr>
         <w:drawing>
@@ -8729,6 +8722,8 @@
     <w:p>
       <w:pPr>
         <w:rPr>
+          <w:b/>
+          <w:bCs/>
           <w:lang w:val="it-IT"/>
         </w:rPr>
       </w:pPr>
@@ -8737,6 +8732,13 @@
           <w:lang w:val="it-IT"/>
         </w:rPr>
         <w:br/>
+      </w:r>
+      <w:r>
+        <w:rPr>
+          <w:b/>
+          <w:bCs/>
+          <w:lang w:val="it-IT"/>
+        </w:rPr>
         <w:t>Nel mentre che viene generato il progetto, modificare l’installazione/scaricare VS community 2022</w:t>
       </w:r>
     </w:p>
@@ -8815,10 +8817,7 @@
         <w:pStyle w:val="Titolo2"/>
       </w:pPr>
       <w:r>
-        <w:t>Orga</w:t>
-      </w:r>
-      <w:r>
-        <w:t>nizzazione cartella</w:t>
+        <w:t>Organizzazione cartella</w:t>
       </w:r>
     </w:p>
     <w:p>
@@ -20003,7 +20002,7 @@
         <w:noProof/>
         <w:sz w:val="20"/>
       </w:rPr>
-      <w:t>09.10.2026</w:t>
+      <w:t>16.10.2026</w:t>
     </w:r>
     <w:r>
       <w:rPr>
@@ -20231,7 +20230,7 @@
         <w:noProof/>
         <w:sz w:val="20"/>
       </w:rPr>
-      <w:t>09.10.2026</w:t>
+      <w:t>16.10.2026</w:t>
     </w:r>
     <w:r>
       <w:rPr>
